--- a/视频/对照文本/12-文本.docx
+++ b/视频/对照文本/12-文本.docx
@@ -429,6 +429,18 @@
               </w:rPr>
               <w:t>，</w:t>
             </w:r>
+            <w:r>
+              <w:br/>
+            </w:r>
+            <w:r>
+              <w:rPr>
+                <w:rFonts w:ascii="Calibri" w:hAnsi="Calibri" w:eastAsia="微软雅黑"/>
+                <w:b/>
+                <w:color w:val="F472B6"/>
+                <w:sz w:val="21"/>
+              </w:rPr>
+              <w:t>（小口喝；抿）</w:t>
+            </w:r>
           </w:p>
         </w:tc>
       </w:tr>
@@ -689,7 +701,7 @@
                 <w:color w:val="AAC4B6"/>
                 <w:sz w:val="21"/>
               </w:rPr>
-              <w:t>各地数字不一，</w:t>
+              <w:t>虽然数据会因为地区不同而出现差异，</w:t>
             </w:r>
           </w:p>
         </w:tc>
@@ -1284,7 +1296,7 @@
                 <w:color w:val="F472B6"/>
                 <w:sz w:val="21"/>
               </w:rPr>
-              <w:t>周密</w:t>
+              <w:t>深入透彻</w:t>
             </w:r>
             <w:r>
               <w:rPr>
@@ -1293,7 +1305,7 @@
                 <w:color w:val="AAC4B6"/>
                 <w:sz w:val="21"/>
               </w:rPr>
-              <w:t xml:space="preserve"> </w:t>
+              <w:t>，又</w:t>
             </w:r>
             <w:r>
               <w:rPr>
@@ -1302,15 +1314,6 @@
                 <w:color w:val="AAC4B6"/>
                 <w:sz w:val="21"/>
               </w:rPr>
-              <w:t>又</w:t>
-            </w:r>
-            <w:r>
-              <w:rPr>
-                <w:rFonts w:ascii="Calibri" w:hAnsi="Calibri" w:eastAsia="微软雅黑"/>
-                <w:b w:val="0"/>
-                <w:color w:val="AAC4B6"/>
-                <w:sz w:val="21"/>
-              </w:rPr>
               <w:t xml:space="preserve"> </w:t>
             </w:r>
             <w:r>
@@ -1320,7 +1323,7 @@
                 <w:color w:val="BEF264"/>
                 <w:sz w:val="21"/>
               </w:rPr>
-              <w:t>广泛</w:t>
+              <w:t>覆盖面广</w:t>
             </w:r>
             <w:r>
               <w:rPr>
@@ -1335,6 +1338,24 @@
         </w:tc>
       </w:tr>
     </w:tbl>
+    <w:p>
+      <w:pPr>
+        <w:jc w:val="center"/>
+      </w:pPr>
+      <w:r>
+        <w:rPr>
+          <w:rFonts w:ascii="Calibri" w:hAnsi="Calibri" w:eastAsia="微软雅黑"/>
+          <w:b w:val="0"/>
+          <w:color w:val="AAC4B6"/>
+          <w:sz w:val="20"/>
+        </w:rPr>
+        <w:t>（@thorough 彻底的；完全的；深入的；细致的）</w:t>
+        <w:br/>
+        <w:t>（@extensive 常作形容词，表示范围广、规模大，或涉及的内容和数量很多，</w:t>
+        <w:br/>
+        <w:t>@extensive|可根据语境译为“广泛的、大量的、丰富的、全面的”。）</w:t>
+      </w:r>
+    </w:p>
     <w:p>
       <w:pPr>
         <w:spacing w:after="40"/>
@@ -2248,7 +2269,7 @@
                 <w:color w:val="AAC4B6"/>
                 <w:sz w:val="21"/>
               </w:rPr>
-              <w:t>让它拥有了能在盲测中胜出的</w:t>
+              <w:t>让它拥有了能（在盲测中）胜出的</w:t>
             </w:r>
             <w:r>
               <w:rPr>
@@ -2445,7 +2466,7 @@
                 <w:color w:val="F472B6"/>
                 <w:sz w:val="21"/>
               </w:rPr>
-              <w:t>调制饮品</w:t>
+              <w:t>调制（饮）品</w:t>
             </w:r>
           </w:p>
         </w:tc>
@@ -2659,7 +2680,16 @@
                 <w:color w:val="C4B5FD"/>
                 <w:sz w:val="21"/>
               </w:rPr>
-              <w:t>反弹</w:t>
+              <w:t>反噬</w:t>
+            </w:r>
+            <w:r>
+              <w:rPr>
+                <w:rFonts w:ascii="Calibri" w:hAnsi="Calibri" w:eastAsia="微软雅黑"/>
+                <w:b w:val="0"/>
+                <w:color w:val="AAC4B6"/>
+                <w:sz w:val="21"/>
+              </w:rPr>
+              <w:t>，</w:t>
             </w:r>
           </w:p>
         </w:tc>
@@ -2679,7 +2709,7 @@
                 <w:color w:val="AAC4B6"/>
                 <w:sz w:val="21"/>
               </w:rPr>
-              <w:t>是一次</w:t>
+              <w:t>是</w:t>
             </w:r>
             <w:r>
               <w:rPr>
@@ -2697,7 +2727,7 @@
                 <w:color w:val="FB923C"/>
                 <w:sz w:val="21"/>
               </w:rPr>
-              <w:t>草根的</w:t>
+              <w:t>来自基层民众的</w:t>
             </w:r>
             <w:r>
               <w:rPr>
@@ -2730,6 +2760,22 @@
         </w:tc>
       </w:tr>
     </w:tbl>
+    <w:p>
+      <w:pPr>
+        <w:jc w:val="center"/>
+      </w:pPr>
+      <w:r>
+        <w:rPr>
+          <w:rFonts w:ascii="Calibri" w:hAnsi="Calibri" w:eastAsia="微软雅黑"/>
+          <w:b w:val="0"/>
+          <w:color w:val="AAC4B6"/>
+          <w:sz w:val="20"/>
+        </w:rPr>
+        <w:t>（@backlash 针对某种行为、观点或变化</w:t>
+        <w:br/>
+        <w:t>@backlash|而出现的强烈反对或负面反应）</w:t>
+      </w:r>
+    </w:p>
     <w:p>
       <w:pPr>
         <w:spacing w:after="40"/>
@@ -2867,7 +2913,7 @@
                 <w:color w:val="AAC4B6"/>
                 <w:sz w:val="21"/>
               </w:rPr>
-              <w:t>的电话</w:t>
+              <w:t>来电</w:t>
             </w:r>
           </w:p>
         </w:tc>
@@ -2887,7 +2933,7 @@
                 <w:color w:val="AAC4B6"/>
                 <w:sz w:val="21"/>
               </w:rPr>
-              <w:t>从每天约400个增加到了约1,500个，</w:t>
+              <w:t>从每天约400通激增到约1,500通，</w:t>
             </w:r>
           </w:p>
         </w:tc>
@@ -2986,7 +3032,7 @@
                 <w:color w:val="AAC4B6"/>
                 <w:sz w:val="21"/>
               </w:rPr>
-              <w:t>几乎全是</w:t>
+              <w:t>几乎全都是</w:t>
             </w:r>
             <w:r>
               <w:rPr>
@@ -3004,7 +3050,7 @@
                 <w:color w:val="FBBF24"/>
                 <w:sz w:val="21"/>
               </w:rPr>
-              <w:t>愤怒的</w:t>
+              <w:t>暴怒的</w:t>
             </w:r>
             <w:r>
               <w:rPr>
@@ -3092,16 +3138,7 @@
                 <w:color w:val="F472B6"/>
                 <w:sz w:val="26"/>
               </w:rPr>
-              <w:t>Protest</w:t>
-            </w:r>
-            <w:r>
-              <w:rPr>
-                <w:rFonts w:ascii="Calibri" w:hAnsi="Calibri" w:eastAsia="微软雅黑"/>
-                <w:b w:val="0"/>
-                <w:color w:val="F0F7F2"/>
-                <w:sz w:val="26"/>
-              </w:rPr>
-              <w:t xml:space="preserve"> groups</w:t>
+              <w:t>Protest groups</w:t>
             </w:r>
           </w:p>
         </w:tc>
@@ -3161,25 +3198,7 @@
                 <w:color w:val="F472B6"/>
                 <w:sz w:val="21"/>
               </w:rPr>
-              <w:t>示威</w:t>
-            </w:r>
-            <w:r>
-              <w:rPr>
-                <w:rFonts w:ascii="Calibri" w:hAnsi="Calibri" w:eastAsia="微软雅黑"/>
-                <w:b w:val="0"/>
-                <w:color w:val="AAC4B6"/>
-                <w:sz w:val="21"/>
-              </w:rPr>
-              <w:t xml:space="preserve"> </w:t>
-            </w:r>
-            <w:r>
-              <w:rPr>
-                <w:rFonts w:ascii="Calibri" w:hAnsi="Calibri" w:eastAsia="微软雅黑"/>
-                <w:b w:val="0"/>
-                <w:color w:val="AAC4B6"/>
-                <w:sz w:val="21"/>
-              </w:rPr>
-              <w:t>团体</w:t>
+              <w:t>抗议团体</w:t>
             </w:r>
           </w:p>
         </w:tc>
@@ -3239,13 +3258,12 @@
         </w:tblBorders>
       </w:tblPr>
       <w:tblGrid>
-        <w:gridCol w:w="5270"/>
-        <w:gridCol w:w="5270"/>
+        <w:gridCol w:w="10540"/>
       </w:tblGrid>
       <w:tr>
         <w:tc>
           <w:tcPr>
-            <w:tcW w:type="dxa" w:w="5270"/>
+            <w:tcW w:type="dxa" w:w="10540"/>
           </w:tcPr>
           <w:p>
             <w:pPr>
@@ -3281,9 +3299,11 @@
             </w:r>
           </w:p>
         </w:tc>
+      </w:tr>
+      <w:tr>
         <w:tc>
           <w:tcPr>
-            <w:tcW w:type="dxa" w:w="5270"/>
+            <w:tcW w:type="dxa" w:w="10540"/>
           </w:tcPr>
           <w:p>
             <w:pPr>
@@ -3294,6 +3314,83 @@
               <w:rPr>
                 <w:rFonts w:ascii="Calibri" w:hAnsi="Calibri" w:eastAsia="微软雅黑"/>
                 <w:b w:val="0"/>
+                <w:color w:val="AAC4B6"/>
+                <w:sz w:val="21"/>
+              </w:rPr>
+              <w:t>一些</w:t>
+            </w:r>
+            <w:r>
+              <w:rPr>
+                <w:rFonts w:ascii="Calibri" w:hAnsi="Calibri" w:eastAsia="微软雅黑"/>
+                <w:b w:val="0"/>
+                <w:color w:val="AAC4B6"/>
+                <w:sz w:val="21"/>
+              </w:rPr>
+              <w:t xml:space="preserve"> </w:t>
+            </w:r>
+            <w:r>
+              <w:rPr>
+                <w:rFonts w:ascii="Calibri" w:hAnsi="Calibri" w:eastAsia="微软雅黑"/>
+                <w:b/>
+                <w:color w:val="C4B5FD"/>
+                <w:sz w:val="21"/>
+              </w:rPr>
+              <w:t>忠实的</w:t>
+            </w:r>
+            <w:r>
+              <w:rPr>
+                <w:rFonts w:ascii="Calibri" w:hAnsi="Calibri" w:eastAsia="微软雅黑"/>
+                <w:b w:val="0"/>
+                <w:color w:val="AAC4B6"/>
+                <w:sz w:val="21"/>
+              </w:rPr>
+              <w:t xml:space="preserve"> </w:t>
+            </w:r>
+            <w:r>
+              <w:rPr>
+                <w:rFonts w:ascii="Calibri" w:hAnsi="Calibri" w:eastAsia="微软雅黑"/>
+                <w:b w:val="0"/>
+                <w:color w:val="AAC4B6"/>
+                <w:sz w:val="21"/>
+              </w:rPr>
+              <w:t>饮用者</w:t>
+            </w:r>
+          </w:p>
+        </w:tc>
+      </w:tr>
+    </w:tbl>
+    <w:tbl>
+      <w:tblPr>
+        <w:tblW w:type="auto" w:w="0"/>
+        <w:jc w:val="center"/>
+        <w:tblLayout w:type="autofit"/>
+        <w:tblLook w:firstColumn="1" w:firstRow="1" w:lastColumn="0" w:lastRow="0" w:noHBand="0" w:noVBand="1" w:val="04A0"/>
+        <w:tblBorders>
+          <w:top w:val="nil"/>
+          <w:left w:val="nil"/>
+          <w:bottom w:val="nil"/>
+          <w:right w:val="nil"/>
+          <w:insideH w:val="nil"/>
+          <w:insideV w:val="nil"/>
+        </w:tblBorders>
+      </w:tblPr>
+      <w:tblGrid>
+        <w:gridCol w:w="10540"/>
+      </w:tblGrid>
+      <w:tr>
+        <w:tc>
+          <w:tcPr>
+            <w:tcW w:type="dxa" w:w="10540"/>
+          </w:tcPr>
+          <w:p>
+            <w:pPr>
+              <w:spacing w:after="0"/>
+              <w:jc w:val="center"/>
+            </w:pPr>
+            <w:r>
+              <w:rPr>
+                <w:rFonts w:ascii="Calibri" w:hAnsi="Calibri" w:eastAsia="微软雅黑"/>
+                <w:b w:val="0"/>
                 <w:color w:val="F0F7F2"/>
                 <w:sz w:val="26"/>
               </w:rPr>
@@ -3305,63 +3402,7 @@
       <w:tr>
         <w:tc>
           <w:tcPr>
-            <w:tcW w:type="dxa" w:w="5270"/>
-          </w:tcPr>
-          <w:p>
-            <w:pPr>
-              <w:spacing w:after="0"/>
-              <w:jc w:val="center"/>
-            </w:pPr>
-            <w:r>
-              <w:rPr>
-                <w:rFonts w:ascii="Calibri" w:hAnsi="Calibri" w:eastAsia="微软雅黑"/>
-                <w:b w:val="0"/>
-                <w:color w:val="AAC4B6"/>
-                <w:sz w:val="21"/>
-              </w:rPr>
-              <w:t>一些</w:t>
-            </w:r>
-            <w:r>
-              <w:rPr>
-                <w:rFonts w:ascii="Calibri" w:hAnsi="Calibri" w:eastAsia="微软雅黑"/>
-                <w:b w:val="0"/>
-                <w:color w:val="AAC4B6"/>
-                <w:sz w:val="21"/>
-              </w:rPr>
-              <w:t xml:space="preserve"> </w:t>
-            </w:r>
-            <w:r>
-              <w:rPr>
-                <w:rFonts w:ascii="Calibri" w:hAnsi="Calibri" w:eastAsia="微软雅黑"/>
-                <w:b/>
-                <w:color w:val="C4B5FD"/>
-                <w:sz w:val="21"/>
-              </w:rPr>
-              <w:t>忠实的</w:t>
-            </w:r>
-            <w:r>
-              <w:rPr>
-                <w:rFonts w:ascii="Calibri" w:hAnsi="Calibri" w:eastAsia="微软雅黑"/>
-                <w:b w:val="0"/>
-                <w:color w:val="AAC4B6"/>
-                <w:sz w:val="21"/>
-              </w:rPr>
-              <w:t xml:space="preserve"> </w:t>
-            </w:r>
-            <w:r>
-              <w:rPr>
-                <w:rFonts w:ascii="Calibri" w:hAnsi="Calibri" w:eastAsia="微软雅黑"/>
-                <w:b w:val="0"/>
-                <w:color w:val="AAC4B6"/>
-                <w:sz w:val="21"/>
-              </w:rPr>
-              <w:t>饮用者</w:t>
-            </w:r>
-          </w:p>
-        </w:tc>
-        <w:tc>
-          <w:tcPr>
-            <w:tcW w:type="dxa" w:w="5270"/>
+            <w:tcW w:type="dxa" w:w="10540"/>
           </w:tcPr>
           <w:p>
             <w:pPr>
@@ -3805,6 +3846,20 @@
     </w:tbl>
     <w:p>
       <w:pPr>
+        <w:jc w:val="center"/>
+      </w:pPr>
+      <w:r>
+        <w:rPr>
+          <w:rFonts w:ascii="Calibri" w:hAnsi="Calibri" w:eastAsia="微软雅黑"/>
+          <w:b w:val="0"/>
+          <w:color w:val="AAC4B6"/>
+          <w:sz w:val="20"/>
+        </w:rPr>
+        <w:t>（@dismissal （法律上）驳回案件或指控）</w:t>
+      </w:r>
+    </w:p>
+    <w:p>
+      <w:pPr>
         <w:spacing w:after="40"/>
       </w:pPr>
     </w:p>
@@ -3845,7 +3900,16 @@
                 <w:color w:val="F0F7F2"/>
                 <w:sz w:val="26"/>
               </w:rPr>
-              <w:t>Pepsi's chief executive</w:t>
+              <w:t xml:space="preserve">Pepsi's </w:t>
+            </w:r>
+            <w:r>
+              <w:rPr>
+                <w:rFonts w:ascii="Calibri" w:hAnsi="Calibri" w:eastAsia="微软雅黑"/>
+                <w:b/>
+                <w:color w:val="FCA5A5"/>
+                <w:sz w:val="26"/>
+              </w:rPr>
+              <w:t>chief executive</w:t>
             </w:r>
           </w:p>
         </w:tc>
@@ -3871,7 +3935,7 @@
               <w:rPr>
                 <w:rFonts w:ascii="Calibri" w:hAnsi="Calibri" w:eastAsia="微软雅黑"/>
                 <w:b/>
-                <w:color w:val="FCA5A5"/>
+                <w:color w:val="FBBF24"/>
                 <w:sz w:val="26"/>
               </w:rPr>
               <w:t>employees</w:t>
@@ -3905,7 +3969,25 @@
                 <w:color w:val="AAC4B6"/>
                 <w:sz w:val="21"/>
               </w:rPr>
-              <w:t>百事可乐首席执行官</w:t>
+              <w:t>百事可乐</w:t>
+            </w:r>
+            <w:r>
+              <w:rPr>
+                <w:rFonts w:ascii="Calibri" w:hAnsi="Calibri" w:eastAsia="微软雅黑"/>
+                <w:b w:val="0"/>
+                <w:color w:val="AAC4B6"/>
+                <w:sz w:val="21"/>
+              </w:rPr>
+              <w:t xml:space="preserve"> </w:t>
+            </w:r>
+            <w:r>
+              <w:rPr>
+                <w:rFonts w:ascii="Calibri" w:hAnsi="Calibri" w:eastAsia="微软雅黑"/>
+                <w:b/>
+                <w:color w:val="FCA5A5"/>
+                <w:sz w:val="21"/>
+              </w:rPr>
+              <w:t>首席执行官</w:t>
             </w:r>
           </w:p>
         </w:tc>
@@ -3940,7 +4022,7 @@
               <w:rPr>
                 <w:rFonts w:ascii="Calibri" w:hAnsi="Calibri" w:eastAsia="微软雅黑"/>
                 <w:b/>
-                <w:color w:val="FCA5A5"/>
+                <w:color w:val="FBBF24"/>
                 <w:sz w:val="21"/>
               </w:rPr>
               <w:t>员工</w:t>
@@ -4029,7 +4111,7 @@
               <w:rPr>
                 <w:rFonts w:ascii="Calibri" w:hAnsi="Calibri" w:eastAsia="微软雅黑"/>
                 <w:b/>
-                <w:color w:val="FBBF24"/>
+                <w:color w:val="38BDF8"/>
                 <w:sz w:val="26"/>
               </w:rPr>
               <w:t>concession</w:t>
@@ -4098,7 +4180,7 @@
               <w:rPr>
                 <w:rFonts w:ascii="Calibri" w:hAnsi="Calibri" w:eastAsia="微软雅黑"/>
                 <w:b/>
-                <w:color w:val="FBBF24"/>
+                <w:color w:val="38BDF8"/>
                 <w:sz w:val="21"/>
               </w:rPr>
               <w:t>让步</w:t>
@@ -4128,6 +4210,16 @@
           <w:sz w:val="20"/>
         </w:rPr>
         <w:t>（treating…：现在分词短语作伴随状语；treat A as B：把A看作B）</w:t>
+        <w:br/>
+        <w:t>（这句话是在描写百事可乐CEO的“幸灾乐祸”和“疯狂嘲讽”。</w:t>
+        <w:br/>
+        <w:t>他的潜台词是：“哈哈，可口可乐你终于认怂了！</w:t>
+        <w:br/>
+        <w:t>你改回老配方，就等于承认了新可乐彻底失败，</w:t>
+        <w:br/>
+        <w:t>也就是变相承认了我们百事可乐更好喝！</w:t>
+        <w:br/>
+        <w:t>兄弟们，咱们赢了，放假一天！”）</w:t>
       </w:r>
     </w:p>
     <w:p>
@@ -4301,7 +4393,7 @@
               <w:rPr>
                 <w:rFonts w:ascii="Calibri" w:hAnsi="Calibri" w:eastAsia="微软雅黑"/>
                 <w:b/>
-                <w:color w:val="38BDF8"/>
+                <w:color w:val="F472B6"/>
                 <w:sz w:val="26"/>
               </w:rPr>
               <w:t>relaunched</w:t>
@@ -4370,7 +4462,7 @@
               <w:rPr>
                 <w:rFonts w:ascii="Calibri" w:hAnsi="Calibri" w:eastAsia="微软雅黑"/>
                 <w:b/>
-                <w:color w:val="38BDF8"/>
+                <w:color w:val="F472B6"/>
                 <w:sz w:val="21"/>
               </w:rPr>
               <w:t>重新上市了</w:t>
@@ -4435,7 +4527,7 @@
               <w:rPr>
                 <w:rFonts w:ascii="Calibri" w:hAnsi="Calibri" w:eastAsia="微软雅黑"/>
                 <w:b/>
-                <w:color w:val="F472B6"/>
+                <w:color w:val="BEF264"/>
                 <w:sz w:val="26"/>
               </w:rPr>
               <w:t>U-turn</w:t>
@@ -4464,7 +4556,7 @@
               <w:rPr>
                 <w:rFonts w:ascii="Calibri" w:hAnsi="Calibri" w:eastAsia="微软雅黑"/>
                 <w:b/>
-                <w:color w:val="BEF264"/>
+                <w:color w:val="C4B5FD"/>
                 <w:sz w:val="26"/>
               </w:rPr>
               <w:t>vindication</w:t>
@@ -4482,7 +4574,7 @@
               <w:rPr>
                 <w:rFonts w:ascii="Calibri" w:hAnsi="Calibri" w:eastAsia="微软雅黑"/>
                 <w:b/>
-                <w:color w:val="C4B5FD"/>
+                <w:color w:val="FB923C"/>
                 <w:sz w:val="26"/>
               </w:rPr>
               <w:t>loyalists</w:t>
@@ -4531,10 +4623,19 @@
               <w:rPr>
                 <w:rFonts w:ascii="Calibri" w:hAnsi="Calibri" w:eastAsia="微软雅黑"/>
                 <w:b/>
-                <w:color w:val="F472B6"/>
+                <w:color w:val="BEF264"/>
                 <w:sz w:val="21"/>
               </w:rPr>
-              <w:t>大转弯</w:t>
+              <w:t>180度大反转</w:t>
+            </w:r>
+            <w:r>
+              <w:rPr>
+                <w:rFonts w:ascii="Calibri" w:hAnsi="Calibri" w:eastAsia="微软雅黑"/>
+                <w:b w:val="0"/>
+                <w:color w:val="AAC4B6"/>
+                <w:sz w:val="21"/>
+              </w:rPr>
+              <w:t>，</w:t>
             </w:r>
           </w:p>
         </w:tc>
@@ -4550,11 +4651,20 @@
             <w:r>
               <w:rPr>
                 <w:rFonts w:ascii="Calibri" w:hAnsi="Calibri" w:eastAsia="微软雅黑"/>
+                <w:b/>
+                <w:color w:val="C4B5FD"/>
+                <w:sz w:val="21"/>
+              </w:rPr>
+              <w:t>证明了</w:t>
+            </w:r>
+            <w:r>
+              <w:rPr>
+                <w:rFonts w:ascii="Calibri" w:hAnsi="Calibri" w:eastAsia="微软雅黑"/>
                 <w:b w:val="0"/>
                 <w:color w:val="AAC4B6"/>
                 <w:sz w:val="21"/>
               </w:rPr>
-              <w:t>是对</w:t>
+              <w:t xml:space="preserve"> </w:t>
             </w:r>
             <w:r>
               <w:rPr>
@@ -4563,6 +4673,33 @@
                 <w:color w:val="AAC4B6"/>
                 <w:sz w:val="21"/>
               </w:rPr>
+              <w:t>这群</w:t>
+            </w:r>
+            <w:r>
+              <w:rPr>
+                <w:rFonts w:ascii="Calibri" w:hAnsi="Calibri" w:eastAsia="微软雅黑"/>
+                <w:b w:val="0"/>
+                <w:color w:val="AAC4B6"/>
+                <w:sz w:val="21"/>
+              </w:rPr>
+              <w:t xml:space="preserve"> </w:t>
+            </w:r>
+            <w:r>
+              <w:rPr>
+                <w:rFonts w:ascii="Calibri" w:hAnsi="Calibri" w:eastAsia="微软雅黑"/>
+                <w:b/>
+                <w:color w:val="FB923C"/>
+                <w:sz w:val="21"/>
+              </w:rPr>
+              <w:t>忠诚拥护者</w:t>
+            </w:r>
+            <w:r>
+              <w:rPr>
+                <w:rFonts w:ascii="Calibri" w:hAnsi="Calibri" w:eastAsia="微软雅黑"/>
+                <w:b w:val="0"/>
+                <w:color w:val="AAC4B6"/>
+                <w:sz w:val="21"/>
+              </w:rPr>
               <w:t xml:space="preserve"> </w:t>
             </w:r>
             <w:r>
@@ -4572,43 +4709,7 @@
                 <w:color w:val="C4B5FD"/>
                 <w:sz w:val="21"/>
               </w:rPr>
-              <w:t>拥趸</w:t>
-            </w:r>
-            <w:r>
-              <w:rPr>
-                <w:rFonts w:ascii="Calibri" w:hAnsi="Calibri" w:eastAsia="微软雅黑"/>
-                <w:b w:val="0"/>
-                <w:color w:val="AAC4B6"/>
-                <w:sz w:val="21"/>
-              </w:rPr>
-              <w:t xml:space="preserve"> </w:t>
-            </w:r>
-            <w:r>
-              <w:rPr>
-                <w:rFonts w:ascii="Calibri" w:hAnsi="Calibri" w:eastAsia="微软雅黑"/>
-                <w:b w:val="0"/>
-                <w:color w:val="AAC4B6"/>
-                <w:sz w:val="21"/>
-              </w:rPr>
-              <w:t>的一次</w:t>
-            </w:r>
-            <w:r>
-              <w:rPr>
-                <w:rFonts w:ascii="Calibri" w:hAnsi="Calibri" w:eastAsia="微软雅黑"/>
-                <w:b w:val="0"/>
-                <w:color w:val="AAC4B6"/>
-                <w:sz w:val="21"/>
-              </w:rPr>
-              <w:t xml:space="preserve"> </w:t>
-            </w:r>
-            <w:r>
-              <w:rPr>
-                <w:rFonts w:ascii="Calibri" w:hAnsi="Calibri" w:eastAsia="微软雅黑"/>
-                <w:b/>
-                <w:color w:val="BEF264"/>
-                <w:sz w:val="21"/>
-              </w:rPr>
-              <w:t>正名</w:t>
+              <w:t>是正确的</w:t>
             </w:r>
             <w:r>
               <w:rPr>
@@ -4696,7 +4797,7 @@
               <w:rPr>
                 <w:rFonts w:ascii="Calibri" w:hAnsi="Calibri" w:eastAsia="微软雅黑"/>
                 <w:b/>
-                <w:color w:val="FB923C"/>
+                <w:color w:val="5EEAD4"/>
                 <w:sz w:val="26"/>
               </w:rPr>
               <w:t>interrupted</w:t>
@@ -4734,7 +4835,7 @@
               <w:rPr>
                 <w:rFonts w:ascii="Calibri" w:hAnsi="Calibri" w:eastAsia="微软雅黑"/>
                 <w:b/>
-                <w:color w:val="5EEAD4"/>
+                <w:color w:val="FCA5A5"/>
                 <w:sz w:val="26"/>
               </w:rPr>
               <w:t>broadcast</w:t>
@@ -4752,7 +4853,7 @@
               <w:rPr>
                 <w:rFonts w:ascii="Calibri" w:hAnsi="Calibri" w:eastAsia="微软雅黑"/>
                 <w:b/>
-                <w:color w:val="FCA5A5"/>
+                <w:color w:val="FBBF24"/>
                 <w:sz w:val="26"/>
               </w:rPr>
               <w:t>comeback</w:t>
@@ -4803,7 +4904,7 @@
               <w:rPr>
                 <w:rFonts w:ascii="Calibri" w:hAnsi="Calibri" w:eastAsia="微软雅黑"/>
                 <w:b/>
-                <w:color w:val="FB923C"/>
+                <w:color w:val="5EEAD4"/>
                 <w:sz w:val="21"/>
               </w:rPr>
               <w:t>中断了</w:t>
@@ -4841,7 +4942,7 @@
               <w:rPr>
                 <w:rFonts w:ascii="Calibri" w:hAnsi="Calibri" w:eastAsia="微软雅黑"/>
                 <w:b/>
-                <w:color w:val="5EEAD4"/>
+                <w:color w:val="FCA5A5"/>
                 <w:sz w:val="21"/>
               </w:rPr>
               <w:t>播出</w:t>
@@ -4877,7 +4978,7 @@
               <w:rPr>
                 <w:rFonts w:ascii="Calibri" w:hAnsi="Calibri" w:eastAsia="微软雅黑"/>
                 <w:b/>
-                <w:color w:val="FCA5A5"/>
+                <w:color w:val="FBBF24"/>
                 <w:sz w:val="21"/>
               </w:rPr>
               <w:t>回归</w:t>
@@ -4939,16 +5040,16 @@
                 <w:color w:val="F0F7F2"/>
                 <w:sz w:val="26"/>
               </w:rPr>
-              <w:t xml:space="preserve">which led two network news </w:t>
+              <w:t xml:space="preserve">which led two network </w:t>
             </w:r>
             <w:r>
               <w:rPr>
                 <w:rFonts w:ascii="Calibri" w:hAnsi="Calibri" w:eastAsia="微软雅黑"/>
                 <w:b/>
-                <w:color w:val="FBBF24"/>
+                <w:color w:val="38BDF8"/>
                 <w:sz w:val="26"/>
               </w:rPr>
-              <w:t>bulletins</w:t>
+              <w:t>news bulletins</w:t>
             </w:r>
             <w:r>
               <w:rPr>
@@ -4979,7 +5080,7 @@
                 <w:color w:val="AAC4B6"/>
                 <w:sz w:val="21"/>
               </w:rPr>
-              <w:t>这条消息还成了两大电视网新闻</w:t>
+              <w:t>此事还领衔了两大电视网的</w:t>
             </w:r>
             <w:r>
               <w:rPr>
@@ -4994,10 +5095,10 @@
               <w:rPr>
                 <w:rFonts w:ascii="Calibri" w:hAnsi="Calibri" w:eastAsia="微软雅黑"/>
                 <w:b/>
-                <w:color w:val="FBBF24"/>
+                <w:color w:val="38BDF8"/>
                 <w:sz w:val="21"/>
               </w:rPr>
-              <w:t>简报</w:t>
+              <w:t>新闻快报</w:t>
             </w:r>
             <w:r>
               <w:rPr>
@@ -5006,16 +5107,7 @@
                 <w:color w:val="AAC4B6"/>
                 <w:sz w:val="21"/>
               </w:rPr>
-              <w:t xml:space="preserve"> </w:t>
-            </w:r>
-            <w:r>
-              <w:rPr>
-                <w:rFonts w:ascii="Calibri" w:hAnsi="Calibri" w:eastAsia="微软雅黑"/>
-                <w:b w:val="0"/>
-                <w:color w:val="AAC4B6"/>
-                <w:sz w:val="21"/>
-              </w:rPr>
-              <w:t>的头条。</w:t>
+              <w:t>。</w:t>
             </w:r>
           </w:p>
         </w:tc>
@@ -5032,7 +5124,9 @@
           <w:color w:val="AAC4B6"/>
           <w:sz w:val="20"/>
         </w:rPr>
-        <w:t>（which：非限制性定语从句，指这条消息；lead：在……中居首位，这里指成为头条）</w:t>
+        <w:t>（which：非限制性定语从句，指这条消息；</w:t>
+        <w:br/>
+        <w:t>lead：在……中居首位，这里指成为头条）</w:t>
       </w:r>
     </w:p>
     <w:p>
@@ -5104,7 +5198,7 @@
               <w:rPr>
                 <w:rFonts w:ascii="Calibri" w:hAnsi="Calibri" w:eastAsia="微软雅黑"/>
                 <w:b/>
-                <w:color w:val="38BDF8"/>
+                <w:color w:val="F472B6"/>
                 <w:sz w:val="26"/>
               </w:rPr>
               <w:t>misjudged</w:t>
@@ -5166,7 +5260,7 @@
               <w:rPr>
                 <w:rFonts w:ascii="Calibri" w:hAnsi="Calibri" w:eastAsia="微软雅黑"/>
                 <w:b/>
-                <w:color w:val="38BDF8"/>
+                <w:color w:val="F472B6"/>
                 <w:sz w:val="21"/>
               </w:rPr>
               <w:t>误判了</w:t>
@@ -5241,7 +5335,7 @@
               <w:rPr>
                 <w:rFonts w:ascii="Calibri" w:hAnsi="Calibri" w:eastAsia="微软雅黑"/>
                 <w:b/>
-                <w:color w:val="F472B6"/>
+                <w:color w:val="BEF264"/>
                 <w:sz w:val="26"/>
               </w:rPr>
               <w:t>mouthful</w:t>
@@ -5290,7 +5384,7 @@
               <w:rPr>
                 <w:rFonts w:ascii="Calibri" w:hAnsi="Calibri" w:eastAsia="微软雅黑"/>
                 <w:b/>
-                <w:color w:val="F472B6"/>
+                <w:color w:val="BEF264"/>
                 <w:sz w:val="21"/>
               </w:rPr>
               <w:t>一小口</w:t>
@@ -5358,7 +5452,7 @@
               <w:rPr>
                 <w:rFonts w:ascii="Calibri" w:hAnsi="Calibri" w:eastAsia="微软雅黑"/>
                 <w:b/>
-                <w:color w:val="BEF264"/>
+                <w:color w:val="C4B5FD"/>
                 <w:sz w:val="26"/>
               </w:rPr>
               <w:t>emotional</w:t>
@@ -5376,7 +5470,7 @@
               <w:rPr>
                 <w:rFonts w:ascii="Calibri" w:hAnsi="Calibri" w:eastAsia="微软雅黑"/>
                 <w:b/>
-                <w:color w:val="C4B5FD"/>
+                <w:color w:val="FB923C"/>
                 <w:sz w:val="26"/>
               </w:rPr>
               <w:t>attachment</w:t>
@@ -5394,7 +5488,7 @@
               <w:rPr>
                 <w:rFonts w:ascii="Calibri" w:hAnsi="Calibri" w:eastAsia="微软雅黑"/>
                 <w:b/>
-                <w:color w:val="FB923C"/>
+                <w:color w:val="5EEAD4"/>
                 <w:sz w:val="26"/>
               </w:rPr>
               <w:t>familiarity</w:t>
@@ -5443,7 +5537,7 @@
               <w:rPr>
                 <w:rFonts w:ascii="Calibri" w:hAnsi="Calibri" w:eastAsia="微软雅黑"/>
                 <w:b/>
-                <w:color w:val="FB923C"/>
+                <w:color w:val="5EEAD4"/>
                 <w:sz w:val="21"/>
               </w:rPr>
               <w:t>熟悉</w:t>
@@ -5479,7 +5573,7 @@
               <w:rPr>
                 <w:rFonts w:ascii="Calibri" w:hAnsi="Calibri" w:eastAsia="微软雅黑"/>
                 <w:b/>
-                <w:color w:val="BEF264"/>
+                <w:color w:val="C4B5FD"/>
                 <w:sz w:val="21"/>
               </w:rPr>
               <w:t>情感</w:t>
@@ -5497,7 +5591,7 @@
               <w:rPr>
                 <w:rFonts w:ascii="Calibri" w:hAnsi="Calibri" w:eastAsia="微软雅黑"/>
                 <w:b/>
-                <w:color w:val="C4B5FD"/>
+                <w:color w:val="FB923C"/>
                 <w:sz w:val="21"/>
               </w:rPr>
               <w:t>依恋</w:t>
@@ -5526,7 +5620,9 @@
           <w:color w:val="AAC4B6"/>
           <w:sz w:val="20"/>
         </w:rPr>
-        <w:t>（that…：定语从句，修饰 attachment；nearly a century of familiarity：近一个世纪的熟悉）</w:t>
+        <w:t>（that…：定语从句，修饰 attachment；</w:t>
+        <w:br/>
+        <w:t>nearly a century of familiarity：近一个世纪的熟悉）</w:t>
       </w:r>
     </w:p>
     <w:p>
@@ -5617,7 +5713,7 @@
               <w:rPr>
                 <w:rFonts w:ascii="Calibri" w:hAnsi="Calibri" w:eastAsia="微软雅黑"/>
                 <w:b/>
-                <w:color w:val="5EEAD4"/>
+                <w:color w:val="FCA5A5"/>
                 <w:sz w:val="26"/>
               </w:rPr>
               <w:t>nostalgia</w:t>
@@ -5635,7 +5731,7 @@
               <w:rPr>
                 <w:rFonts w:ascii="Calibri" w:hAnsi="Calibri" w:eastAsia="微软雅黑"/>
                 <w:b/>
-                <w:color w:val="FCA5A5"/>
+                <w:color w:val="FBBF24"/>
                 <w:sz w:val="26"/>
               </w:rPr>
               <w:t>heritage</w:t>
@@ -5724,7 +5820,7 @@
               <w:rPr>
                 <w:rFonts w:ascii="Calibri" w:hAnsi="Calibri" w:eastAsia="微软雅黑"/>
                 <w:b/>
-                <w:color w:val="5EEAD4"/>
+                <w:color w:val="FCA5A5"/>
                 <w:sz w:val="21"/>
               </w:rPr>
               <w:t>怀旧</w:t>
@@ -5760,7 +5856,7 @@
               <w:rPr>
                 <w:rFonts w:ascii="Calibri" w:hAnsi="Calibri" w:eastAsia="微软雅黑"/>
                 <w:b/>
-                <w:color w:val="FCA5A5"/>
+                <w:color w:val="FBBF24"/>
                 <w:sz w:val="21"/>
               </w:rPr>
               <w:t>传统</w:t>
@@ -5778,6 +5874,22 @@
         </w:tc>
       </w:tr>
     </w:tbl>
+    <w:p>
+      <w:pPr>
+        <w:jc w:val="center"/>
+      </w:pPr>
+      <w:r>
+        <w:rPr>
+          <w:rFonts w:ascii="Calibri" w:hAnsi="Calibri" w:eastAsia="微软雅黑"/>
+          <w:b w:val="0"/>
+          <w:color w:val="AAC4B6"/>
+          <w:sz w:val="20"/>
+        </w:rPr>
+        <w:t>（@nostalgia 对过去的人、事、时代或生活状态产生的带有感伤意味的向往与怀念。）</w:t>
+        <w:br/>
+        <w:t>（@heritage 指从前人或历史中继承下来、并传给后代的财产、传统、文化或身份特征。）</w:t>
+      </w:r>
+    </w:p>
     <w:p>
       <w:pPr>
         <w:spacing w:after="40"/>
@@ -5929,7 +6041,7 @@
               <w:rPr>
                 <w:rFonts w:ascii="Calibri" w:hAnsi="Calibri" w:eastAsia="微软雅黑"/>
                 <w:b/>
-                <w:color w:val="FBBF24"/>
+                <w:color w:val="38BDF8"/>
                 <w:sz w:val="26"/>
               </w:rPr>
               <w:t>quantify</w:t>
@@ -5958,7 +6070,7 @@
               <w:rPr>
                 <w:rFonts w:ascii="Calibri" w:hAnsi="Calibri" w:eastAsia="微软雅黑"/>
                 <w:b/>
-                <w:color w:val="38BDF8"/>
+                <w:color w:val="F472B6"/>
                 <w:sz w:val="26"/>
               </w:rPr>
               <w:t>fiercely</w:t>
@@ -5976,7 +6088,7 @@
               <w:rPr>
                 <w:rFonts w:ascii="Calibri" w:hAnsi="Calibri" w:eastAsia="微软雅黑"/>
                 <w:b/>
-                <w:color w:val="F472B6"/>
+                <w:color w:val="BEF264"/>
                 <w:sz w:val="26"/>
               </w:rPr>
               <w:t>loyal</w:t>
@@ -6025,7 +6137,7 @@
               <w:rPr>
                 <w:rFonts w:ascii="Calibri" w:hAnsi="Calibri" w:eastAsia="微软雅黑"/>
                 <w:b/>
-                <w:color w:val="FBBF24"/>
+                <w:color w:val="38BDF8"/>
                 <w:sz w:val="21"/>
               </w:rPr>
               <w:t>量化</w:t>
@@ -6063,10 +6175,10 @@
               <w:rPr>
                 <w:rFonts w:ascii="Calibri" w:hAnsi="Calibri" w:eastAsia="微软雅黑"/>
                 <w:b/>
-                <w:color w:val="38BDF8"/>
+                <w:color w:val="F472B6"/>
                 <w:sz w:val="21"/>
               </w:rPr>
-              <w:t>无比</w:t>
+              <w:t>极其</w:t>
             </w:r>
             <w:r>
               <w:rPr>
@@ -6081,7 +6193,7 @@
               <w:rPr>
                 <w:rFonts w:ascii="Calibri" w:hAnsi="Calibri" w:eastAsia="微软雅黑"/>
                 <w:b/>
-                <w:color w:val="F472B6"/>
+                <w:color w:val="BEF264"/>
                 <w:sz w:val="21"/>
               </w:rPr>
               <w:t>忠诚的</w:t>

--- a/视频/对照文本/12-文本.docx
+++ b/视频/对照文本/12-文本.docx
@@ -4217,6 +4217,8 @@
         <w:br/>
         <w:t>你改回老配方，就等于承认了新可乐彻底失败，</w:t>
         <w:br/>
+        <w:t>百事视角：你当初改老配方，就是因为你在盲测里输给了我，你怕我了。</w:t>
+        <w:br/>
         <w:t>也就是变相承认了我们百事可乐更好喝！</w:t>
         <w:br/>
         <w:t>兄弟们，咱们赢了，放假一天！”）</w:t>
@@ -4608,7 +4610,7 @@
                 <w:color w:val="AAC4B6"/>
                 <w:sz w:val="21"/>
               </w:rPr>
-              <w:t>这次</w:t>
+              <w:t>这种</w:t>
             </w:r>
             <w:r>
               <w:rPr>

--- a/视频/对照文本/12-文本.docx
+++ b/视频/对照文本/12-文本.docx
@@ -61,13 +61,14 @@
         </w:tblBorders>
       </w:tblPr>
       <w:tblGrid>
-        <w:gridCol w:w="5270"/>
-        <w:gridCol w:w="5270"/>
+        <w:gridCol w:w="3513"/>
+        <w:gridCol w:w="3513"/>
+        <w:gridCol w:w="3513"/>
       </w:tblGrid>
       <w:tr>
         <w:tc>
           <w:tcPr>
-            <w:tcW w:type="dxa" w:w="5270"/>
+            <w:tcW w:type="dxa" w:w="3513"/>
           </w:tcPr>
           <w:p>
             <w:pPr>
@@ -87,7 +88,7 @@
         </w:tc>
         <w:tc>
           <w:tcPr>
-            <w:tcW w:type="dxa" w:w="5270"/>
+            <w:tcW w:type="dxa" w:w="3513"/>
           </w:tcPr>
           <w:p>
             <w:pPr>
@@ -101,7 +102,27 @@
                 <w:color w:val="F0F7F2"/>
                 <w:sz w:val="26"/>
               </w:rPr>
-              <w:t xml:space="preserve">had set up </w:t>
+              <w:t>had</w:t>
+            </w:r>
+          </w:p>
+        </w:tc>
+        <w:tc>
+          <w:tcPr>
+            <w:tcW w:type="dxa" w:w="3513"/>
+          </w:tcPr>
+          <w:p>
+            <w:pPr>
+              <w:spacing w:after="0"/>
+              <w:jc w:val="center"/>
+            </w:pPr>
+            <w:r>
+              <w:rPr>
+                <w:rFonts w:ascii="Calibri" w:hAnsi="Calibri" w:eastAsia="微软雅黑"/>
+                <w:b w:val="0"/>
+                <w:color w:val="F0F7F2"/>
+                <w:sz w:val="26"/>
+              </w:rPr>
+              <w:t xml:space="preserve">set up </w:t>
             </w:r>
             <w:r>
               <w:rPr>
@@ -127,7 +148,7 @@
       <w:tr>
         <w:tc>
           <w:tcPr>
-            <w:tcW w:type="dxa" w:w="5270"/>
+            <w:tcW w:type="dxa" w:w="3513"/>
           </w:tcPr>
           <w:p>
             <w:pPr>
@@ -147,7 +168,7 @@
         </w:tc>
         <w:tc>
           <w:tcPr>
-            <w:tcW w:type="dxa" w:w="5270"/>
+            <w:tcW w:type="dxa" w:w="3513"/>
           </w:tcPr>
           <w:p>
             <w:pPr>
@@ -161,7 +182,27 @@
                 <w:color w:val="AAC4B6"/>
                 <w:sz w:val="21"/>
               </w:rPr>
-              <w:t>曾在全美各地的购物中心设置了</w:t>
+              <w:t>曾</w:t>
+            </w:r>
+          </w:p>
+        </w:tc>
+        <w:tc>
+          <w:tcPr>
+            <w:tcW w:type="dxa" w:w="3513"/>
+          </w:tcPr>
+          <w:p>
+            <w:pPr>
+              <w:spacing w:after="0"/>
+              <w:jc w:val="center"/>
+            </w:pPr>
+            <w:r>
+              <w:rPr>
+                <w:rFonts w:ascii="Calibri" w:hAnsi="Calibri" w:eastAsia="微软雅黑"/>
+                <w:b w:val="0"/>
+                <w:color w:val="AAC4B6"/>
+                <w:sz w:val="21"/>
+              </w:rPr>
+              <w:t>在全美各地的购物中心设置了</w:t>
             </w:r>
             <w:r>
               <w:rPr>
@@ -210,13 +251,17 @@
         </w:tblBorders>
       </w:tblPr>
       <w:tblGrid>
-        <w:gridCol w:w="5270"/>
-        <w:gridCol w:w="5270"/>
+        <w:gridCol w:w="1757"/>
+        <w:gridCol w:w="1757"/>
+        <w:gridCol w:w="1757"/>
+        <w:gridCol w:w="1757"/>
+        <w:gridCol w:w="1757"/>
+        <w:gridCol w:w="1757"/>
       </w:tblGrid>
       <w:tr>
         <w:tc>
           <w:tcPr>
-            <w:tcW w:type="dxa" w:w="5270"/>
+            <w:tcW w:type="dxa" w:w="1757"/>
           </w:tcPr>
           <w:p>
             <w:pPr>
@@ -230,22 +275,13 @@
                 <w:color w:val="F0F7F2"/>
                 <w:sz w:val="26"/>
               </w:rPr>
-              <w:t xml:space="preserve">inviting </w:t>
-            </w:r>
-            <w:r>
-              <w:rPr>
-                <w:rFonts w:ascii="Calibri" w:hAnsi="Calibri" w:eastAsia="微软雅黑"/>
-                <w:b/>
-                <w:color w:val="38BDF8"/>
-                <w:sz w:val="26"/>
-              </w:rPr>
-              <w:t>shoppers</w:t>
+              <w:t>inviting</w:t>
             </w:r>
           </w:p>
         </w:tc>
         <w:tc>
           <w:tcPr>
-            <w:tcW w:type="dxa" w:w="5270"/>
+            <w:tcW w:type="dxa" w:w="1757"/>
           </w:tcPr>
           <w:p>
             <w:pPr>
@@ -255,6 +291,26 @@
             <w:r>
               <w:rPr>
                 <w:rFonts w:ascii="Calibri" w:hAnsi="Calibri" w:eastAsia="微软雅黑"/>
+                <w:b/>
+                <w:color w:val="38BDF8"/>
+                <w:sz w:val="26"/>
+              </w:rPr>
+              <w:t>shoppers</w:t>
+            </w:r>
+          </w:p>
+        </w:tc>
+        <w:tc>
+          <w:tcPr>
+            <w:tcW w:type="dxa" w:w="1757"/>
+          </w:tcPr>
+          <w:p>
+            <w:pPr>
+              <w:spacing w:after="0"/>
+              <w:jc w:val="center"/>
+            </w:pPr>
+            <w:r>
+              <w:rPr>
+                <w:rFonts w:ascii="Calibri" w:hAnsi="Calibri" w:eastAsia="微软雅黑"/>
                 <w:b w:val="0"/>
                 <w:color w:val="F0F7F2"/>
                 <w:sz w:val="26"/>
@@ -270,6 +326,17 @@
               </w:rPr>
               <w:t>sip</w:t>
             </w:r>
+          </w:p>
+        </w:tc>
+        <w:tc>
+          <w:tcPr>
+            <w:tcW w:type="dxa" w:w="1757"/>
+          </w:tcPr>
+          <w:p>
+            <w:pPr>
+              <w:spacing w:after="0"/>
+              <w:jc w:val="center"/>
+            </w:pPr>
             <w:r>
               <w:rPr>
                 <w:rFonts w:ascii="Calibri" w:hAnsi="Calibri" w:eastAsia="微软雅黑"/>
@@ -277,8 +344,19 @@
                 <w:color w:val="F0F7F2"/>
                 <w:sz w:val="26"/>
               </w:rPr>
-              <w:t xml:space="preserve"> two </w:t>
-            </w:r>
+              <w:t>two</w:t>
+            </w:r>
+          </w:p>
+        </w:tc>
+        <w:tc>
+          <w:tcPr>
+            <w:tcW w:type="dxa" w:w="1757"/>
+          </w:tcPr>
+          <w:p>
+            <w:pPr>
+              <w:spacing w:after="0"/>
+              <w:jc w:val="center"/>
+            </w:pPr>
             <w:r>
               <w:rPr>
                 <w:rFonts w:ascii="Calibri" w:hAnsi="Calibri" w:eastAsia="微软雅黑"/>
@@ -288,15 +366,17 @@
               </w:rPr>
               <w:t>unmarked</w:t>
             </w:r>
-            <w:r>
-              <w:rPr>
-                <w:rFonts w:ascii="Calibri" w:hAnsi="Calibri" w:eastAsia="微软雅黑"/>
-                <w:b w:val="0"/>
-                <w:color w:val="F0F7F2"/>
-                <w:sz w:val="26"/>
-              </w:rPr>
-              <w:t xml:space="preserve"> </w:t>
-            </w:r>
+          </w:p>
+        </w:tc>
+        <w:tc>
+          <w:tcPr>
+            <w:tcW w:type="dxa" w:w="1757"/>
+          </w:tcPr>
+          <w:p>
+            <w:pPr>
+              <w:spacing w:after="0"/>
+              <w:jc w:val="center"/>
+            </w:pPr>
             <w:r>
               <w:rPr>
                 <w:rFonts w:ascii="Calibri" w:hAnsi="Calibri" w:eastAsia="微软雅黑"/>
@@ -312,7 +392,7 @@
       <w:tr>
         <w:tc>
           <w:tcPr>
-            <w:tcW w:type="dxa" w:w="5270"/>
+            <w:tcW w:type="dxa" w:w="1757"/>
           </w:tcPr>
           <w:p>
             <w:pPr>
@@ -328,29 +408,11 @@
               </w:rPr>
               <w:t>邀请</w:t>
             </w:r>
-            <w:r>
-              <w:rPr>
-                <w:rFonts w:ascii="Calibri" w:hAnsi="Calibri" w:eastAsia="微软雅黑"/>
-                <w:b w:val="0"/>
-                <w:color w:val="AAC4B6"/>
-                <w:sz w:val="21"/>
-              </w:rPr>
-              <w:t xml:space="preserve"> </w:t>
-            </w:r>
-            <w:r>
-              <w:rPr>
-                <w:rFonts w:ascii="Calibri" w:hAnsi="Calibri" w:eastAsia="微软雅黑"/>
-                <w:b/>
-                <w:color w:val="38BDF8"/>
-                <w:sz w:val="21"/>
-              </w:rPr>
-              <w:t>购物者</w:t>
-            </w:r>
           </w:p>
         </w:tc>
         <w:tc>
           <w:tcPr>
-            <w:tcW w:type="dxa" w:w="5270"/>
+            <w:tcW w:type="dxa" w:w="1757"/>
           </w:tcPr>
           <w:p>
             <w:pPr>
@@ -361,11 +423,42 @@
               <w:rPr>
                 <w:rFonts w:ascii="Calibri" w:hAnsi="Calibri" w:eastAsia="微软雅黑"/>
                 <w:b/>
+                <w:color w:val="38BDF8"/>
+                <w:sz w:val="21"/>
+              </w:rPr>
+              <w:t>购物者</w:t>
+            </w:r>
+          </w:p>
+        </w:tc>
+        <w:tc>
+          <w:tcPr>
+            <w:tcW w:type="dxa" w:w="1757"/>
+          </w:tcPr>
+          <w:p>
+            <w:pPr>
+              <w:spacing w:after="0"/>
+              <w:jc w:val="center"/>
+            </w:pPr>
+            <w:r>
+              <w:rPr>
+                <w:rFonts w:ascii="Calibri" w:hAnsi="Calibri" w:eastAsia="微软雅黑"/>
+                <w:b/>
                 <w:color w:val="F472B6"/>
                 <w:sz w:val="21"/>
               </w:rPr>
               <w:t>啜饮</w:t>
             </w:r>
+          </w:p>
+        </w:tc>
+        <w:tc>
+          <w:tcPr>
+            <w:tcW w:type="dxa" w:w="1757"/>
+          </w:tcPr>
+          <w:p>
+            <w:pPr>
+              <w:spacing w:after="0"/>
+              <w:jc w:val="center"/>
+            </w:pPr>
             <w:r>
               <w:rPr>
                 <w:rFonts w:ascii="Calibri" w:hAnsi="Calibri" w:eastAsia="微软雅黑"/>
@@ -373,26 +466,19 @@
                 <w:color w:val="AAC4B6"/>
                 <w:sz w:val="21"/>
               </w:rPr>
-              <w:t xml:space="preserve"> </w:t>
-            </w:r>
-            <w:r>
-              <w:rPr>
-                <w:rFonts w:ascii="Calibri" w:hAnsi="Calibri" w:eastAsia="微软雅黑"/>
-                <w:b w:val="0"/>
-                <w:color w:val="AAC4B6"/>
-                <w:sz w:val="21"/>
-              </w:rPr>
               <w:t>两种</w:t>
             </w:r>
-            <w:r>
-              <w:rPr>
-                <w:rFonts w:ascii="Calibri" w:hAnsi="Calibri" w:eastAsia="微软雅黑"/>
-                <w:b w:val="0"/>
-                <w:color w:val="AAC4B6"/>
-                <w:sz w:val="21"/>
-              </w:rPr>
-              <w:t xml:space="preserve"> </w:t>
-            </w:r>
+          </w:p>
+        </w:tc>
+        <w:tc>
+          <w:tcPr>
+            <w:tcW w:type="dxa" w:w="1757"/>
+          </w:tcPr>
+          <w:p>
+            <w:pPr>
+              <w:spacing w:after="0"/>
+              <w:jc w:val="center"/>
+            </w:pPr>
             <w:r>
               <w:rPr>
                 <w:rFonts w:ascii="Calibri" w:hAnsi="Calibri" w:eastAsia="微软雅黑"/>
@@ -402,15 +488,17 @@
               </w:rPr>
               <w:t>未标品牌的</w:t>
             </w:r>
-            <w:r>
-              <w:rPr>
-                <w:rFonts w:ascii="Calibri" w:hAnsi="Calibri" w:eastAsia="微软雅黑"/>
-                <w:b w:val="0"/>
-                <w:color w:val="AAC4B6"/>
-                <w:sz w:val="21"/>
-              </w:rPr>
-              <w:t xml:space="preserve"> </w:t>
-            </w:r>
+          </w:p>
+        </w:tc>
+        <w:tc>
+          <w:tcPr>
+            <w:tcW w:type="dxa" w:w="1757"/>
+          </w:tcPr>
+          <w:p>
+            <w:pPr>
+              <w:spacing w:after="0"/>
+              <w:jc w:val="center"/>
+            </w:pPr>
             <w:r>
               <w:rPr>
                 <w:rFonts w:ascii="Calibri" w:hAnsi="Calibri" w:eastAsia="微软雅黑"/>
@@ -461,12 +549,14 @@
         </w:tblBorders>
       </w:tblPr>
       <w:tblGrid>
-        <w:gridCol w:w="10540"/>
+        <w:gridCol w:w="3513"/>
+        <w:gridCol w:w="3513"/>
+        <w:gridCol w:w="3513"/>
       </w:tblGrid>
       <w:tr>
         <w:tc>
           <w:tcPr>
-            <w:tcW w:type="dxa" w:w="10540"/>
+            <w:tcW w:type="dxa" w:w="3513"/>
           </w:tcPr>
           <w:p>
             <w:pPr>
@@ -480,7 +570,47 @@
                 <w:color w:val="F0F7F2"/>
                 <w:sz w:val="26"/>
               </w:rPr>
-              <w:t xml:space="preserve">and state a </w:t>
+              <w:t>and</w:t>
+            </w:r>
+          </w:p>
+        </w:tc>
+        <w:tc>
+          <w:tcPr>
+            <w:tcW w:type="dxa" w:w="3513"/>
+          </w:tcPr>
+          <w:p>
+            <w:pPr>
+              <w:spacing w:after="0"/>
+              <w:jc w:val="center"/>
+            </w:pPr>
+            <w:r>
+              <w:rPr>
+                <w:rFonts w:ascii="Calibri" w:hAnsi="Calibri" w:eastAsia="微软雅黑"/>
+                <w:b w:val="0"/>
+                <w:color w:val="F0F7F2"/>
+                <w:sz w:val="26"/>
+              </w:rPr>
+              <w:t>state</w:t>
+            </w:r>
+          </w:p>
+        </w:tc>
+        <w:tc>
+          <w:tcPr>
+            <w:tcW w:type="dxa" w:w="3513"/>
+          </w:tcPr>
+          <w:p>
+            <w:pPr>
+              <w:spacing w:after="0"/>
+              <w:jc w:val="center"/>
+            </w:pPr>
+            <w:r>
+              <w:rPr>
+                <w:rFonts w:ascii="Calibri" w:hAnsi="Calibri" w:eastAsia="微软雅黑"/>
+                <w:b w:val="0"/>
+                <w:color w:val="F0F7F2"/>
+                <w:sz w:val="26"/>
+              </w:rPr>
+              <w:t xml:space="preserve">a </w:t>
             </w:r>
             <w:r>
               <w:rPr>
@@ -506,7 +636,7 @@
       <w:tr>
         <w:tc>
           <w:tcPr>
-            <w:tcW w:type="dxa" w:w="10540"/>
+            <w:tcW w:type="dxa" w:w="3513"/>
           </w:tcPr>
           <w:p>
             <w:pPr>
@@ -520,7 +650,47 @@
                 <w:color w:val="AAC4B6"/>
                 <w:sz w:val="21"/>
               </w:rPr>
-              <w:t>并说出自己的</w:t>
+              <w:t>并</w:t>
+            </w:r>
+          </w:p>
+        </w:tc>
+        <w:tc>
+          <w:tcPr>
+            <w:tcW w:type="dxa" w:w="3513"/>
+          </w:tcPr>
+          <w:p>
+            <w:pPr>
+              <w:spacing w:after="0"/>
+              <w:jc w:val="center"/>
+            </w:pPr>
+            <w:r>
+              <w:rPr>
+                <w:rFonts w:ascii="Calibri" w:hAnsi="Calibri" w:eastAsia="微软雅黑"/>
+                <w:b w:val="0"/>
+                <w:color w:val="AAC4B6"/>
+                <w:sz w:val="21"/>
+              </w:rPr>
+              <w:t>说出</w:t>
+            </w:r>
+          </w:p>
+        </w:tc>
+        <w:tc>
+          <w:tcPr>
+            <w:tcW w:type="dxa" w:w="3513"/>
+          </w:tcPr>
+          <w:p>
+            <w:pPr>
+              <w:spacing w:after="0"/>
+              <w:jc w:val="center"/>
+            </w:pPr>
+            <w:r>
+              <w:rPr>
+                <w:rFonts w:ascii="Calibri" w:hAnsi="Calibri" w:eastAsia="微软雅黑"/>
+                <w:b w:val="0"/>
+                <w:color w:val="AAC4B6"/>
+                <w:sz w:val="21"/>
+              </w:rPr>
+              <w:t>自己的</w:t>
             </w:r>
             <w:r>
               <w:rPr>
@@ -564,9 +734,270 @@
           <w:color w:val="AAC4B6"/>
           <w:sz w:val="20"/>
         </w:rPr>
-        <w:t>（inviting…：现在分词短语，补充说明设摊位的做法；invite sb to do：邀请某人做……）</w:t>
+        <w:t>（inviting…：现在分词短语，补充说明设摊位的做法；</w:t>
+        <w:br/>
+        <w:t>invite sb to do：邀请某人做……）</w:t>
       </w:r>
     </w:p>
+    <w:p>
+      <w:pPr>
+        <w:spacing w:after="40"/>
+      </w:pPr>
+    </w:p>
+    <w:tbl>
+      <w:tblPr>
+        <w:tblW w:type="auto" w:w="0"/>
+        <w:jc w:val="center"/>
+        <w:tblLayout w:type="autofit"/>
+        <w:tblLook w:firstColumn="1" w:firstRow="1" w:lastColumn="0" w:lastRow="0" w:noHBand="0" w:noVBand="1" w:val="04A0"/>
+        <w:tblBorders>
+          <w:top w:val="nil"/>
+          <w:left w:val="nil"/>
+          <w:bottom w:val="nil"/>
+          <w:right w:val="nil"/>
+          <w:insideH w:val="nil"/>
+          <w:insideV w:val="nil"/>
+        </w:tblBorders>
+      </w:tblPr>
+      <w:tblGrid>
+        <w:gridCol w:w="2108"/>
+        <w:gridCol w:w="2108"/>
+        <w:gridCol w:w="2108"/>
+        <w:gridCol w:w="2108"/>
+        <w:gridCol w:w="2108"/>
+      </w:tblGrid>
+      <w:tr>
+        <w:tc>
+          <w:tcPr>
+            <w:tcW w:type="dxa" w:w="2108"/>
+          </w:tcPr>
+          <w:p>
+            <w:pPr>
+              <w:spacing w:after="0"/>
+              <w:jc w:val="center"/>
+            </w:pPr>
+            <w:r>
+              <w:rPr>
+                <w:rFonts w:ascii="Calibri" w:hAnsi="Calibri" w:eastAsia="微软雅黑"/>
+                <w:b w:val="0"/>
+                <w:color w:val="F0F7F2"/>
+                <w:sz w:val="26"/>
+              </w:rPr>
+              <w:t>Figures</w:t>
+            </w:r>
+          </w:p>
+        </w:tc>
+        <w:tc>
+          <w:tcPr>
+            <w:tcW w:type="dxa" w:w="2108"/>
+          </w:tcPr>
+          <w:p>
+            <w:pPr>
+              <w:spacing w:after="0"/>
+              <w:jc w:val="center"/>
+            </w:pPr>
+            <w:r>
+              <w:rPr>
+                <w:rFonts w:ascii="Calibri" w:hAnsi="Calibri" w:eastAsia="微软雅黑"/>
+                <w:b w:val="0"/>
+                <w:color w:val="F0F7F2"/>
+                <w:sz w:val="26"/>
+              </w:rPr>
+              <w:t>varied by region,</w:t>
+            </w:r>
+          </w:p>
+        </w:tc>
+        <w:tc>
+          <w:tcPr>
+            <w:tcW w:type="dxa" w:w="2108"/>
+          </w:tcPr>
+          <w:p>
+            <w:pPr>
+              <w:spacing w:after="0"/>
+              <w:jc w:val="center"/>
+            </w:pPr>
+            <w:r>
+              <w:rPr>
+                <w:rFonts w:ascii="Calibri" w:hAnsi="Calibri" w:eastAsia="微软雅黑"/>
+                <w:b w:val="0"/>
+                <w:color w:val="F0F7F2"/>
+                <w:sz w:val="26"/>
+              </w:rPr>
+              <w:t xml:space="preserve">but </w:t>
+            </w:r>
+            <w:r>
+              <w:rPr>
+                <w:rFonts w:ascii="Calibri" w:hAnsi="Calibri" w:eastAsia="微软雅黑"/>
+                <w:b/>
+                <w:color w:val="5EEAD4"/>
+                <w:sz w:val="26"/>
+              </w:rPr>
+              <w:t>tasters</w:t>
+            </w:r>
+          </w:p>
+        </w:tc>
+        <w:tc>
+          <w:tcPr>
+            <w:tcW w:type="dxa" w:w="2108"/>
+          </w:tcPr>
+          <w:p>
+            <w:pPr>
+              <w:spacing w:after="0"/>
+              <w:jc w:val="center"/>
+            </w:pPr>
+            <w:r>
+              <w:rPr>
+                <w:rFonts w:ascii="Calibri" w:hAnsi="Calibri" w:eastAsia="微软雅黑"/>
+                <w:b w:val="0"/>
+                <w:color w:val="F0F7F2"/>
+                <w:sz w:val="26"/>
+              </w:rPr>
+              <w:t>generally</w:t>
+            </w:r>
+          </w:p>
+        </w:tc>
+        <w:tc>
+          <w:tcPr>
+            <w:tcW w:type="dxa" w:w="2108"/>
+          </w:tcPr>
+          <w:p>
+            <w:pPr>
+              <w:spacing w:after="0"/>
+              <w:jc w:val="center"/>
+            </w:pPr>
+            <w:r>
+              <w:rPr>
+                <w:rFonts w:ascii="Calibri" w:hAnsi="Calibri" w:eastAsia="微软雅黑"/>
+                <w:b w:val="0"/>
+                <w:color w:val="F0F7F2"/>
+                <w:sz w:val="26"/>
+              </w:rPr>
+              <w:t>picked Pepsi more often.</w:t>
+            </w:r>
+          </w:p>
+        </w:tc>
+      </w:tr>
+      <w:tr>
+        <w:tc>
+          <w:tcPr>
+            <w:tcW w:type="dxa" w:w="2108"/>
+          </w:tcPr>
+          <w:p>
+            <w:pPr>
+              <w:spacing w:after="0"/>
+              <w:jc w:val="center"/>
+            </w:pPr>
+            <w:r>
+              <w:rPr>
+                <w:rFonts w:ascii="Calibri" w:hAnsi="Calibri" w:eastAsia="微软雅黑"/>
+                <w:b w:val="0"/>
+                <w:color w:val="AAC4B6"/>
+                <w:sz w:val="21"/>
+              </w:rPr>
+              <w:t>虽然数据</w:t>
+            </w:r>
+          </w:p>
+        </w:tc>
+        <w:tc>
+          <w:tcPr>
+            <w:tcW w:type="dxa" w:w="2108"/>
+          </w:tcPr>
+          <w:p>
+            <w:pPr>
+              <w:spacing w:after="0"/>
+              <w:jc w:val="center"/>
+            </w:pPr>
+            <w:r>
+              <w:rPr>
+                <w:rFonts w:ascii="Calibri" w:hAnsi="Calibri" w:eastAsia="微软雅黑"/>
+                <w:b w:val="0"/>
+                <w:color w:val="AAC4B6"/>
+                <w:sz w:val="21"/>
+              </w:rPr>
+              <w:t>会因为地区不同而出现差异，</w:t>
+            </w:r>
+          </w:p>
+        </w:tc>
+        <w:tc>
+          <w:tcPr>
+            <w:tcW w:type="dxa" w:w="2108"/>
+          </w:tcPr>
+          <w:p>
+            <w:pPr>
+              <w:spacing w:after="0"/>
+              <w:jc w:val="center"/>
+            </w:pPr>
+            <w:r>
+              <w:rPr>
+                <w:rFonts w:ascii="Calibri" w:hAnsi="Calibri" w:eastAsia="微软雅黑"/>
+                <w:b w:val="0"/>
+                <w:color w:val="AAC4B6"/>
+                <w:sz w:val="21"/>
+              </w:rPr>
+              <w:t>但</w:t>
+            </w:r>
+            <w:r>
+              <w:rPr>
+                <w:rFonts w:ascii="Calibri" w:hAnsi="Calibri" w:eastAsia="微软雅黑"/>
+                <w:b w:val="0"/>
+                <w:color w:val="AAC4B6"/>
+                <w:sz w:val="21"/>
+              </w:rPr>
+              <w:t xml:space="preserve"> </w:t>
+            </w:r>
+            <w:r>
+              <w:rPr>
+                <w:rFonts w:ascii="Calibri" w:hAnsi="Calibri" w:eastAsia="微软雅黑"/>
+                <w:b/>
+                <w:color w:val="5EEAD4"/>
+                <w:sz w:val="21"/>
+              </w:rPr>
+              <w:t>品尝者</w:t>
+            </w:r>
+          </w:p>
+        </w:tc>
+        <w:tc>
+          <w:tcPr>
+            <w:tcW w:type="dxa" w:w="2108"/>
+          </w:tcPr>
+          <w:p>
+            <w:pPr>
+              <w:spacing w:after="0"/>
+              <w:jc w:val="center"/>
+            </w:pPr>
+            <w:r>
+              <w:rPr>
+                <w:rFonts w:ascii="Calibri" w:hAnsi="Calibri" w:eastAsia="微软雅黑"/>
+                <w:b w:val="0"/>
+                <w:color w:val="AAC4B6"/>
+                <w:sz w:val="21"/>
+              </w:rPr>
+              <w:t>总体上</w:t>
+            </w:r>
+          </w:p>
+        </w:tc>
+        <w:tc>
+          <w:tcPr>
+            <w:tcW w:type="dxa" w:w="2108"/>
+          </w:tcPr>
+          <w:p>
+            <w:pPr>
+              <w:spacing w:after="0"/>
+              <w:jc w:val="center"/>
+            </w:pPr>
+            <w:r>
+              <w:rPr>
+                <w:rFonts w:ascii="Calibri" w:hAnsi="Calibri" w:eastAsia="微软雅黑"/>
+                <w:b w:val="0"/>
+                <w:color w:val="AAC4B6"/>
+                <w:sz w:val="21"/>
+              </w:rPr>
+              <w:t>更常选百事。</w:t>
+            </w:r>
+          </w:p>
+        </w:tc>
+      </w:tr>
+    </w:tbl>
     <w:p>
       <w:pPr>
         <w:spacing w:after="40"/>
@@ -610,7 +1041,7 @@
                 <w:color w:val="F0F7F2"/>
                 <w:sz w:val="26"/>
               </w:rPr>
-              <w:t>Figures varied by region,</w:t>
+              <w:t>Each stall,</w:t>
             </w:r>
           </w:p>
         </w:tc>
@@ -630,16 +1061,7 @@
                 <w:color w:val="F0F7F2"/>
                 <w:sz w:val="26"/>
               </w:rPr>
-              <w:t xml:space="preserve">but </w:t>
-            </w:r>
-            <w:r>
-              <w:rPr>
-                <w:rFonts w:ascii="Calibri" w:hAnsi="Calibri" w:eastAsia="微软雅黑"/>
-                <w:b/>
-                <w:color w:val="5EEAD4"/>
-                <w:sz w:val="26"/>
-              </w:rPr>
-              <w:t>tasters</w:t>
+              <w:t>letting</w:t>
             </w:r>
           </w:p>
         </w:tc>
@@ -655,11 +1077,11 @@
             <w:r>
               <w:rPr>
                 <w:rFonts w:ascii="Calibri" w:hAnsi="Calibri" w:eastAsia="微软雅黑"/>
-                <w:b w:val="0"/>
-                <w:color w:val="F0F7F2"/>
+                <w:b/>
+                <w:color w:val="FCA5A5"/>
                 <w:sz w:val="26"/>
               </w:rPr>
-              <w:t>generally</w:t>
+              <w:t>consumers</w:t>
             </w:r>
           </w:p>
         </w:tc>
@@ -679,7 +1101,25 @@
                 <w:color w:val="F0F7F2"/>
                 <w:sz w:val="26"/>
               </w:rPr>
-              <w:t>picked Pepsi more often.</w:t>
+              <w:t xml:space="preserve">judge by </w:t>
+            </w:r>
+            <w:r>
+              <w:rPr>
+                <w:rFonts w:ascii="Calibri" w:hAnsi="Calibri" w:eastAsia="微软雅黑"/>
+                <w:b/>
+                <w:color w:val="FBBF24"/>
+                <w:sz w:val="26"/>
+              </w:rPr>
+              <w:t>palate</w:t>
+            </w:r>
+            <w:r>
+              <w:rPr>
+                <w:rFonts w:ascii="Calibri" w:hAnsi="Calibri" w:eastAsia="微软雅黑"/>
+                <w:b w:val="0"/>
+                <w:color w:val="F0F7F2"/>
+                <w:sz w:val="26"/>
+              </w:rPr>
+              <w:t xml:space="preserve"> alone,</w:t>
             </w:r>
           </w:p>
         </w:tc>
@@ -701,7 +1141,7 @@
                 <w:color w:val="AAC4B6"/>
                 <w:sz w:val="21"/>
               </w:rPr>
-              <w:t>虽然数据会因为地区不同而出现差异，</w:t>
+              <w:t>每个摊点</w:t>
             </w:r>
           </w:p>
         </w:tc>
@@ -721,25 +1161,7 @@
                 <w:color w:val="AAC4B6"/>
                 <w:sz w:val="21"/>
               </w:rPr>
-              <w:t>但</w:t>
-            </w:r>
-            <w:r>
-              <w:rPr>
-                <w:rFonts w:ascii="Calibri" w:hAnsi="Calibri" w:eastAsia="微软雅黑"/>
-                <w:b w:val="0"/>
-                <w:color w:val="AAC4B6"/>
-                <w:sz w:val="21"/>
-              </w:rPr>
-              <w:t xml:space="preserve"> </w:t>
-            </w:r>
-            <w:r>
-              <w:rPr>
-                <w:rFonts w:ascii="Calibri" w:hAnsi="Calibri" w:eastAsia="微软雅黑"/>
-                <w:b/>
-                <w:color w:val="5EEAD4"/>
-                <w:sz w:val="21"/>
-              </w:rPr>
-              <w:t>品尝者</w:t>
+              <w:t>让</w:t>
             </w:r>
           </w:p>
         </w:tc>
@@ -755,212 +1177,17 @@
             <w:r>
               <w:rPr>
                 <w:rFonts w:ascii="Calibri" w:hAnsi="Calibri" w:eastAsia="微软雅黑"/>
-                <w:b w:val="0"/>
-                <w:color w:val="AAC4B6"/>
+                <w:b/>
+                <w:color w:val="FCA5A5"/>
                 <w:sz w:val="21"/>
               </w:rPr>
-              <w:t>总体上</w:t>
+              <w:t>消费者</w:t>
             </w:r>
           </w:p>
         </w:tc>
         <w:tc>
           <w:tcPr>
             <w:tcW w:type="dxa" w:w="2635"/>
-          </w:tcPr>
-          <w:p>
-            <w:pPr>
-              <w:spacing w:after="0"/>
-              <w:jc w:val="center"/>
-            </w:pPr>
-            <w:r>
-              <w:rPr>
-                <w:rFonts w:ascii="Calibri" w:hAnsi="Calibri" w:eastAsia="微软雅黑"/>
-                <w:b w:val="0"/>
-                <w:color w:val="AAC4B6"/>
-                <w:sz w:val="21"/>
-              </w:rPr>
-              <w:t>更常选百事。</w:t>
-            </w:r>
-          </w:p>
-        </w:tc>
-      </w:tr>
-    </w:tbl>
-    <w:p>
-      <w:pPr>
-        <w:spacing w:after="40"/>
-      </w:pPr>
-    </w:p>
-    <w:tbl>
-      <w:tblPr>
-        <w:tblW w:type="auto" w:w="0"/>
-        <w:jc w:val="center"/>
-        <w:tblLayout w:type="autofit"/>
-        <w:tblLook w:firstColumn="1" w:firstRow="1" w:lastColumn="0" w:lastRow="0" w:noHBand="0" w:noVBand="1" w:val="04A0"/>
-        <w:tblBorders>
-          <w:top w:val="nil"/>
-          <w:left w:val="nil"/>
-          <w:bottom w:val="nil"/>
-          <w:right w:val="nil"/>
-          <w:insideH w:val="nil"/>
-          <w:insideV w:val="nil"/>
-        </w:tblBorders>
-      </w:tblPr>
-      <w:tblGrid>
-        <w:gridCol w:w="3513"/>
-        <w:gridCol w:w="3513"/>
-        <w:gridCol w:w="3513"/>
-      </w:tblGrid>
-      <w:tr>
-        <w:tc>
-          <w:tcPr>
-            <w:tcW w:type="dxa" w:w="3513"/>
-          </w:tcPr>
-          <w:p>
-            <w:pPr>
-              <w:spacing w:after="0"/>
-              <w:jc w:val="center"/>
-            </w:pPr>
-            <w:r>
-              <w:rPr>
-                <w:rFonts w:ascii="Calibri" w:hAnsi="Calibri" w:eastAsia="微软雅黑"/>
-                <w:b w:val="0"/>
-                <w:color w:val="F0F7F2"/>
-                <w:sz w:val="26"/>
-              </w:rPr>
-              <w:t>Each stall,</w:t>
-            </w:r>
-          </w:p>
-        </w:tc>
-        <w:tc>
-          <w:tcPr>
-            <w:tcW w:type="dxa" w:w="3513"/>
-          </w:tcPr>
-          <w:p>
-            <w:pPr>
-              <w:spacing w:after="0"/>
-              <w:jc w:val="center"/>
-            </w:pPr>
-            <w:r>
-              <w:rPr>
-                <w:rFonts w:ascii="Calibri" w:hAnsi="Calibri" w:eastAsia="微软雅黑"/>
-                <w:b w:val="0"/>
-                <w:color w:val="F0F7F2"/>
-                <w:sz w:val="26"/>
-              </w:rPr>
-              <w:t xml:space="preserve">letting </w:t>
-            </w:r>
-            <w:r>
-              <w:rPr>
-                <w:rFonts w:ascii="Calibri" w:hAnsi="Calibri" w:eastAsia="微软雅黑"/>
-                <w:b/>
-                <w:color w:val="FCA5A5"/>
-                <w:sz w:val="26"/>
-              </w:rPr>
-              <w:t>consumers</w:t>
-            </w:r>
-          </w:p>
-        </w:tc>
-        <w:tc>
-          <w:tcPr>
-            <w:tcW w:type="dxa" w:w="3513"/>
-          </w:tcPr>
-          <w:p>
-            <w:pPr>
-              <w:spacing w:after="0"/>
-              <w:jc w:val="center"/>
-            </w:pPr>
-            <w:r>
-              <w:rPr>
-                <w:rFonts w:ascii="Calibri" w:hAnsi="Calibri" w:eastAsia="微软雅黑"/>
-                <w:b w:val="0"/>
-                <w:color w:val="F0F7F2"/>
-                <w:sz w:val="26"/>
-              </w:rPr>
-              <w:t xml:space="preserve">judge by </w:t>
-            </w:r>
-            <w:r>
-              <w:rPr>
-                <w:rFonts w:ascii="Calibri" w:hAnsi="Calibri" w:eastAsia="微软雅黑"/>
-                <w:b/>
-                <w:color w:val="FBBF24"/>
-                <w:sz w:val="26"/>
-              </w:rPr>
-              <w:t>palate</w:t>
-            </w:r>
-            <w:r>
-              <w:rPr>
-                <w:rFonts w:ascii="Calibri" w:hAnsi="Calibri" w:eastAsia="微软雅黑"/>
-                <w:b w:val="0"/>
-                <w:color w:val="F0F7F2"/>
-                <w:sz w:val="26"/>
-              </w:rPr>
-              <w:t xml:space="preserve"> alone,</w:t>
-            </w:r>
-          </w:p>
-        </w:tc>
-      </w:tr>
-      <w:tr>
-        <w:tc>
-          <w:tcPr>
-            <w:tcW w:type="dxa" w:w="3513"/>
-          </w:tcPr>
-          <w:p>
-            <w:pPr>
-              <w:spacing w:after="0"/>
-              <w:jc w:val="center"/>
-            </w:pPr>
-            <w:r>
-              <w:rPr>
-                <w:rFonts w:ascii="Calibri" w:hAnsi="Calibri" w:eastAsia="微软雅黑"/>
-                <w:b w:val="0"/>
-                <w:color w:val="AAC4B6"/>
-                <w:sz w:val="21"/>
-              </w:rPr>
-              <w:t>每个摊点</w:t>
-            </w:r>
-          </w:p>
-        </w:tc>
-        <w:tc>
-          <w:tcPr>
-            <w:tcW w:type="dxa" w:w="3513"/>
-          </w:tcPr>
-          <w:p>
-            <w:pPr>
-              <w:spacing w:after="0"/>
-              <w:jc w:val="center"/>
-            </w:pPr>
-            <w:r>
-              <w:rPr>
-                <w:rFonts w:ascii="Calibri" w:hAnsi="Calibri" w:eastAsia="微软雅黑"/>
-                <w:b w:val="0"/>
-                <w:color w:val="AAC4B6"/>
-                <w:sz w:val="21"/>
-              </w:rPr>
-              <w:t>让</w:t>
-            </w:r>
-            <w:r>
-              <w:rPr>
-                <w:rFonts w:ascii="Calibri" w:hAnsi="Calibri" w:eastAsia="微软雅黑"/>
-                <w:b w:val="0"/>
-                <w:color w:val="AAC4B6"/>
-                <w:sz w:val="21"/>
-              </w:rPr>
-              <w:t xml:space="preserve"> </w:t>
-            </w:r>
-            <w:r>
-              <w:rPr>
-                <w:rFonts w:ascii="Calibri" w:hAnsi="Calibri" w:eastAsia="微软雅黑"/>
-                <w:b/>
-                <w:color w:val="FCA5A5"/>
-                <w:sz w:val="21"/>
-              </w:rPr>
-              <w:t>消费者</w:t>
-            </w:r>
-          </w:p>
-        </w:tc>
-        <w:tc>
-          <w:tcPr>
-            <w:tcW w:type="dxa" w:w="3513"/>
           </w:tcPr>
           <w:p>
             <w:pPr>
@@ -1032,12 +1259,13 @@
         </w:tblBorders>
       </w:tblPr>
       <w:tblGrid>
-        <w:gridCol w:w="10540"/>
+        <w:gridCol w:w="5270"/>
+        <w:gridCol w:w="5270"/>
       </w:tblGrid>
       <w:tr>
         <w:tc>
           <w:tcPr>
-            <w:tcW w:type="dxa" w:w="10540"/>
+            <w:tcW w:type="dxa" w:w="5270"/>
           </w:tcPr>
           <w:p>
             <w:pPr>
@@ -1051,8 +1279,19 @@
                 <w:color w:val="F0F7F2"/>
                 <w:sz w:val="26"/>
               </w:rPr>
-              <w:t xml:space="preserve">doubled as </w:t>
-            </w:r>
+              <w:t>doubled as</w:t>
+            </w:r>
+          </w:p>
+        </w:tc>
+        <w:tc>
+          <w:tcPr>
+            <w:tcW w:type="dxa" w:w="5270"/>
+          </w:tcPr>
+          <w:p>
+            <w:pPr>
+              <w:spacing w:after="0"/>
+              <w:jc w:val="center"/>
+            </w:pPr>
             <w:r>
               <w:rPr>
                 <w:rFonts w:ascii="Calibri" w:hAnsi="Calibri" w:eastAsia="微软雅黑"/>
@@ -1077,7 +1316,7 @@
       <w:tr>
         <w:tc>
           <w:tcPr>
-            <w:tcW w:type="dxa" w:w="10540"/>
+            <w:tcW w:type="dxa" w:w="5270"/>
           </w:tcPr>
           <w:p>
             <w:pPr>
@@ -1093,15 +1332,17 @@
               </w:rPr>
               <w:t>同时也成了一种</w:t>
             </w:r>
-            <w:r>
-              <w:rPr>
-                <w:rFonts w:ascii="Calibri" w:hAnsi="Calibri" w:eastAsia="微软雅黑"/>
-                <w:b w:val="0"/>
-                <w:color w:val="AAC4B6"/>
-                <w:sz w:val="21"/>
-              </w:rPr>
-              <w:t xml:space="preserve"> </w:t>
-            </w:r>
+          </w:p>
+        </w:tc>
+        <w:tc>
+          <w:tcPr>
+            <w:tcW w:type="dxa" w:w="5270"/>
+          </w:tcPr>
+          <w:p>
+            <w:pPr>
+              <w:spacing w:after="0"/>
+              <w:jc w:val="center"/>
+            </w:pPr>
             <w:r>
               <w:rPr>
                 <w:rFonts w:ascii="Calibri" w:hAnsi="Calibri" w:eastAsia="微软雅黑"/>
@@ -1160,13 +1401,15 @@
         </w:tblBorders>
       </w:tblPr>
       <w:tblGrid>
-        <w:gridCol w:w="5270"/>
-        <w:gridCol w:w="5270"/>
+        <w:gridCol w:w="2635"/>
+        <w:gridCol w:w="2635"/>
+        <w:gridCol w:w="2635"/>
+        <w:gridCol w:w="2635"/>
       </w:tblGrid>
       <w:tr>
         <w:tc>
           <w:tcPr>
-            <w:tcW w:type="dxa" w:w="5270"/>
+            <w:tcW w:type="dxa" w:w="2635"/>
           </w:tcPr>
           <w:p>
             <w:pPr>
@@ -1180,13 +1423,13 @@
                 <w:color w:val="F0F7F2"/>
                 <w:sz w:val="26"/>
               </w:rPr>
-              <w:t>Coca-Cola's testing</w:t>
+              <w:t>Coca-Cola's</w:t>
             </w:r>
           </w:p>
         </w:tc>
         <w:tc>
           <w:tcPr>
-            <w:tcW w:type="dxa" w:w="5270"/>
+            <w:tcW w:type="dxa" w:w="2635"/>
           </w:tcPr>
           <w:p>
             <w:pPr>
@@ -1200,6 +1443,26 @@
                 <w:color w:val="F0F7F2"/>
                 <w:sz w:val="26"/>
               </w:rPr>
+              <w:t>testing</w:t>
+            </w:r>
+          </w:p>
+        </w:tc>
+        <w:tc>
+          <w:tcPr>
+            <w:tcW w:type="dxa" w:w="2635"/>
+          </w:tcPr>
+          <w:p>
+            <w:pPr>
+              <w:spacing w:after="0"/>
+              <w:jc w:val="center"/>
+            </w:pPr>
+            <w:r>
+              <w:rPr>
+                <w:rFonts w:ascii="Calibri" w:hAnsi="Calibri" w:eastAsia="微软雅黑"/>
+                <w:b w:val="0"/>
+                <w:color w:val="F0F7F2"/>
+                <w:sz w:val="26"/>
+              </w:rPr>
               <w:t xml:space="preserve">was </w:t>
             </w:r>
             <w:r>
@@ -1211,6 +1474,17 @@
               </w:rPr>
               <w:t>thorough</w:t>
             </w:r>
+          </w:p>
+        </w:tc>
+        <w:tc>
+          <w:tcPr>
+            <w:tcW w:type="dxa" w:w="2635"/>
+          </w:tcPr>
+          <w:p>
+            <w:pPr>
+              <w:spacing w:after="0"/>
+              <w:jc w:val="center"/>
+            </w:pPr>
             <w:r>
               <w:rPr>
                 <w:rFonts w:ascii="Calibri" w:hAnsi="Calibri" w:eastAsia="微软雅黑"/>
@@ -1218,7 +1492,7 @@
                 <w:color w:val="F0F7F2"/>
                 <w:sz w:val="26"/>
               </w:rPr>
-              <w:t xml:space="preserve"> and </w:t>
+              <w:t xml:space="preserve">and </w:t>
             </w:r>
             <w:r>
               <w:rPr>
@@ -1244,7 +1518,7 @@
       <w:tr>
         <w:tc>
           <w:tcPr>
-            <w:tcW w:type="dxa" w:w="5270"/>
+            <w:tcW w:type="dxa" w:w="2635"/>
           </w:tcPr>
           <w:p>
             <w:pPr>
@@ -1258,13 +1532,13 @@
                 <w:color w:val="AAC4B6"/>
                 <w:sz w:val="21"/>
               </w:rPr>
-              <w:t>可口可乐的测试</w:t>
+              <w:t>可口可乐的</w:t>
             </w:r>
           </w:p>
         </w:tc>
         <w:tc>
           <w:tcPr>
-            <w:tcW w:type="dxa" w:w="5270"/>
+            <w:tcW w:type="dxa" w:w="2635"/>
           </w:tcPr>
           <w:p>
             <w:pPr>
@@ -1278,8 +1552,19 @@
                 <w:color w:val="AAC4B6"/>
                 <w:sz w:val="21"/>
               </w:rPr>
-              <w:t>既</w:t>
-            </w:r>
+              <w:t>测试</w:t>
+            </w:r>
+          </w:p>
+        </w:tc>
+        <w:tc>
+          <w:tcPr>
+            <w:tcW w:type="dxa" w:w="2635"/>
+          </w:tcPr>
+          <w:p>
+            <w:pPr>
+              <w:spacing w:after="0"/>
+              <w:jc w:val="center"/>
+            </w:pPr>
             <w:r>
               <w:rPr>
                 <w:rFonts w:ascii="Calibri" w:hAnsi="Calibri" w:eastAsia="微软雅黑"/>
@@ -1287,6 +1572,15 @@
                 <w:color w:val="AAC4B6"/>
                 <w:sz w:val="21"/>
               </w:rPr>
+              <w:t>既</w:t>
+            </w:r>
+            <w:r>
+              <w:rPr>
+                <w:rFonts w:ascii="Calibri" w:hAnsi="Calibri" w:eastAsia="微软雅黑"/>
+                <w:b w:val="0"/>
+                <w:color w:val="AAC4B6"/>
+                <w:sz w:val="21"/>
+              </w:rPr>
               <w:t xml:space="preserve"> </w:t>
             </w:r>
             <w:r>
@@ -1305,7 +1599,27 @@
                 <w:color w:val="AAC4B6"/>
                 <w:sz w:val="21"/>
               </w:rPr>
-              <w:t>，又</w:t>
+              <w:t>，</w:t>
+            </w:r>
+          </w:p>
+        </w:tc>
+        <w:tc>
+          <w:tcPr>
+            <w:tcW w:type="dxa" w:w="2635"/>
+          </w:tcPr>
+          <w:p>
+            <w:pPr>
+              <w:spacing w:after="0"/>
+              <w:jc w:val="center"/>
+            </w:pPr>
+            <w:r>
+              <w:rPr>
+                <w:rFonts w:ascii="Calibri" w:hAnsi="Calibri" w:eastAsia="微软雅黑"/>
+                <w:b w:val="0"/>
+                <w:color w:val="AAC4B6"/>
+                <w:sz w:val="21"/>
+              </w:rPr>
+              <w:t>又</w:t>
             </w:r>
             <w:r>
               <w:rPr>
@@ -1377,13 +1691,14 @@
         </w:tblBorders>
       </w:tblPr>
       <w:tblGrid>
-        <w:gridCol w:w="5270"/>
-        <w:gridCol w:w="5270"/>
+        <w:gridCol w:w="3513"/>
+        <w:gridCol w:w="3513"/>
+        <w:gridCol w:w="3513"/>
       </w:tblGrid>
       <w:tr>
         <w:tc>
           <w:tcPr>
-            <w:tcW w:type="dxa" w:w="5270"/>
+            <w:tcW w:type="dxa" w:w="3513"/>
           </w:tcPr>
           <w:p>
             <w:pPr>
@@ -1397,13 +1712,13 @@
                 <w:color w:val="F0F7F2"/>
                 <w:sz w:val="26"/>
               </w:rPr>
-              <w:t>Nearly 200,000 blind taste tests</w:t>
+              <w:t>Nearly 200,000</w:t>
             </w:r>
           </w:p>
         </w:tc>
         <w:tc>
           <w:tcPr>
-            <w:tcW w:type="dxa" w:w="5270"/>
+            <w:tcW w:type="dxa" w:w="3513"/>
           </w:tcPr>
           <w:p>
             <w:pPr>
@@ -1417,6 +1732,26 @@
                 <w:color w:val="F0F7F2"/>
                 <w:sz w:val="26"/>
               </w:rPr>
+              <w:t>blind taste tests</w:t>
+            </w:r>
+          </w:p>
+        </w:tc>
+        <w:tc>
+          <w:tcPr>
+            <w:tcW w:type="dxa" w:w="3513"/>
+          </w:tcPr>
+          <w:p>
+            <w:pPr>
+              <w:spacing w:after="0"/>
+              <w:jc w:val="center"/>
+            </w:pPr>
+            <w:r>
+              <w:rPr>
+                <w:rFonts w:ascii="Calibri" w:hAnsi="Calibri" w:eastAsia="微软雅黑"/>
+                <w:b w:val="0"/>
+                <w:color w:val="F0F7F2"/>
+                <w:sz w:val="26"/>
+              </w:rPr>
               <w:t>showed</w:t>
             </w:r>
           </w:p>
@@ -1425,7 +1760,7 @@
       <w:tr>
         <w:tc>
           <w:tcPr>
-            <w:tcW w:type="dxa" w:w="5270"/>
+            <w:tcW w:type="dxa" w:w="3513"/>
           </w:tcPr>
           <w:p>
             <w:pPr>
@@ -1439,13 +1774,33 @@
                 <w:color w:val="AAC4B6"/>
                 <w:sz w:val="21"/>
               </w:rPr>
-              <w:t>近20万次盲测</w:t>
+              <w:t>近20万次</w:t>
             </w:r>
           </w:p>
         </w:tc>
         <w:tc>
           <w:tcPr>
-            <w:tcW w:type="dxa" w:w="5270"/>
+            <w:tcW w:type="dxa" w:w="3513"/>
+          </w:tcPr>
+          <w:p>
+            <w:pPr>
+              <w:spacing w:after="0"/>
+              <w:jc w:val="center"/>
+            </w:pPr>
+            <w:r>
+              <w:rPr>
+                <w:rFonts w:ascii="Calibri" w:hAnsi="Calibri" w:eastAsia="微软雅黑"/>
+                <w:b w:val="0"/>
+                <w:color w:val="AAC4B6"/>
+                <w:sz w:val="21"/>
+              </w:rPr>
+              <w:t>盲测</w:t>
+            </w:r>
+          </w:p>
+        </w:tc>
+        <w:tc>
+          <w:tcPr>
+            <w:tcW w:type="dxa" w:w="3513"/>
           </w:tcPr>
           <w:p>
             <w:pPr>
@@ -1481,13 +1836,18 @@
         </w:tblBorders>
       </w:tblPr>
       <w:tblGrid>
-        <w:gridCol w:w="5270"/>
-        <w:gridCol w:w="5270"/>
+        <w:gridCol w:w="1506"/>
+        <w:gridCol w:w="1506"/>
+        <w:gridCol w:w="1506"/>
+        <w:gridCol w:w="1506"/>
+        <w:gridCol w:w="1506"/>
+        <w:gridCol w:w="1506"/>
+        <w:gridCol w:w="1506"/>
       </w:tblGrid>
       <w:tr>
         <w:tc>
           <w:tcPr>
-            <w:tcW w:type="dxa" w:w="5270"/>
+            <w:tcW w:type="dxa" w:w="1506"/>
           </w:tcPr>
           <w:p>
             <w:pPr>
@@ -1501,22 +1861,13 @@
                 <w:color w:val="F0F7F2"/>
                 <w:sz w:val="26"/>
               </w:rPr>
-              <w:t xml:space="preserve">a sweeter </w:t>
-            </w:r>
-            <w:r>
-              <w:rPr>
-                <w:rFonts w:ascii="Calibri" w:hAnsi="Calibri" w:eastAsia="微软雅黑"/>
-                <w:b/>
-                <w:color w:val="C4B5FD"/>
-                <w:sz w:val="26"/>
-              </w:rPr>
-              <w:t>formula</w:t>
+              <w:t>a</w:t>
             </w:r>
           </w:p>
         </w:tc>
         <w:tc>
           <w:tcPr>
-            <w:tcW w:type="dxa" w:w="5270"/>
+            <w:tcW w:type="dxa" w:w="1506"/>
           </w:tcPr>
           <w:p>
             <w:pPr>
@@ -1530,7 +1881,107 @@
                 <w:color w:val="F0F7F2"/>
                 <w:sz w:val="26"/>
               </w:rPr>
-              <w:t>beating the original and Pepsi.</w:t>
+              <w:t>sweeter</w:t>
+            </w:r>
+          </w:p>
+        </w:tc>
+        <w:tc>
+          <w:tcPr>
+            <w:tcW w:type="dxa" w:w="1506"/>
+          </w:tcPr>
+          <w:p>
+            <w:pPr>
+              <w:spacing w:after="0"/>
+              <w:jc w:val="center"/>
+            </w:pPr>
+            <w:r>
+              <w:rPr>
+                <w:rFonts w:ascii="Calibri" w:hAnsi="Calibri" w:eastAsia="微软雅黑"/>
+                <w:b/>
+                <w:color w:val="C4B5FD"/>
+                <w:sz w:val="26"/>
+              </w:rPr>
+              <w:t>formula</w:t>
+            </w:r>
+          </w:p>
+        </w:tc>
+        <w:tc>
+          <w:tcPr>
+            <w:tcW w:type="dxa" w:w="1506"/>
+          </w:tcPr>
+          <w:p>
+            <w:pPr>
+              <w:spacing w:after="0"/>
+              <w:jc w:val="center"/>
+            </w:pPr>
+            <w:r>
+              <w:rPr>
+                <w:rFonts w:ascii="Calibri" w:hAnsi="Calibri" w:eastAsia="微软雅黑"/>
+                <w:b w:val="0"/>
+                <w:color w:val="F0F7F2"/>
+                <w:sz w:val="26"/>
+              </w:rPr>
+              <w:t>beating</w:t>
+            </w:r>
+          </w:p>
+        </w:tc>
+        <w:tc>
+          <w:tcPr>
+            <w:tcW w:type="dxa" w:w="1506"/>
+          </w:tcPr>
+          <w:p>
+            <w:pPr>
+              <w:spacing w:after="0"/>
+              <w:jc w:val="center"/>
+            </w:pPr>
+            <w:r>
+              <w:rPr>
+                <w:rFonts w:ascii="Calibri" w:hAnsi="Calibri" w:eastAsia="微软雅黑"/>
+                <w:b w:val="0"/>
+                <w:color w:val="F0F7F2"/>
+                <w:sz w:val="26"/>
+              </w:rPr>
+              <w:t>the original</w:t>
+            </w:r>
+          </w:p>
+        </w:tc>
+        <w:tc>
+          <w:tcPr>
+            <w:tcW w:type="dxa" w:w="1506"/>
+          </w:tcPr>
+          <w:p>
+            <w:pPr>
+              <w:spacing w:after="0"/>
+              <w:jc w:val="center"/>
+            </w:pPr>
+            <w:r>
+              <w:rPr>
+                <w:rFonts w:ascii="Calibri" w:hAnsi="Calibri" w:eastAsia="微软雅黑"/>
+                <w:b w:val="0"/>
+                <w:color w:val="F0F7F2"/>
+                <w:sz w:val="26"/>
+              </w:rPr>
+              <w:t>and</w:t>
+            </w:r>
+          </w:p>
+        </w:tc>
+        <w:tc>
+          <w:tcPr>
+            <w:tcW w:type="dxa" w:w="1506"/>
+          </w:tcPr>
+          <w:p>
+            <w:pPr>
+              <w:spacing w:after="0"/>
+              <w:jc w:val="center"/>
+            </w:pPr>
+            <w:r>
+              <w:rPr>
+                <w:rFonts w:ascii="Calibri" w:hAnsi="Calibri" w:eastAsia="微软雅黑"/>
+                <w:b w:val="0"/>
+                <w:color w:val="F0F7F2"/>
+                <w:sz w:val="26"/>
+              </w:rPr>
+              <w:t>Pepsi.</w:t>
             </w:r>
           </w:p>
         </w:tc>
@@ -1538,7 +1989,7 @@
       <w:tr>
         <w:tc>
           <w:tcPr>
-            <w:tcW w:type="dxa" w:w="5270"/>
+            <w:tcW w:type="dxa" w:w="1506"/>
           </w:tcPr>
           <w:p>
             <w:pPr>
@@ -1552,31 +2003,13 @@
                 <w:color w:val="AAC4B6"/>
                 <w:sz w:val="21"/>
               </w:rPr>
-              <w:t>一种更甜的</w:t>
-            </w:r>
-            <w:r>
-              <w:rPr>
-                <w:rFonts w:ascii="Calibri" w:hAnsi="Calibri" w:eastAsia="微软雅黑"/>
-                <w:b w:val="0"/>
-                <w:color w:val="AAC4B6"/>
-                <w:sz w:val="21"/>
-              </w:rPr>
-              <w:t xml:space="preserve"> </w:t>
-            </w:r>
-            <w:r>
-              <w:rPr>
-                <w:rFonts w:ascii="Calibri" w:hAnsi="Calibri" w:eastAsia="微软雅黑"/>
-                <w:b/>
-                <w:color w:val="C4B5FD"/>
-                <w:sz w:val="21"/>
-              </w:rPr>
-              <w:t>配方</w:t>
+              <w:t>一种</w:t>
             </w:r>
           </w:p>
         </w:tc>
         <w:tc>
           <w:tcPr>
-            <w:tcW w:type="dxa" w:w="5270"/>
+            <w:tcW w:type="dxa" w:w="1506"/>
           </w:tcPr>
           <w:p>
             <w:pPr>
@@ -1590,7 +2023,107 @@
                 <w:color w:val="AAC4B6"/>
                 <w:sz w:val="21"/>
               </w:rPr>
-              <w:t>胜过原版可乐和百事可乐。</w:t>
+              <w:t>更甜的</w:t>
+            </w:r>
+          </w:p>
+        </w:tc>
+        <w:tc>
+          <w:tcPr>
+            <w:tcW w:type="dxa" w:w="1506"/>
+          </w:tcPr>
+          <w:p>
+            <w:pPr>
+              <w:spacing w:after="0"/>
+              <w:jc w:val="center"/>
+            </w:pPr>
+            <w:r>
+              <w:rPr>
+                <w:rFonts w:ascii="Calibri" w:hAnsi="Calibri" w:eastAsia="微软雅黑"/>
+                <w:b/>
+                <w:color w:val="C4B5FD"/>
+                <w:sz w:val="21"/>
+              </w:rPr>
+              <w:t>配方</w:t>
+            </w:r>
+          </w:p>
+        </w:tc>
+        <w:tc>
+          <w:tcPr>
+            <w:tcW w:type="dxa" w:w="1506"/>
+          </w:tcPr>
+          <w:p>
+            <w:pPr>
+              <w:spacing w:after="0"/>
+              <w:jc w:val="center"/>
+            </w:pPr>
+            <w:r>
+              <w:rPr>
+                <w:rFonts w:ascii="Calibri" w:hAnsi="Calibri" w:eastAsia="微软雅黑"/>
+                <w:b w:val="0"/>
+                <w:color w:val="AAC4B6"/>
+                <w:sz w:val="21"/>
+              </w:rPr>
+              <w:t>胜过</w:t>
+            </w:r>
+          </w:p>
+        </w:tc>
+        <w:tc>
+          <w:tcPr>
+            <w:tcW w:type="dxa" w:w="1506"/>
+          </w:tcPr>
+          <w:p>
+            <w:pPr>
+              <w:spacing w:after="0"/>
+              <w:jc w:val="center"/>
+            </w:pPr>
+            <w:r>
+              <w:rPr>
+                <w:rFonts w:ascii="Calibri" w:hAnsi="Calibri" w:eastAsia="微软雅黑"/>
+                <w:b w:val="0"/>
+                <w:color w:val="AAC4B6"/>
+                <w:sz w:val="21"/>
+              </w:rPr>
+              <w:t>原版可乐</w:t>
+            </w:r>
+          </w:p>
+        </w:tc>
+        <w:tc>
+          <w:tcPr>
+            <w:tcW w:type="dxa" w:w="1506"/>
+          </w:tcPr>
+          <w:p>
+            <w:pPr>
+              <w:spacing w:after="0"/>
+              <w:jc w:val="center"/>
+            </w:pPr>
+            <w:r>
+              <w:rPr>
+                <w:rFonts w:ascii="Calibri" w:hAnsi="Calibri" w:eastAsia="微软雅黑"/>
+                <w:b w:val="0"/>
+                <w:color w:val="AAC4B6"/>
+                <w:sz w:val="21"/>
+              </w:rPr>
+              <w:t>和</w:t>
+            </w:r>
+          </w:p>
+        </w:tc>
+        <w:tc>
+          <w:tcPr>
+            <w:tcW w:type="dxa" w:w="1506"/>
+          </w:tcPr>
+          <w:p>
+            <w:pPr>
+              <w:spacing w:after="0"/>
+              <w:jc w:val="center"/>
+            </w:pPr>
+            <w:r>
+              <w:rPr>
+                <w:rFonts w:ascii="Calibri" w:hAnsi="Calibri" w:eastAsia="微软雅黑"/>
+                <w:b w:val="0"/>
+                <w:color w:val="AAC4B6"/>
+                <w:sz w:val="21"/>
+              </w:rPr>
+              <w:t>百事可乐。</w:t>
             </w:r>
           </w:p>
         </w:tc>
@@ -1631,13 +2164,14 @@
         </w:tblBorders>
       </w:tblPr>
       <w:tblGrid>
-        <w:gridCol w:w="5270"/>
-        <w:gridCol w:w="5270"/>
+        <w:gridCol w:w="3513"/>
+        <w:gridCol w:w="3513"/>
+        <w:gridCol w:w="3513"/>
       </w:tblGrid>
       <w:tr>
         <w:tc>
           <w:tcPr>
-            <w:tcW w:type="dxa" w:w="5270"/>
+            <w:tcW w:type="dxa" w:w="3513"/>
           </w:tcPr>
           <w:p>
             <w:pPr>
@@ -1657,7 +2191,7 @@
         </w:tc>
         <w:tc>
           <w:tcPr>
-            <w:tcW w:type="dxa" w:w="5270"/>
+            <w:tcW w:type="dxa" w:w="3513"/>
           </w:tcPr>
           <w:p>
             <w:pPr>
@@ -1671,7 +2205,27 @@
                 <w:color w:val="F0F7F2"/>
                 <w:sz w:val="26"/>
               </w:rPr>
-              <w:t>the company announced</w:t>
+              <w:t>the company</w:t>
+            </w:r>
+          </w:p>
+        </w:tc>
+        <w:tc>
+          <w:tcPr>
+            <w:tcW w:type="dxa" w:w="3513"/>
+          </w:tcPr>
+          <w:p>
+            <w:pPr>
+              <w:spacing w:after="0"/>
+              <w:jc w:val="center"/>
+            </w:pPr>
+            <w:r>
+              <w:rPr>
+                <w:rFonts w:ascii="Calibri" w:hAnsi="Calibri" w:eastAsia="微软雅黑"/>
+                <w:b w:val="0"/>
+                <w:color w:val="F0F7F2"/>
+                <w:sz w:val="26"/>
+              </w:rPr>
+              <w:t>announced</w:t>
             </w:r>
           </w:p>
         </w:tc>
@@ -1679,7 +2233,7 @@
       <w:tr>
         <w:tc>
           <w:tcPr>
-            <w:tcW w:type="dxa" w:w="5270"/>
+            <w:tcW w:type="dxa" w:w="3513"/>
           </w:tcPr>
           <w:p>
             <w:pPr>
@@ -1699,7 +2253,7 @@
         </w:tc>
         <w:tc>
           <w:tcPr>
-            <w:tcW w:type="dxa" w:w="5270"/>
+            <w:tcW w:type="dxa" w:w="3513"/>
           </w:tcPr>
           <w:p>
             <w:pPr>
@@ -1713,7 +2267,27 @@
                 <w:color w:val="AAC4B6"/>
                 <w:sz w:val="21"/>
               </w:rPr>
-              <w:t>公司宣布，</w:t>
+              <w:t>公司</w:t>
+            </w:r>
+          </w:p>
+        </w:tc>
+        <w:tc>
+          <w:tcPr>
+            <w:tcW w:type="dxa" w:w="3513"/>
+          </w:tcPr>
+          <w:p>
+            <w:pPr>
+              <w:spacing w:after="0"/>
+              <w:jc w:val="center"/>
+            </w:pPr>
+            <w:r>
+              <w:rPr>
+                <w:rFonts w:ascii="Calibri" w:hAnsi="Calibri" w:eastAsia="微软雅黑"/>
+                <w:b w:val="0"/>
+                <w:color w:val="AAC4B6"/>
+                <w:sz w:val="21"/>
+              </w:rPr>
+              <w:t>宣布，</w:t>
             </w:r>
           </w:p>
         </w:tc>
@@ -1735,12 +2309,16 @@
         </w:tblBorders>
       </w:tblPr>
       <w:tblGrid>
-        <w:gridCol w:w="10540"/>
+        <w:gridCol w:w="2108"/>
+        <w:gridCol w:w="2108"/>
+        <w:gridCol w:w="2108"/>
+        <w:gridCol w:w="2108"/>
+        <w:gridCol w:w="2108"/>
       </w:tblGrid>
       <w:tr>
         <w:tc>
           <w:tcPr>
-            <w:tcW w:type="dxa" w:w="10540"/>
+            <w:tcW w:type="dxa" w:w="2108"/>
           </w:tcPr>
           <w:p>
             <w:pPr>
@@ -1754,8 +2332,79 @@
                 <w:color w:val="F0F7F2"/>
                 <w:sz w:val="26"/>
               </w:rPr>
-              <w:t xml:space="preserve">it would replace its 99-year-old </w:t>
-            </w:r>
+              <w:t>it would</w:t>
+            </w:r>
+          </w:p>
+        </w:tc>
+        <w:tc>
+          <w:tcPr>
+            <w:tcW w:type="dxa" w:w="2108"/>
+          </w:tcPr>
+          <w:p>
+            <w:pPr>
+              <w:spacing w:after="0"/>
+              <w:jc w:val="center"/>
+            </w:pPr>
+            <w:r>
+              <w:rPr>
+                <w:rFonts w:ascii="Calibri" w:hAnsi="Calibri" w:eastAsia="微软雅黑"/>
+                <w:b w:val="0"/>
+                <w:color w:val="F0F7F2"/>
+                <w:sz w:val="26"/>
+              </w:rPr>
+              <w:t>replace</w:t>
+            </w:r>
+          </w:p>
+        </w:tc>
+        <w:tc>
+          <w:tcPr>
+            <w:tcW w:type="dxa" w:w="2108"/>
+          </w:tcPr>
+          <w:p>
+            <w:pPr>
+              <w:spacing w:after="0"/>
+              <w:jc w:val="center"/>
+            </w:pPr>
+            <w:r>
+              <w:rPr>
+                <w:rFonts w:ascii="Calibri" w:hAnsi="Calibri" w:eastAsia="微软雅黑"/>
+                <w:b w:val="0"/>
+                <w:color w:val="F0F7F2"/>
+                <w:sz w:val="26"/>
+              </w:rPr>
+              <w:t>its</w:t>
+            </w:r>
+          </w:p>
+        </w:tc>
+        <w:tc>
+          <w:tcPr>
+            <w:tcW w:type="dxa" w:w="2108"/>
+          </w:tcPr>
+          <w:p>
+            <w:pPr>
+              <w:spacing w:after="0"/>
+              <w:jc w:val="center"/>
+            </w:pPr>
+            <w:r>
+              <w:rPr>
+                <w:rFonts w:ascii="Calibri" w:hAnsi="Calibri" w:eastAsia="微软雅黑"/>
+                <w:b w:val="0"/>
+                <w:color w:val="F0F7F2"/>
+                <w:sz w:val="26"/>
+              </w:rPr>
+              <w:t>99-year-old</w:t>
+            </w:r>
+          </w:p>
+        </w:tc>
+        <w:tc>
+          <w:tcPr>
+            <w:tcW w:type="dxa" w:w="2108"/>
+          </w:tcPr>
+          <w:p>
+            <w:pPr>
+              <w:spacing w:after="0"/>
+              <w:jc w:val="center"/>
+            </w:pPr>
             <w:r>
               <w:rPr>
                 <w:rFonts w:ascii="Calibri" w:hAnsi="Calibri" w:eastAsia="微软雅黑"/>
@@ -1780,7 +2429,7 @@
       <w:tr>
         <w:tc>
           <w:tcPr>
-            <w:tcW w:type="dxa" w:w="10540"/>
+            <w:tcW w:type="dxa" w:w="2108"/>
           </w:tcPr>
           <w:p>
             <w:pPr>
@@ -1794,8 +2443,19 @@
                 <w:color w:val="AAC4B6"/>
                 <w:sz w:val="21"/>
               </w:rPr>
-              <w:t>将替换它那已有99年历史的</w:t>
-            </w:r>
+              <w:t>将</w:t>
+            </w:r>
+          </w:p>
+        </w:tc>
+        <w:tc>
+          <w:tcPr>
+            <w:tcW w:type="dxa" w:w="2108"/>
+          </w:tcPr>
+          <w:p>
+            <w:pPr>
+              <w:spacing w:after="0"/>
+              <w:jc w:val="center"/>
+            </w:pPr>
             <w:r>
               <w:rPr>
                 <w:rFonts w:ascii="Calibri" w:hAnsi="Calibri" w:eastAsia="微软雅黑"/>
@@ -1803,8 +2463,59 @@
                 <w:color w:val="AAC4B6"/>
                 <w:sz w:val="21"/>
               </w:rPr>
-              <w:t xml:space="preserve"> </w:t>
-            </w:r>
+              <w:t>替换</w:t>
+            </w:r>
+          </w:p>
+        </w:tc>
+        <w:tc>
+          <w:tcPr>
+            <w:tcW w:type="dxa" w:w="2108"/>
+          </w:tcPr>
+          <w:p>
+            <w:pPr>
+              <w:spacing w:after="0"/>
+              <w:jc w:val="center"/>
+            </w:pPr>
+            <w:r>
+              <w:rPr>
+                <w:rFonts w:ascii="Calibri" w:hAnsi="Calibri" w:eastAsia="微软雅黑"/>
+                <w:b w:val="0"/>
+                <w:color w:val="AAC4B6"/>
+                <w:sz w:val="21"/>
+              </w:rPr>
+              <w:t>它那</w:t>
+            </w:r>
+          </w:p>
+        </w:tc>
+        <w:tc>
+          <w:tcPr>
+            <w:tcW w:type="dxa" w:w="2108"/>
+          </w:tcPr>
+          <w:p>
+            <w:pPr>
+              <w:spacing w:after="0"/>
+              <w:jc w:val="center"/>
+            </w:pPr>
+            <w:r>
+              <w:rPr>
+                <w:rFonts w:ascii="Calibri" w:hAnsi="Calibri" w:eastAsia="微软雅黑"/>
+                <w:b w:val="0"/>
+                <w:color w:val="AAC4B6"/>
+                <w:sz w:val="21"/>
+              </w:rPr>
+              <w:t>已有99年历史的</w:t>
+            </w:r>
+          </w:p>
+        </w:tc>
+        <w:tc>
+          <w:tcPr>
+            <w:tcW w:type="dxa" w:w="2108"/>
+          </w:tcPr>
+          <w:p>
+            <w:pPr>
+              <w:spacing w:after="0"/>
+              <w:jc w:val="center"/>
+            </w:pPr>
             <w:r>
               <w:rPr>
                 <w:rFonts w:ascii="Calibri" w:hAnsi="Calibri" w:eastAsia="微软雅黑"/>
@@ -1979,13 +2690,14 @@
         </w:tblBorders>
       </w:tblPr>
       <w:tblGrid>
-        <w:gridCol w:w="5270"/>
-        <w:gridCol w:w="5270"/>
+        <w:gridCol w:w="3513"/>
+        <w:gridCol w:w="3513"/>
+        <w:gridCol w:w="3513"/>
       </w:tblGrid>
       <w:tr>
         <w:tc>
           <w:tcPr>
-            <w:tcW w:type="dxa" w:w="5270"/>
+            <w:tcW w:type="dxa" w:w="3513"/>
           </w:tcPr>
           <w:p>
             <w:pPr>
@@ -2005,7 +2717,7 @@
         </w:tc>
         <w:tc>
           <w:tcPr>
-            <w:tcW w:type="dxa" w:w="5270"/>
+            <w:tcW w:type="dxa" w:w="3513"/>
           </w:tcPr>
           <w:p>
             <w:pPr>
@@ -2030,6 +2742,17 @@
               </w:rPr>
               <w:t>soda</w:t>
             </w:r>
+          </w:p>
+        </w:tc>
+        <w:tc>
+          <w:tcPr>
+            <w:tcW w:type="dxa" w:w="3513"/>
+          </w:tcPr>
+          <w:p>
+            <w:pPr>
+              <w:spacing w:after="0"/>
+              <w:jc w:val="center"/>
+            </w:pPr>
             <w:r>
               <w:rPr>
                 <w:rFonts w:ascii="Calibri" w:hAnsi="Calibri" w:eastAsia="微软雅黑"/>
@@ -2037,7 +2760,7 @@
                 <w:color w:val="F0F7F2"/>
                 <w:sz w:val="26"/>
               </w:rPr>
-              <w:t xml:space="preserve"> New Coke.</w:t>
+              <w:t>New Coke.</w:t>
             </w:r>
           </w:p>
         </w:tc>
@@ -2045,7 +2768,7 @@
       <w:tr>
         <w:tc>
           <w:tcPr>
-            <w:tcW w:type="dxa" w:w="5270"/>
+            <w:tcW w:type="dxa" w:w="3513"/>
           </w:tcPr>
           <w:p>
             <w:pPr>
@@ -2065,7 +2788,7 @@
         </w:tc>
         <w:tc>
           <w:tcPr>
-            <w:tcW w:type="dxa" w:w="5270"/>
+            <w:tcW w:type="dxa" w:w="3513"/>
           </w:tcPr>
           <w:p>
             <w:pPr>
@@ -2115,7 +2838,27 @@
                 <w:color w:val="AAC4B6"/>
                 <w:sz w:val="21"/>
               </w:rPr>
-              <w:t>称为新可乐。</w:t>
+              <w:t>称为</w:t>
+            </w:r>
+          </w:p>
+        </w:tc>
+        <w:tc>
+          <w:tcPr>
+            <w:tcW w:type="dxa" w:w="3513"/>
+          </w:tcPr>
+          <w:p>
+            <w:pPr>
+              <w:spacing w:after="0"/>
+              <w:jc w:val="center"/>
+            </w:pPr>
+            <w:r>
+              <w:rPr>
+                <w:rFonts w:ascii="Calibri" w:hAnsi="Calibri" w:eastAsia="微软雅黑"/>
+                <w:b w:val="0"/>
+                <w:color w:val="AAC4B6"/>
+                <w:sz w:val="21"/>
+              </w:rPr>
+              <w:t>新可乐。</w:t>
             </w:r>
           </w:p>
         </w:tc>
@@ -2142,13 +2885,16 @@
         </w:tblBorders>
       </w:tblPr>
       <w:tblGrid>
-        <w:gridCol w:w="5270"/>
-        <w:gridCol w:w="5270"/>
+        <w:gridCol w:w="2108"/>
+        <w:gridCol w:w="2108"/>
+        <w:gridCol w:w="2108"/>
+        <w:gridCol w:w="2108"/>
+        <w:gridCol w:w="2108"/>
       </w:tblGrid>
       <w:tr>
         <w:tc>
           <w:tcPr>
-            <w:tcW w:type="dxa" w:w="5270"/>
+            <w:tcW w:type="dxa" w:w="2108"/>
           </w:tcPr>
           <w:p>
             <w:pPr>
@@ -2162,22 +2908,13 @@
                 <w:color w:val="F0F7F2"/>
                 <w:sz w:val="26"/>
               </w:rPr>
-              <w:t xml:space="preserve">Its </w:t>
-            </w:r>
-            <w:r>
-              <w:rPr>
-                <w:rFonts w:ascii="Calibri" w:hAnsi="Calibri" w:eastAsia="微软雅黑"/>
-                <w:b/>
-                <w:color w:val="FBBF24"/>
-                <w:sz w:val="26"/>
-              </w:rPr>
-              <w:t>sweetness</w:t>
+              <w:t>Its</w:t>
             </w:r>
           </w:p>
         </w:tc>
         <w:tc>
           <w:tcPr>
-            <w:tcW w:type="dxa" w:w="5270"/>
+            <w:tcW w:type="dxa" w:w="2108"/>
           </w:tcPr>
           <w:p>
             <w:pPr>
@@ -2187,12 +2924,63 @@
             <w:r>
               <w:rPr>
                 <w:rFonts w:ascii="Calibri" w:hAnsi="Calibri" w:eastAsia="微软雅黑"/>
+                <w:b/>
+                <w:color w:val="FBBF24"/>
+                <w:sz w:val="26"/>
+              </w:rPr>
+              <w:t>sweetness</w:t>
+            </w:r>
+          </w:p>
+        </w:tc>
+        <w:tc>
+          <w:tcPr>
+            <w:tcW w:type="dxa" w:w="2108"/>
+          </w:tcPr>
+          <w:p>
+            <w:pPr>
+              <w:spacing w:after="0"/>
+              <w:jc w:val="center"/>
+            </w:pPr>
+            <w:r>
+              <w:rPr>
+                <w:rFonts w:ascii="Calibri" w:hAnsi="Calibri" w:eastAsia="微软雅黑"/>
                 <w:b w:val="0"/>
                 <w:color w:val="F0F7F2"/>
                 <w:sz w:val="26"/>
               </w:rPr>
-              <w:t xml:space="preserve">had given it a winning </w:t>
-            </w:r>
+              <w:t>had given it</w:t>
+            </w:r>
+          </w:p>
+        </w:tc>
+        <w:tc>
+          <w:tcPr>
+            <w:tcW w:type="dxa" w:w="2108"/>
+          </w:tcPr>
+          <w:p>
+            <w:pPr>
+              <w:spacing w:after="0"/>
+              <w:jc w:val="center"/>
+            </w:pPr>
+            <w:r>
+              <w:rPr>
+                <w:rFonts w:ascii="Calibri" w:hAnsi="Calibri" w:eastAsia="微软雅黑"/>
+                <w:b w:val="0"/>
+                <w:color w:val="F0F7F2"/>
+                <w:sz w:val="26"/>
+              </w:rPr>
+              <w:t>a winning</w:t>
+            </w:r>
+          </w:p>
+        </w:tc>
+        <w:tc>
+          <w:tcPr>
+            <w:tcW w:type="dxa" w:w="2108"/>
+          </w:tcPr>
+          <w:p>
+            <w:pPr>
+              <w:spacing w:after="0"/>
+              <w:jc w:val="center"/>
+            </w:pPr>
             <w:r>
               <w:rPr>
                 <w:rFonts w:ascii="Calibri" w:hAnsi="Calibri" w:eastAsia="微软雅黑"/>
@@ -2217,7 +3005,7 @@
       <w:tr>
         <w:tc>
           <w:tcPr>
-            <w:tcW w:type="dxa" w:w="5270"/>
+            <w:tcW w:type="dxa" w:w="2108"/>
           </w:tcPr>
           <w:p>
             <w:pPr>
@@ -2233,29 +3021,11 @@
               </w:rPr>
               <w:t>它的</w:t>
             </w:r>
-            <w:r>
-              <w:rPr>
-                <w:rFonts w:ascii="Calibri" w:hAnsi="Calibri" w:eastAsia="微软雅黑"/>
-                <w:b w:val="0"/>
-                <w:color w:val="AAC4B6"/>
-                <w:sz w:val="21"/>
-              </w:rPr>
-              <w:t xml:space="preserve"> </w:t>
-            </w:r>
-            <w:r>
-              <w:rPr>
-                <w:rFonts w:ascii="Calibri" w:hAnsi="Calibri" w:eastAsia="微软雅黑"/>
-                <w:b/>
-                <w:color w:val="FBBF24"/>
-                <w:sz w:val="21"/>
-              </w:rPr>
-              <w:t>甜味</w:t>
-            </w:r>
           </w:p>
         </w:tc>
         <w:tc>
           <w:tcPr>
-            <w:tcW w:type="dxa" w:w="5270"/>
+            <w:tcW w:type="dxa" w:w="2108"/>
           </w:tcPr>
           <w:p>
             <w:pPr>
@@ -2265,12 +3035,43 @@
             <w:r>
               <w:rPr>
                 <w:rFonts w:ascii="Calibri" w:hAnsi="Calibri" w:eastAsia="微软雅黑"/>
+                <w:b/>
+                <w:color w:val="FBBF24"/>
+                <w:sz w:val="21"/>
+              </w:rPr>
+              <w:t>甜味</w:t>
+            </w:r>
+          </w:p>
+        </w:tc>
+        <w:tc>
+          <w:tcPr>
+            <w:tcW w:type="dxa" w:w="2108"/>
+          </w:tcPr>
+          <w:p>
+            <w:pPr>
+              <w:spacing w:after="0"/>
+              <w:jc w:val="center"/>
+            </w:pPr>
+            <w:r>
+              <w:rPr>
+                <w:rFonts w:ascii="Calibri" w:hAnsi="Calibri" w:eastAsia="微软雅黑"/>
                 <w:b w:val="0"/>
                 <w:color w:val="AAC4B6"/>
                 <w:sz w:val="21"/>
               </w:rPr>
-              <w:t>让它拥有了能（在盲测中）胜出的</w:t>
-            </w:r>
+              <w:t>让它拥有了</w:t>
+            </w:r>
+          </w:p>
+        </w:tc>
+        <w:tc>
+          <w:tcPr>
+            <w:tcW w:type="dxa" w:w="2108"/>
+          </w:tcPr>
+          <w:p>
+            <w:pPr>
+              <w:spacing w:after="0"/>
+              <w:jc w:val="center"/>
+            </w:pPr>
             <w:r>
               <w:rPr>
                 <w:rFonts w:ascii="Calibri" w:hAnsi="Calibri" w:eastAsia="微软雅黑"/>
@@ -2278,8 +3079,19 @@
                 <w:color w:val="AAC4B6"/>
                 <w:sz w:val="21"/>
               </w:rPr>
-              <w:t xml:space="preserve"> </w:t>
-            </w:r>
+              <w:t>能（在盲测中）胜出的</w:t>
+            </w:r>
+          </w:p>
+        </w:tc>
+        <w:tc>
+          <w:tcPr>
+            <w:tcW w:type="dxa" w:w="2108"/>
+          </w:tcPr>
+          <w:p>
+            <w:pPr>
+              <w:spacing w:after="0"/>
+              <w:jc w:val="center"/>
+            </w:pPr>
             <w:r>
               <w:rPr>
                 <w:rFonts w:ascii="Calibri" w:hAnsi="Calibri" w:eastAsia="微软雅黑"/>
@@ -2318,14 +3130,16 @@
         </w:tblBorders>
       </w:tblPr>
       <w:tblGrid>
-        <w:gridCol w:w="3513"/>
-        <w:gridCol w:w="3513"/>
-        <w:gridCol w:w="3513"/>
+        <w:gridCol w:w="2108"/>
+        <w:gridCol w:w="2108"/>
+        <w:gridCol w:w="2108"/>
+        <w:gridCol w:w="2108"/>
+        <w:gridCol w:w="2108"/>
       </w:tblGrid>
       <w:tr>
         <w:tc>
           <w:tcPr>
-            <w:tcW w:type="dxa" w:w="3513"/>
+            <w:tcW w:type="dxa" w:w="2108"/>
           </w:tcPr>
           <w:p>
             <w:pPr>
@@ -2345,7 +3159,7 @@
         </w:tc>
         <w:tc>
           <w:tcPr>
-            <w:tcW w:type="dxa" w:w="3513"/>
+            <w:tcW w:type="dxa" w:w="2108"/>
           </w:tcPr>
           <w:p>
             <w:pPr>
@@ -2359,22 +3173,13 @@
                 <w:color w:val="F0F7F2"/>
                 <w:sz w:val="26"/>
               </w:rPr>
-              <w:t xml:space="preserve">launching the </w:t>
-            </w:r>
-            <w:r>
-              <w:rPr>
-                <w:rFonts w:ascii="Calibri" w:hAnsi="Calibri" w:eastAsia="微软雅黑"/>
-                <w:b/>
-                <w:color w:val="F472B6"/>
-                <w:sz w:val="26"/>
-              </w:rPr>
-              <w:t>concoction</w:t>
+              <w:t>launching</w:t>
             </w:r>
           </w:p>
         </w:tc>
         <w:tc>
           <w:tcPr>
-            <w:tcW w:type="dxa" w:w="3513"/>
+            <w:tcW w:type="dxa" w:w="2108"/>
           </w:tcPr>
           <w:p>
             <w:pPr>
@@ -2388,7 +3193,56 @@
                 <w:color w:val="F0F7F2"/>
                 <w:sz w:val="26"/>
               </w:rPr>
-              <w:t xml:space="preserve">was a </w:t>
+              <w:t xml:space="preserve">the </w:t>
+            </w:r>
+            <w:r>
+              <w:rPr>
+                <w:rFonts w:ascii="Calibri" w:hAnsi="Calibri" w:eastAsia="微软雅黑"/>
+                <w:b/>
+                <w:color w:val="F472B6"/>
+                <w:sz w:val="26"/>
+              </w:rPr>
+              <w:t>concoction</w:t>
+            </w:r>
+          </w:p>
+        </w:tc>
+        <w:tc>
+          <w:tcPr>
+            <w:tcW w:type="dxa" w:w="2108"/>
+          </w:tcPr>
+          <w:p>
+            <w:pPr>
+              <w:spacing w:after="0"/>
+              <w:jc w:val="center"/>
+            </w:pPr>
+            <w:r>
+              <w:rPr>
+                <w:rFonts w:ascii="Calibri" w:hAnsi="Calibri" w:eastAsia="微软雅黑"/>
+                <w:b w:val="0"/>
+                <w:color w:val="F0F7F2"/>
+                <w:sz w:val="26"/>
+              </w:rPr>
+              <w:t>was</w:t>
+            </w:r>
+          </w:p>
+        </w:tc>
+        <w:tc>
+          <w:tcPr>
+            <w:tcW w:type="dxa" w:w="2108"/>
+          </w:tcPr>
+          <w:p>
+            <w:pPr>
+              <w:spacing w:after="0"/>
+              <w:jc w:val="center"/>
+            </w:pPr>
+            <w:r>
+              <w:rPr>
+                <w:rFonts w:ascii="Calibri" w:hAnsi="Calibri" w:eastAsia="微软雅黑"/>
+                <w:b w:val="0"/>
+                <w:color w:val="F0F7F2"/>
+                <w:sz w:val="26"/>
+              </w:rPr>
+              <w:t xml:space="preserve">a </w:t>
             </w:r>
             <w:r>
               <w:rPr>
@@ -2414,7 +3268,7 @@
       <w:tr>
         <w:tc>
           <w:tcPr>
-            <w:tcW w:type="dxa" w:w="3513"/>
+            <w:tcW w:type="dxa" w:w="2108"/>
           </w:tcPr>
           <w:p>
             <w:pPr>
@@ -2434,7 +3288,7 @@
         </w:tc>
         <w:tc>
           <w:tcPr>
-            <w:tcW w:type="dxa" w:w="3513"/>
+            <w:tcW w:type="dxa" w:w="2108"/>
           </w:tcPr>
           <w:p>
             <w:pPr>
@@ -2448,31 +3302,13 @@
                 <w:color w:val="AAC4B6"/>
                 <w:sz w:val="21"/>
               </w:rPr>
-              <w:t>推出这款</w:t>
-            </w:r>
-            <w:r>
-              <w:rPr>
-                <w:rFonts w:ascii="Calibri" w:hAnsi="Calibri" w:eastAsia="微软雅黑"/>
-                <w:b w:val="0"/>
-                <w:color w:val="AAC4B6"/>
-                <w:sz w:val="21"/>
-              </w:rPr>
-              <w:t xml:space="preserve"> </w:t>
-            </w:r>
-            <w:r>
-              <w:rPr>
-                <w:rFonts w:ascii="Calibri" w:hAnsi="Calibri" w:eastAsia="微软雅黑"/>
-                <w:b/>
-                <w:color w:val="F472B6"/>
-                <w:sz w:val="21"/>
-              </w:rPr>
-              <w:t>调制（饮）品</w:t>
+              <w:t>推出</w:t>
             </w:r>
           </w:p>
         </w:tc>
         <w:tc>
           <w:tcPr>
-            <w:tcW w:type="dxa" w:w="3513"/>
+            <w:tcW w:type="dxa" w:w="2108"/>
           </w:tcPr>
           <w:p>
             <w:pPr>
@@ -2486,7 +3322,65 @@
                 <w:color w:val="AAC4B6"/>
                 <w:sz w:val="21"/>
               </w:rPr>
-              <w:t>是一场</w:t>
+              <w:t>这款</w:t>
+            </w:r>
+            <w:r>
+              <w:rPr>
+                <w:rFonts w:ascii="Calibri" w:hAnsi="Calibri" w:eastAsia="微软雅黑"/>
+                <w:b w:val="0"/>
+                <w:color w:val="AAC4B6"/>
+                <w:sz w:val="21"/>
+              </w:rPr>
+              <w:t xml:space="preserve"> </w:t>
+            </w:r>
+            <w:r>
+              <w:rPr>
+                <w:rFonts w:ascii="Calibri" w:hAnsi="Calibri" w:eastAsia="微软雅黑"/>
+                <w:b/>
+                <w:color w:val="F472B6"/>
+                <w:sz w:val="21"/>
+              </w:rPr>
+              <w:t>调制（饮）品</w:t>
+            </w:r>
+          </w:p>
+        </w:tc>
+        <w:tc>
+          <w:tcPr>
+            <w:tcW w:type="dxa" w:w="2108"/>
+          </w:tcPr>
+          <w:p>
+            <w:pPr>
+              <w:spacing w:after="0"/>
+              <w:jc w:val="center"/>
+            </w:pPr>
+            <w:r>
+              <w:rPr>
+                <w:rFonts w:ascii="Calibri" w:hAnsi="Calibri" w:eastAsia="微软雅黑"/>
+                <w:b w:val="0"/>
+                <w:color w:val="AAC4B6"/>
+                <w:sz w:val="21"/>
+              </w:rPr>
+              <w:t>是</w:t>
+            </w:r>
+          </w:p>
+        </w:tc>
+        <w:tc>
+          <w:tcPr>
+            <w:tcW w:type="dxa" w:w="2108"/>
+          </w:tcPr>
+          <w:p>
+            <w:pPr>
+              <w:spacing w:after="0"/>
+              <w:jc w:val="center"/>
+            </w:pPr>
+            <w:r>
+              <w:rPr>
+                <w:rFonts w:ascii="Calibri" w:hAnsi="Calibri" w:eastAsia="微软雅黑"/>
+                <w:b w:val="0"/>
+                <w:color w:val="AAC4B6"/>
+                <w:sz w:val="21"/>
+              </w:rPr>
+              <w:t>一场</w:t>
             </w:r>
             <w:r>
               <w:rPr>
@@ -2555,13 +3449,15 @@
         </w:tblBorders>
       </w:tblPr>
       <w:tblGrid>
-        <w:gridCol w:w="5270"/>
-        <w:gridCol w:w="5270"/>
+        <w:gridCol w:w="2635"/>
+        <w:gridCol w:w="2635"/>
+        <w:gridCol w:w="2635"/>
+        <w:gridCol w:w="2635"/>
       </w:tblGrid>
       <w:tr>
         <w:tc>
           <w:tcPr>
-            <w:tcW w:type="dxa" w:w="5270"/>
+            <w:tcW w:type="dxa" w:w="2635"/>
           </w:tcPr>
           <w:p>
             <w:pPr>
@@ -2590,7 +3486,7 @@
         </w:tc>
         <w:tc>
           <w:tcPr>
-            <w:tcW w:type="dxa" w:w="5270"/>
+            <w:tcW w:type="dxa" w:w="2635"/>
           </w:tcPr>
           <w:p>
             <w:pPr>
@@ -2604,7 +3500,27 @@
                 <w:color w:val="F0F7F2"/>
                 <w:sz w:val="26"/>
               </w:rPr>
-              <w:t xml:space="preserve">was a </w:t>
+              <w:t>was</w:t>
+            </w:r>
+          </w:p>
+        </w:tc>
+        <w:tc>
+          <w:tcPr>
+            <w:tcW w:type="dxa" w:w="2635"/>
+          </w:tcPr>
+          <w:p>
+            <w:pPr>
+              <w:spacing w:after="0"/>
+              <w:jc w:val="center"/>
+            </w:pPr>
+            <w:r>
+              <w:rPr>
+                <w:rFonts w:ascii="Calibri" w:hAnsi="Calibri" w:eastAsia="微软雅黑"/>
+                <w:b w:val="0"/>
+                <w:color w:val="F0F7F2"/>
+                <w:sz w:val="26"/>
+              </w:rPr>
+              <w:t xml:space="preserve">a </w:t>
             </w:r>
             <w:r>
               <w:rPr>
@@ -2615,15 +3531,17 @@
               </w:rPr>
               <w:t>grassroots</w:t>
             </w:r>
-            <w:r>
-              <w:rPr>
-                <w:rFonts w:ascii="Calibri" w:hAnsi="Calibri" w:eastAsia="微软雅黑"/>
-                <w:b w:val="0"/>
-                <w:color w:val="F0F7F2"/>
-                <w:sz w:val="26"/>
-              </w:rPr>
-              <w:t xml:space="preserve"> </w:t>
-            </w:r>
+          </w:p>
+        </w:tc>
+        <w:tc>
+          <w:tcPr>
+            <w:tcW w:type="dxa" w:w="2635"/>
+          </w:tcPr>
+          <w:p>
+            <w:pPr>
+              <w:spacing w:after="0"/>
+              <w:jc w:val="center"/>
+            </w:pPr>
             <w:r>
               <w:rPr>
                 <w:rFonts w:ascii="Calibri" w:hAnsi="Calibri" w:eastAsia="微软雅黑"/>
@@ -2648,7 +3566,7 @@
       <w:tr>
         <w:tc>
           <w:tcPr>
-            <w:tcW w:type="dxa" w:w="5270"/>
+            <w:tcW w:type="dxa" w:w="2635"/>
           </w:tcPr>
           <w:p>
             <w:pPr>
@@ -2695,7 +3613,7 @@
         </w:tc>
         <w:tc>
           <w:tcPr>
-            <w:tcW w:type="dxa" w:w="5270"/>
+            <w:tcW w:type="dxa" w:w="2635"/>
           </w:tcPr>
           <w:p>
             <w:pPr>
@@ -2711,15 +3629,17 @@
               </w:rPr>
               <w:t>是</w:t>
             </w:r>
-            <w:r>
-              <w:rPr>
-                <w:rFonts w:ascii="Calibri" w:hAnsi="Calibri" w:eastAsia="微软雅黑"/>
-                <w:b w:val="0"/>
-                <w:color w:val="AAC4B6"/>
-                <w:sz w:val="21"/>
-              </w:rPr>
-              <w:t xml:space="preserve"> </w:t>
-            </w:r>
+          </w:p>
+        </w:tc>
+        <w:tc>
+          <w:tcPr>
+            <w:tcW w:type="dxa" w:w="2635"/>
+          </w:tcPr>
+          <w:p>
+            <w:pPr>
+              <w:spacing w:after="0"/>
+              <w:jc w:val="center"/>
+            </w:pPr>
             <w:r>
               <w:rPr>
                 <w:rFonts w:ascii="Calibri" w:hAnsi="Calibri" w:eastAsia="微软雅黑"/>
@@ -2729,15 +3649,17 @@
               </w:rPr>
               <w:t>来自基层民众的</w:t>
             </w:r>
-            <w:r>
-              <w:rPr>
-                <w:rFonts w:ascii="Calibri" w:hAnsi="Calibri" w:eastAsia="微软雅黑"/>
-                <w:b w:val="0"/>
-                <w:color w:val="AAC4B6"/>
-                <w:sz w:val="21"/>
-              </w:rPr>
-              <w:t xml:space="preserve"> </w:t>
-            </w:r>
+          </w:p>
+        </w:tc>
+        <w:tc>
+          <w:tcPr>
+            <w:tcW w:type="dxa" w:w="2635"/>
+          </w:tcPr>
+          <w:p>
+            <w:pPr>
+              <w:spacing w:after="0"/>
+              <w:jc w:val="center"/>
+            </w:pPr>
             <w:r>
               <w:rPr>
                 <w:rFonts w:ascii="Calibri" w:hAnsi="Calibri" w:eastAsia="微软雅黑"/>
@@ -2797,13 +3719,16 @@
         </w:tblBorders>
       </w:tblPr>
       <w:tblGrid>
-        <w:gridCol w:w="5270"/>
-        <w:gridCol w:w="5270"/>
+        <w:gridCol w:w="2108"/>
+        <w:gridCol w:w="2108"/>
+        <w:gridCol w:w="2108"/>
+        <w:gridCol w:w="2108"/>
+        <w:gridCol w:w="2108"/>
       </w:tblGrid>
       <w:tr>
         <w:tc>
           <w:tcPr>
-            <w:tcW w:type="dxa" w:w="5270"/>
+            <w:tcW w:type="dxa" w:w="2108"/>
           </w:tcPr>
           <w:p>
             <w:pPr>
@@ -2817,31 +3742,13 @@
                 <w:color w:val="F0F7F2"/>
                 <w:sz w:val="26"/>
               </w:rPr>
-              <w:t xml:space="preserve">Consumer </w:t>
-            </w:r>
-            <w:r>
-              <w:rPr>
-                <w:rFonts w:ascii="Calibri" w:hAnsi="Calibri" w:eastAsia="微软雅黑"/>
-                <w:b/>
-                <w:color w:val="FCA5A5"/>
-                <w:sz w:val="26"/>
-              </w:rPr>
-              <w:t>hotline</w:t>
-            </w:r>
-            <w:r>
-              <w:rPr>
-                <w:rFonts w:ascii="Calibri" w:hAnsi="Calibri" w:eastAsia="微软雅黑"/>
-                <w:b w:val="0"/>
-                <w:color w:val="F0F7F2"/>
-                <w:sz w:val="26"/>
-              </w:rPr>
-              <w:t xml:space="preserve"> calls</w:t>
+              <w:t>Consumer</w:t>
             </w:r>
           </w:p>
         </w:tc>
         <w:tc>
           <w:tcPr>
-            <w:tcW w:type="dxa" w:w="5270"/>
+            <w:tcW w:type="dxa" w:w="2108"/>
           </w:tcPr>
           <w:p>
             <w:pPr>
@@ -2851,11 +3758,71 @@
             <w:r>
               <w:rPr>
                 <w:rFonts w:ascii="Calibri" w:hAnsi="Calibri" w:eastAsia="微软雅黑"/>
+                <w:b/>
+                <w:color w:val="FCA5A5"/>
+                <w:sz w:val="26"/>
+              </w:rPr>
+              <w:t>hotline</w:t>
+            </w:r>
+          </w:p>
+        </w:tc>
+        <w:tc>
+          <w:tcPr>
+            <w:tcW w:type="dxa" w:w="2108"/>
+          </w:tcPr>
+          <w:p>
+            <w:pPr>
+              <w:spacing w:after="0"/>
+              <w:jc w:val="center"/>
+            </w:pPr>
+            <w:r>
+              <w:rPr>
+                <w:rFonts w:ascii="Calibri" w:hAnsi="Calibri" w:eastAsia="微软雅黑"/>
                 <w:b w:val="0"/>
                 <w:color w:val="F0F7F2"/>
                 <w:sz w:val="26"/>
               </w:rPr>
-              <w:t>rose from about 400 a day to about 1,500,</w:t>
+              <w:t>calls</w:t>
+            </w:r>
+          </w:p>
+        </w:tc>
+        <w:tc>
+          <w:tcPr>
+            <w:tcW w:type="dxa" w:w="2108"/>
+          </w:tcPr>
+          <w:p>
+            <w:pPr>
+              <w:spacing w:after="0"/>
+              <w:jc w:val="center"/>
+            </w:pPr>
+            <w:r>
+              <w:rPr>
+                <w:rFonts w:ascii="Calibri" w:hAnsi="Calibri" w:eastAsia="微软雅黑"/>
+                <w:b w:val="0"/>
+                <w:color w:val="F0F7F2"/>
+                <w:sz w:val="26"/>
+              </w:rPr>
+              <w:t>rose from about 400 a day</w:t>
+            </w:r>
+          </w:p>
+        </w:tc>
+        <w:tc>
+          <w:tcPr>
+            <w:tcW w:type="dxa" w:w="2108"/>
+          </w:tcPr>
+          <w:p>
+            <w:pPr>
+              <w:spacing w:after="0"/>
+              <w:jc w:val="center"/>
+            </w:pPr>
+            <w:r>
+              <w:rPr>
+                <w:rFonts w:ascii="Calibri" w:hAnsi="Calibri" w:eastAsia="微软雅黑"/>
+                <w:b w:val="0"/>
+                <w:color w:val="F0F7F2"/>
+                <w:sz w:val="26"/>
+              </w:rPr>
+              <w:t>to about 1,500,</w:t>
             </w:r>
           </w:p>
         </w:tc>
@@ -2863,7 +3830,7 @@
       <w:tr>
         <w:tc>
           <w:tcPr>
-            <w:tcW w:type="dxa" w:w="5270"/>
+            <w:tcW w:type="dxa" w:w="2108"/>
           </w:tcPr>
           <w:p>
             <w:pPr>
@@ -2879,47 +3846,11 @@
               </w:rPr>
               <w:t>消费者</w:t>
             </w:r>
-            <w:r>
-              <w:rPr>
-                <w:rFonts w:ascii="Calibri" w:hAnsi="Calibri" w:eastAsia="微软雅黑"/>
-                <w:b w:val="0"/>
-                <w:color w:val="AAC4B6"/>
-                <w:sz w:val="21"/>
-              </w:rPr>
-              <w:t xml:space="preserve"> </w:t>
-            </w:r>
-            <w:r>
-              <w:rPr>
-                <w:rFonts w:ascii="Calibri" w:hAnsi="Calibri" w:eastAsia="微软雅黑"/>
-                <w:b/>
-                <w:color w:val="FCA5A5"/>
-                <w:sz w:val="21"/>
-              </w:rPr>
-              <w:t>热线</w:t>
-            </w:r>
-            <w:r>
-              <w:rPr>
-                <w:rFonts w:ascii="Calibri" w:hAnsi="Calibri" w:eastAsia="微软雅黑"/>
-                <w:b w:val="0"/>
-                <w:color w:val="AAC4B6"/>
-                <w:sz w:val="21"/>
-              </w:rPr>
-              <w:t xml:space="preserve"> </w:t>
-            </w:r>
-            <w:r>
-              <w:rPr>
-                <w:rFonts w:ascii="Calibri" w:hAnsi="Calibri" w:eastAsia="微软雅黑"/>
-                <w:b w:val="0"/>
-                <w:color w:val="AAC4B6"/>
-                <w:sz w:val="21"/>
-              </w:rPr>
-              <w:t>来电</w:t>
-            </w:r>
           </w:p>
         </w:tc>
         <w:tc>
           <w:tcPr>
-            <w:tcW w:type="dxa" w:w="5270"/>
+            <w:tcW w:type="dxa" w:w="2108"/>
           </w:tcPr>
           <w:p>
             <w:pPr>
@@ -2929,11 +3860,71 @@
             <w:r>
               <w:rPr>
                 <w:rFonts w:ascii="Calibri" w:hAnsi="Calibri" w:eastAsia="微软雅黑"/>
+                <w:b/>
+                <w:color w:val="FCA5A5"/>
+                <w:sz w:val="21"/>
+              </w:rPr>
+              <w:t>热线</w:t>
+            </w:r>
+          </w:p>
+        </w:tc>
+        <w:tc>
+          <w:tcPr>
+            <w:tcW w:type="dxa" w:w="2108"/>
+          </w:tcPr>
+          <w:p>
+            <w:pPr>
+              <w:spacing w:after="0"/>
+              <w:jc w:val="center"/>
+            </w:pPr>
+            <w:r>
+              <w:rPr>
+                <w:rFonts w:ascii="Calibri" w:hAnsi="Calibri" w:eastAsia="微软雅黑"/>
                 <w:b w:val="0"/>
                 <w:color w:val="AAC4B6"/>
                 <w:sz w:val="21"/>
               </w:rPr>
-              <w:t>从每天约400通激增到约1,500通，</w:t>
+              <w:t>来电</w:t>
+            </w:r>
+          </w:p>
+        </w:tc>
+        <w:tc>
+          <w:tcPr>
+            <w:tcW w:type="dxa" w:w="2108"/>
+          </w:tcPr>
+          <w:p>
+            <w:pPr>
+              <w:spacing w:after="0"/>
+              <w:jc w:val="center"/>
+            </w:pPr>
+            <w:r>
+              <w:rPr>
+                <w:rFonts w:ascii="Calibri" w:hAnsi="Calibri" w:eastAsia="微软雅黑"/>
+                <w:b w:val="0"/>
+                <w:color w:val="AAC4B6"/>
+                <w:sz w:val="21"/>
+              </w:rPr>
+              <w:t>从每天约400通激增</w:t>
+            </w:r>
+          </w:p>
+        </w:tc>
+        <w:tc>
+          <w:tcPr>
+            <w:tcW w:type="dxa" w:w="2108"/>
+          </w:tcPr>
+          <w:p>
+            <w:pPr>
+              <w:spacing w:after="0"/>
+              <w:jc w:val="center"/>
+            </w:pPr>
+            <w:r>
+              <w:rPr>
+                <w:rFonts w:ascii="Calibri" w:hAnsi="Calibri" w:eastAsia="微软雅黑"/>
+                <w:b w:val="0"/>
+                <w:color w:val="AAC4B6"/>
+                <w:sz w:val="21"/>
+              </w:rPr>
+              <w:t>到约1,500通，</w:t>
             </w:r>
           </w:p>
         </w:tc>
@@ -2955,12 +3946,14 @@
         </w:tblBorders>
       </w:tblPr>
       <w:tblGrid>
-        <w:gridCol w:w="10540"/>
+        <w:gridCol w:w="3513"/>
+        <w:gridCol w:w="3513"/>
+        <w:gridCol w:w="3513"/>
       </w:tblGrid>
       <w:tr>
         <w:tc>
           <w:tcPr>
-            <w:tcW w:type="dxa" w:w="10540"/>
+            <w:tcW w:type="dxa" w:w="3513"/>
           </w:tcPr>
           <w:p>
             <w:pPr>
@@ -2974,8 +3967,19 @@
                 <w:color w:val="F0F7F2"/>
                 <w:sz w:val="26"/>
               </w:rPr>
-              <w:t xml:space="preserve">almost all </w:t>
-            </w:r>
+              <w:t>almost all</w:t>
+            </w:r>
+          </w:p>
+        </w:tc>
+        <w:tc>
+          <w:tcPr>
+            <w:tcW w:type="dxa" w:w="3513"/>
+          </w:tcPr>
+          <w:p>
+            <w:pPr>
+              <w:spacing w:after="0"/>
+              <w:jc w:val="center"/>
+            </w:pPr>
             <w:r>
               <w:rPr>
                 <w:rFonts w:ascii="Calibri" w:hAnsi="Calibri" w:eastAsia="微软雅黑"/>
@@ -2985,15 +3989,17 @@
               </w:rPr>
               <w:t>furious</w:t>
             </w:r>
-            <w:r>
-              <w:rPr>
-                <w:rFonts w:ascii="Calibri" w:hAnsi="Calibri" w:eastAsia="微软雅黑"/>
-                <w:b w:val="0"/>
-                <w:color w:val="F0F7F2"/>
-                <w:sz w:val="26"/>
-              </w:rPr>
-              <w:t xml:space="preserve"> </w:t>
-            </w:r>
+          </w:p>
+        </w:tc>
+        <w:tc>
+          <w:tcPr>
+            <w:tcW w:type="dxa" w:w="3513"/>
+          </w:tcPr>
+          <w:p>
+            <w:pPr>
+              <w:spacing w:after="0"/>
+              <w:jc w:val="center"/>
+            </w:pPr>
             <w:r>
               <w:rPr>
                 <w:rFonts w:ascii="Calibri" w:hAnsi="Calibri" w:eastAsia="微软雅黑"/>
@@ -3018,7 +4024,7 @@
       <w:tr>
         <w:tc>
           <w:tcPr>
-            <w:tcW w:type="dxa" w:w="10540"/>
+            <w:tcW w:type="dxa" w:w="3513"/>
           </w:tcPr>
           <w:p>
             <w:pPr>
@@ -3034,15 +4040,17 @@
               </w:rPr>
               <w:t>几乎全都是</w:t>
             </w:r>
-            <w:r>
-              <w:rPr>
-                <w:rFonts w:ascii="Calibri" w:hAnsi="Calibri" w:eastAsia="微软雅黑"/>
-                <w:b w:val="0"/>
-                <w:color w:val="AAC4B6"/>
-                <w:sz w:val="21"/>
-              </w:rPr>
-              <w:t xml:space="preserve"> </w:t>
-            </w:r>
+          </w:p>
+        </w:tc>
+        <w:tc>
+          <w:tcPr>
+            <w:tcW w:type="dxa" w:w="3513"/>
+          </w:tcPr>
+          <w:p>
+            <w:pPr>
+              <w:spacing w:after="0"/>
+              <w:jc w:val="center"/>
+            </w:pPr>
             <w:r>
               <w:rPr>
                 <w:rFonts w:ascii="Calibri" w:hAnsi="Calibri" w:eastAsia="微软雅黑"/>
@@ -3052,15 +4060,17 @@
               </w:rPr>
               <w:t>暴怒的</w:t>
             </w:r>
-            <w:r>
-              <w:rPr>
-                <w:rFonts w:ascii="Calibri" w:hAnsi="Calibri" w:eastAsia="微软雅黑"/>
-                <w:b w:val="0"/>
-                <w:color w:val="AAC4B6"/>
-                <w:sz w:val="21"/>
-              </w:rPr>
-              <w:t xml:space="preserve"> </w:t>
-            </w:r>
+          </w:p>
+        </w:tc>
+        <w:tc>
+          <w:tcPr>
+            <w:tcW w:type="dxa" w:w="3513"/>
+          </w:tcPr>
+          <w:p>
+            <w:pPr>
+              <w:spacing w:after="0"/>
+              <w:jc w:val="center"/>
+            </w:pPr>
             <w:r>
               <w:rPr>
                 <w:rFonts w:ascii="Calibri" w:hAnsi="Calibri" w:eastAsia="微软雅黑"/>
@@ -3258,12 +4268,14 @@
         </w:tblBorders>
       </w:tblPr>
       <w:tblGrid>
-        <w:gridCol w:w="10540"/>
+        <w:gridCol w:w="3513"/>
+        <w:gridCol w:w="3513"/>
+        <w:gridCol w:w="3513"/>
       </w:tblGrid>
       <w:tr>
         <w:tc>
           <w:tcPr>
-            <w:tcW w:type="dxa" w:w="10540"/>
+            <w:tcW w:type="dxa" w:w="3513"/>
           </w:tcPr>
           <w:p>
             <w:pPr>
@@ -3277,8 +4289,19 @@
                 <w:color w:val="F0F7F2"/>
                 <w:sz w:val="26"/>
               </w:rPr>
-              <w:t xml:space="preserve">and some </w:t>
-            </w:r>
+              <w:t>and some</w:t>
+            </w:r>
+          </w:p>
+        </w:tc>
+        <w:tc>
+          <w:tcPr>
+            <w:tcW w:type="dxa" w:w="3513"/>
+          </w:tcPr>
+          <w:p>
+            <w:pPr>
+              <w:spacing w:after="0"/>
+              <w:jc w:val="center"/>
+            </w:pPr>
             <w:r>
               <w:rPr>
                 <w:rFonts w:ascii="Calibri" w:hAnsi="Calibri" w:eastAsia="微软雅黑"/>
@@ -3288,6 +4311,17 @@
               </w:rPr>
               <w:t>faithful</w:t>
             </w:r>
+          </w:p>
+        </w:tc>
+        <w:tc>
+          <w:tcPr>
+            <w:tcW w:type="dxa" w:w="3513"/>
+          </w:tcPr>
+          <w:p>
+            <w:pPr>
+              <w:spacing w:after="0"/>
+              <w:jc w:val="center"/>
+            </w:pPr>
             <w:r>
               <w:rPr>
                 <w:rFonts w:ascii="Calibri" w:hAnsi="Calibri" w:eastAsia="微软雅黑"/>
@@ -3295,7 +4329,7 @@
                 <w:color w:val="F0F7F2"/>
                 <w:sz w:val="26"/>
               </w:rPr>
-              <w:t xml:space="preserve"> drinkers</w:t>
+              <w:t>drinkers</w:t>
             </w:r>
           </w:p>
         </w:tc>
@@ -3303,7 +4337,7 @@
       <w:tr>
         <w:tc>
           <w:tcPr>
-            <w:tcW w:type="dxa" w:w="10540"/>
+            <w:tcW w:type="dxa" w:w="3513"/>
           </w:tcPr>
           <w:p>
             <w:pPr>
@@ -3319,15 +4353,17 @@
               </w:rPr>
               <w:t>一些</w:t>
             </w:r>
-            <w:r>
-              <w:rPr>
-                <w:rFonts w:ascii="Calibri" w:hAnsi="Calibri" w:eastAsia="微软雅黑"/>
-                <w:b w:val="0"/>
-                <w:color w:val="AAC4B6"/>
-                <w:sz w:val="21"/>
-              </w:rPr>
-              <w:t xml:space="preserve"> </w:t>
-            </w:r>
+          </w:p>
+        </w:tc>
+        <w:tc>
+          <w:tcPr>
+            <w:tcW w:type="dxa" w:w="3513"/>
+          </w:tcPr>
+          <w:p>
+            <w:pPr>
+              <w:spacing w:after="0"/>
+              <w:jc w:val="center"/>
+            </w:pPr>
             <w:r>
               <w:rPr>
                 <w:rFonts w:ascii="Calibri" w:hAnsi="Calibri" w:eastAsia="微软雅黑"/>
@@ -3337,15 +4373,17 @@
               </w:rPr>
               <w:t>忠实的</w:t>
             </w:r>
-            <w:r>
-              <w:rPr>
-                <w:rFonts w:ascii="Calibri" w:hAnsi="Calibri" w:eastAsia="微软雅黑"/>
-                <w:b w:val="0"/>
-                <w:color w:val="AAC4B6"/>
-                <w:sz w:val="21"/>
-              </w:rPr>
-              <w:t xml:space="preserve"> </w:t>
-            </w:r>
+          </w:p>
+        </w:tc>
+        <w:tc>
+          <w:tcPr>
+            <w:tcW w:type="dxa" w:w="3513"/>
+          </w:tcPr>
+          <w:p>
+            <w:pPr>
+              <w:spacing w:after="0"/>
+              <w:jc w:val="center"/>
+            </w:pPr>
             <w:r>
               <w:rPr>
                 <w:rFonts w:ascii="Calibri" w:hAnsi="Calibri" w:eastAsia="微软雅黑"/>
@@ -3375,12 +4413,13 @@
         </w:tblBorders>
       </w:tblPr>
       <w:tblGrid>
-        <w:gridCol w:w="10540"/>
+        <w:gridCol w:w="5270"/>
+        <w:gridCol w:w="5270"/>
       </w:tblGrid>
       <w:tr>
         <w:tc>
           <w:tcPr>
-            <w:tcW w:type="dxa" w:w="10540"/>
+            <w:tcW w:type="dxa" w:w="5270"/>
           </w:tcPr>
           <w:p>
             <w:pPr>
@@ -3394,7 +4433,27 @@
                 <w:color w:val="F0F7F2"/>
                 <w:sz w:val="26"/>
               </w:rPr>
-              <w:t>stocked up on the original.</w:t>
+              <w:t>stocked up on</w:t>
+            </w:r>
+          </w:p>
+        </w:tc>
+        <w:tc>
+          <w:tcPr>
+            <w:tcW w:type="dxa" w:w="5270"/>
+          </w:tcPr>
+          <w:p>
+            <w:pPr>
+              <w:spacing w:after="0"/>
+              <w:jc w:val="center"/>
+            </w:pPr>
+            <w:r>
+              <w:rPr>
+                <w:rFonts w:ascii="Calibri" w:hAnsi="Calibri" w:eastAsia="微软雅黑"/>
+                <w:b w:val="0"/>
+                <w:color w:val="F0F7F2"/>
+                <w:sz w:val="26"/>
+              </w:rPr>
+              <w:t>the original.</w:t>
             </w:r>
           </w:p>
         </w:tc>
@@ -3402,7 +4461,7 @@
       <w:tr>
         <w:tc>
           <w:tcPr>
-            <w:tcW w:type="dxa" w:w="10540"/>
+            <w:tcW w:type="dxa" w:w="5270"/>
           </w:tcPr>
           <w:p>
             <w:pPr>
@@ -3416,7 +4475,27 @@
                 <w:color w:val="AAC4B6"/>
                 <w:sz w:val="21"/>
               </w:rPr>
-              <w:t>囤积了原版可乐。</w:t>
+              <w:t>囤积了</w:t>
+            </w:r>
+          </w:p>
+        </w:tc>
+        <w:tc>
+          <w:tcPr>
+            <w:tcW w:type="dxa" w:w="5270"/>
+          </w:tcPr>
+          <w:p>
+            <w:pPr>
+              <w:spacing w:after="0"/>
+              <w:jc w:val="center"/>
+            </w:pPr>
+            <w:r>
+              <w:rPr>
+                <w:rFonts w:ascii="Calibri" w:hAnsi="Calibri" w:eastAsia="微软雅黑"/>
+                <w:b w:val="0"/>
+                <w:color w:val="AAC4B6"/>
+                <w:sz w:val="21"/>
+              </w:rPr>
+              <w:t>原版可乐。</w:t>
             </w:r>
           </w:p>
         </w:tc>
@@ -3457,6 +4536,251 @@
         </w:tblBorders>
       </w:tblPr>
       <w:tblGrid>
+        <w:gridCol w:w="2108"/>
+        <w:gridCol w:w="2108"/>
+        <w:gridCol w:w="2108"/>
+        <w:gridCol w:w="2108"/>
+        <w:gridCol w:w="2108"/>
+      </w:tblGrid>
+      <w:tr>
+        <w:tc>
+          <w:tcPr>
+            <w:tcW w:type="dxa" w:w="2108"/>
+          </w:tcPr>
+          <w:p>
+            <w:pPr>
+              <w:spacing w:after="0"/>
+              <w:jc w:val="center"/>
+            </w:pPr>
+            <w:r>
+              <w:rPr>
+                <w:rFonts w:ascii="Calibri" w:hAnsi="Calibri" w:eastAsia="微软雅黑"/>
+                <w:b w:val="0"/>
+                <w:color w:val="F0F7F2"/>
+                <w:sz w:val="26"/>
+              </w:rPr>
+              <w:t>In June 1985</w:t>
+            </w:r>
+          </w:p>
+        </w:tc>
+        <w:tc>
+          <w:tcPr>
+            <w:tcW w:type="dxa" w:w="2108"/>
+          </w:tcPr>
+          <w:p>
+            <w:pPr>
+              <w:spacing w:after="0"/>
+              <w:jc w:val="center"/>
+            </w:pPr>
+            <w:r>
+              <w:rPr>
+                <w:rFonts w:ascii="Calibri" w:hAnsi="Calibri" w:eastAsia="微软雅黑"/>
+                <w:b w:val="0"/>
+                <w:color w:val="F0F7F2"/>
+                <w:sz w:val="26"/>
+              </w:rPr>
+              <w:t>one protester,</w:t>
+            </w:r>
+          </w:p>
+        </w:tc>
+        <w:tc>
+          <w:tcPr>
+            <w:tcW w:type="dxa" w:w="2108"/>
+          </w:tcPr>
+          <w:p>
+            <w:pPr>
+              <w:spacing w:after="0"/>
+              <w:jc w:val="center"/>
+            </w:pPr>
+            <w:r>
+              <w:rPr>
+                <w:rFonts w:ascii="Calibri" w:hAnsi="Calibri" w:eastAsia="微软雅黑"/>
+                <w:b w:val="0"/>
+                <w:color w:val="F0F7F2"/>
+                <w:sz w:val="26"/>
+              </w:rPr>
+              <w:t>Gay Mullins,</w:t>
+            </w:r>
+          </w:p>
+        </w:tc>
+        <w:tc>
+          <w:tcPr>
+            <w:tcW w:type="dxa" w:w="2108"/>
+          </w:tcPr>
+          <w:p>
+            <w:pPr>
+              <w:spacing w:after="0"/>
+              <w:jc w:val="center"/>
+            </w:pPr>
+            <w:r>
+              <w:rPr>
+                <w:rFonts w:ascii="Calibri" w:hAnsi="Calibri" w:eastAsia="微软雅黑"/>
+                <w:b w:val="0"/>
+                <w:color w:val="F0F7F2"/>
+                <w:sz w:val="26"/>
+              </w:rPr>
+              <w:t>filed</w:t>
+            </w:r>
+          </w:p>
+        </w:tc>
+        <w:tc>
+          <w:tcPr>
+            <w:tcW w:type="dxa" w:w="2108"/>
+          </w:tcPr>
+          <w:p>
+            <w:pPr>
+              <w:spacing w:after="0"/>
+              <w:jc w:val="center"/>
+            </w:pPr>
+            <w:r>
+              <w:rPr>
+                <w:rFonts w:ascii="Calibri" w:hAnsi="Calibri" w:eastAsia="微软雅黑"/>
+                <w:b w:val="0"/>
+                <w:color w:val="F0F7F2"/>
+                <w:sz w:val="26"/>
+              </w:rPr>
+              <w:t xml:space="preserve">a </w:t>
+            </w:r>
+            <w:r>
+              <w:rPr>
+                <w:rFonts w:ascii="Calibri" w:hAnsi="Calibri" w:eastAsia="微软雅黑"/>
+                <w:b/>
+                <w:color w:val="FB923C"/>
+                <w:sz w:val="26"/>
+              </w:rPr>
+              <w:t>lawsuit</w:t>
+            </w:r>
+          </w:p>
+        </w:tc>
+      </w:tr>
+      <w:tr>
+        <w:tc>
+          <w:tcPr>
+            <w:tcW w:type="dxa" w:w="2108"/>
+          </w:tcPr>
+          <w:p>
+            <w:pPr>
+              <w:spacing w:after="0"/>
+              <w:jc w:val="center"/>
+            </w:pPr>
+            <w:r>
+              <w:rPr>
+                <w:rFonts w:ascii="Calibri" w:hAnsi="Calibri" w:eastAsia="微软雅黑"/>
+                <w:b w:val="0"/>
+                <w:color w:val="AAC4B6"/>
+                <w:sz w:val="21"/>
+              </w:rPr>
+              <w:t>1985年6月，</w:t>
+            </w:r>
+          </w:p>
+        </w:tc>
+        <w:tc>
+          <w:tcPr>
+            <w:tcW w:type="dxa" w:w="2108"/>
+          </w:tcPr>
+          <w:p>
+            <w:pPr>
+              <w:spacing w:after="0"/>
+              <w:jc w:val="center"/>
+            </w:pPr>
+            <w:r>
+              <w:rPr>
+                <w:rFonts w:ascii="Calibri" w:hAnsi="Calibri" w:eastAsia="微软雅黑"/>
+                <w:b w:val="0"/>
+                <w:color w:val="AAC4B6"/>
+                <w:sz w:val="21"/>
+              </w:rPr>
+              <w:t>一位抗议者</w:t>
+            </w:r>
+          </w:p>
+        </w:tc>
+        <w:tc>
+          <w:tcPr>
+            <w:tcW w:type="dxa" w:w="2108"/>
+          </w:tcPr>
+          <w:p>
+            <w:pPr>
+              <w:spacing w:after="0"/>
+              <w:jc w:val="center"/>
+            </w:pPr>
+            <w:r>
+              <w:rPr>
+                <w:rFonts w:ascii="Calibri" w:hAnsi="Calibri" w:eastAsia="微软雅黑"/>
+                <w:b w:val="0"/>
+                <w:color w:val="AAC4B6"/>
+                <w:sz w:val="21"/>
+              </w:rPr>
+              <w:t>盖伊·马林斯</w:t>
+            </w:r>
+          </w:p>
+        </w:tc>
+        <w:tc>
+          <w:tcPr>
+            <w:tcW w:type="dxa" w:w="2108"/>
+          </w:tcPr>
+          <w:p>
+            <w:pPr>
+              <w:spacing w:after="0"/>
+              <w:jc w:val="center"/>
+            </w:pPr>
+            <w:r>
+              <w:rPr>
+                <w:rFonts w:ascii="Calibri" w:hAnsi="Calibri" w:eastAsia="微软雅黑"/>
+                <w:b w:val="0"/>
+                <w:color w:val="AAC4B6"/>
+                <w:sz w:val="21"/>
+              </w:rPr>
+              <w:t>提起了</w:t>
+            </w:r>
+          </w:p>
+        </w:tc>
+        <w:tc>
+          <w:tcPr>
+            <w:tcW w:type="dxa" w:w="2108"/>
+          </w:tcPr>
+          <w:p>
+            <w:pPr>
+              <w:spacing w:after="0"/>
+              <w:jc w:val="center"/>
+            </w:pPr>
+            <w:r>
+              <w:rPr>
+                <w:rFonts w:ascii="Calibri" w:hAnsi="Calibri" w:eastAsia="微软雅黑"/>
+                <w:b/>
+                <w:color w:val="FB923C"/>
+                <w:sz w:val="21"/>
+              </w:rPr>
+              <w:t>诉讼</w:t>
+            </w:r>
+            <w:r>
+              <w:rPr>
+                <w:rFonts w:ascii="Calibri" w:hAnsi="Calibri" w:eastAsia="微软雅黑"/>
+                <w:b w:val="0"/>
+                <w:color w:val="AAC4B6"/>
+                <w:sz w:val="21"/>
+              </w:rPr>
+              <w:t>，</w:t>
+            </w:r>
+          </w:p>
+        </w:tc>
+      </w:tr>
+    </w:tbl>
+    <w:tbl>
+      <w:tblPr>
+        <w:tblW w:type="auto" w:w="0"/>
+        <w:jc w:val="center"/>
+        <w:tblLayout w:type="autofit"/>
+        <w:tblLook w:firstColumn="1" w:firstRow="1" w:lastColumn="0" w:lastRow="0" w:noHBand="0" w:noVBand="1" w:val="04A0"/>
+        <w:tblBorders>
+          <w:top w:val="nil"/>
+          <w:left w:val="nil"/>
+          <w:bottom w:val="nil"/>
+          <w:right w:val="nil"/>
+          <w:insideH w:val="nil"/>
+          <w:insideV w:val="nil"/>
+        </w:tblBorders>
+      </w:tblPr>
+      <w:tblGrid>
         <w:gridCol w:w="3513"/>
         <w:gridCol w:w="3513"/>
         <w:gridCol w:w="3513"/>
@@ -3478,7 +4802,7 @@
                 <w:color w:val="F0F7F2"/>
                 <w:sz w:val="26"/>
               </w:rPr>
-              <w:t>In June 1985</w:t>
+              <w:t>to keep</w:t>
             </w:r>
           </w:p>
         </w:tc>
@@ -3498,7 +4822,7 @@
                 <w:color w:val="F0F7F2"/>
                 <w:sz w:val="26"/>
               </w:rPr>
-              <w:t>one protester, Gay Mullins,</w:t>
+              <w:t>New Coke</w:t>
             </w:r>
           </w:p>
         </w:tc>
@@ -3518,16 +4842,7 @@
                 <w:color w:val="F0F7F2"/>
                 <w:sz w:val="26"/>
               </w:rPr>
-              <w:t xml:space="preserve">filed a </w:t>
-            </w:r>
-            <w:r>
-              <w:rPr>
-                <w:rFonts w:ascii="Calibri" w:hAnsi="Calibri" w:eastAsia="微软雅黑"/>
-                <w:b/>
-                <w:color w:val="FB923C"/>
-                <w:sz w:val="26"/>
-              </w:rPr>
-              <w:t>lawsuit</w:t>
+              <w:t>out of packaging like the original's.</w:t>
             </w:r>
           </w:p>
         </w:tc>
@@ -3549,7 +4864,7 @@
                 <w:color w:val="AAC4B6"/>
                 <w:sz w:val="21"/>
               </w:rPr>
-              <w:t>1985年6月，</w:t>
+              <w:t>要求禁止</w:t>
             </w:r>
           </w:p>
         </w:tc>
@@ -3569,7 +4884,7 @@
                 <w:color w:val="AAC4B6"/>
                 <w:sz w:val="21"/>
               </w:rPr>
-              <w:t>一位抗议者盖伊·马林斯</w:t>
+              <w:t>新可乐</w:t>
             </w:r>
           </w:p>
         </w:tc>
@@ -3589,97 +4904,7 @@
                 <w:color w:val="AAC4B6"/>
                 <w:sz w:val="21"/>
               </w:rPr>
-              <w:t>提起了</w:t>
-            </w:r>
-            <w:r>
-              <w:rPr>
-                <w:rFonts w:ascii="Calibri" w:hAnsi="Calibri" w:eastAsia="微软雅黑"/>
-                <w:b w:val="0"/>
-                <w:color w:val="AAC4B6"/>
-                <w:sz w:val="21"/>
-              </w:rPr>
-              <w:t xml:space="preserve"> </w:t>
-            </w:r>
-            <w:r>
-              <w:rPr>
-                <w:rFonts w:ascii="Calibri" w:hAnsi="Calibri" w:eastAsia="微软雅黑"/>
-                <w:b/>
-                <w:color w:val="FB923C"/>
-                <w:sz w:val="21"/>
-              </w:rPr>
-              <w:t>诉讼</w:t>
-            </w:r>
-            <w:r>
-              <w:rPr>
-                <w:rFonts w:ascii="Calibri" w:hAnsi="Calibri" w:eastAsia="微软雅黑"/>
-                <w:b w:val="0"/>
-                <w:color w:val="AAC4B6"/>
-                <w:sz w:val="21"/>
-              </w:rPr>
-              <w:t>，</w:t>
-            </w:r>
-          </w:p>
-        </w:tc>
-      </w:tr>
-    </w:tbl>
-    <w:tbl>
-      <w:tblPr>
-        <w:tblW w:type="auto" w:w="0"/>
-        <w:jc w:val="center"/>
-        <w:tblLayout w:type="autofit"/>
-        <w:tblLook w:firstColumn="1" w:firstRow="1" w:lastColumn="0" w:lastRow="0" w:noHBand="0" w:noVBand="1" w:val="04A0"/>
-        <w:tblBorders>
-          <w:top w:val="nil"/>
-          <w:left w:val="nil"/>
-          <w:bottom w:val="nil"/>
-          <w:right w:val="nil"/>
-          <w:insideH w:val="nil"/>
-          <w:insideV w:val="nil"/>
-        </w:tblBorders>
-      </w:tblPr>
-      <w:tblGrid>
-        <w:gridCol w:w="10540"/>
-      </w:tblGrid>
-      <w:tr>
-        <w:tc>
-          <w:tcPr>
-            <w:tcW w:type="dxa" w:w="10540"/>
-          </w:tcPr>
-          <w:p>
-            <w:pPr>
-              <w:spacing w:after="0"/>
-              <w:jc w:val="center"/>
-            </w:pPr>
-            <w:r>
-              <w:rPr>
-                <w:rFonts w:ascii="Calibri" w:hAnsi="Calibri" w:eastAsia="微软雅黑"/>
-                <w:b w:val="0"/>
-                <w:color w:val="F0F7F2"/>
-                <w:sz w:val="26"/>
-              </w:rPr>
-              <w:t>to keep New Coke out of packaging like the original's.</w:t>
-            </w:r>
-          </w:p>
-        </w:tc>
-      </w:tr>
-      <w:tr>
-        <w:tc>
-          <w:tcPr>
-            <w:tcW w:type="dxa" w:w="10540"/>
-          </w:tcPr>
-          <w:p>
-            <w:pPr>
-              <w:spacing w:after="0"/>
-              <w:jc w:val="center"/>
-            </w:pPr>
-            <w:r>
-              <w:rPr>
-                <w:rFonts w:ascii="Calibri" w:hAnsi="Calibri" w:eastAsia="微软雅黑"/>
-                <w:b w:val="0"/>
-                <w:color w:val="AAC4B6"/>
-                <w:sz w:val="21"/>
-              </w:rPr>
-              <w:t>要求禁止新可乐使用与原版相似的包装。</w:t>
+              <w:t>使用与原版相似的包装。</w:t>
             </w:r>
           </w:p>
         </w:tc>
@@ -3720,13 +4945,14 @@
         </w:tblBorders>
       </w:tblPr>
       <w:tblGrid>
-        <w:gridCol w:w="5270"/>
-        <w:gridCol w:w="5270"/>
+        <w:gridCol w:w="3513"/>
+        <w:gridCol w:w="3513"/>
+        <w:gridCol w:w="3513"/>
       </w:tblGrid>
       <w:tr>
         <w:tc>
           <w:tcPr>
-            <w:tcW w:type="dxa" w:w="5270"/>
+            <w:tcW w:type="dxa" w:w="3513"/>
           </w:tcPr>
           <w:p>
             <w:pPr>
@@ -3755,7 +4981,7 @@
         </w:tc>
         <w:tc>
           <w:tcPr>
-            <w:tcW w:type="dxa" w:w="5270"/>
+            <w:tcW w:type="dxa" w:w="3513"/>
           </w:tcPr>
           <w:p>
             <w:pPr>
@@ -3769,7 +4995,27 @@
                 <w:color w:val="F0F7F2"/>
                 <w:sz w:val="26"/>
               </w:rPr>
-              <w:t>came a week later.</w:t>
+              <w:t>came</w:t>
+            </w:r>
+          </w:p>
+        </w:tc>
+        <w:tc>
+          <w:tcPr>
+            <w:tcW w:type="dxa" w:w="3513"/>
+          </w:tcPr>
+          <w:p>
+            <w:pPr>
+              <w:spacing w:after="0"/>
+              <w:jc w:val="center"/>
+            </w:pPr>
+            <w:r>
+              <w:rPr>
+                <w:rFonts w:ascii="Calibri" w:hAnsi="Calibri" w:eastAsia="微软雅黑"/>
+                <w:b w:val="0"/>
+                <w:color w:val="F0F7F2"/>
+                <w:sz w:val="26"/>
+              </w:rPr>
+              <w:t>a week later.</w:t>
             </w:r>
           </w:p>
         </w:tc>
@@ -3777,7 +5023,7 @@
       <w:tr>
         <w:tc>
           <w:tcPr>
-            <w:tcW w:type="dxa" w:w="5270"/>
+            <w:tcW w:type="dxa" w:w="3513"/>
           </w:tcPr>
           <w:p>
             <w:pPr>
@@ -3824,7 +5070,7 @@
         </w:tc>
         <w:tc>
           <w:tcPr>
-            <w:tcW w:type="dxa" w:w="5270"/>
+            <w:tcW w:type="dxa" w:w="3513"/>
           </w:tcPr>
           <w:p>
             <w:pPr>
@@ -3838,7 +5084,27 @@
                 <w:color w:val="AAC4B6"/>
                 <w:sz w:val="21"/>
               </w:rPr>
-              <w:t>是在一周之后。</w:t>
+              <w:t>是在</w:t>
+            </w:r>
+          </w:p>
+        </w:tc>
+        <w:tc>
+          <w:tcPr>
+            <w:tcW w:type="dxa" w:w="3513"/>
+          </w:tcPr>
+          <w:p>
+            <w:pPr>
+              <w:spacing w:after="0"/>
+              <w:jc w:val="center"/>
+            </w:pPr>
+            <w:r>
+              <w:rPr>
+                <w:rFonts w:ascii="Calibri" w:hAnsi="Calibri" w:eastAsia="微软雅黑"/>
+                <w:b w:val="0"/>
+                <w:color w:val="AAC4B6"/>
+                <w:sz w:val="21"/>
+              </w:rPr>
+              <w:t>一周之后。</w:t>
             </w:r>
           </w:p>
         </w:tc>
@@ -3880,13 +5146,16 @@
         </w:tblBorders>
       </w:tblPr>
       <w:tblGrid>
-        <w:gridCol w:w="5270"/>
-        <w:gridCol w:w="5270"/>
+        <w:gridCol w:w="2108"/>
+        <w:gridCol w:w="2108"/>
+        <w:gridCol w:w="2108"/>
+        <w:gridCol w:w="2108"/>
+        <w:gridCol w:w="2108"/>
       </w:tblGrid>
       <w:tr>
         <w:tc>
           <w:tcPr>
-            <w:tcW w:type="dxa" w:w="5270"/>
+            <w:tcW w:type="dxa" w:w="2108"/>
           </w:tcPr>
           <w:p>
             <w:pPr>
@@ -3900,22 +5169,13 @@
                 <w:color w:val="F0F7F2"/>
                 <w:sz w:val="26"/>
               </w:rPr>
-              <w:t xml:space="preserve">Pepsi's </w:t>
-            </w:r>
-            <w:r>
-              <w:rPr>
-                <w:rFonts w:ascii="Calibri" w:hAnsi="Calibri" w:eastAsia="微软雅黑"/>
-                <w:b/>
-                <w:color w:val="FCA5A5"/>
-                <w:sz w:val="26"/>
-              </w:rPr>
-              <w:t>chief executive</w:t>
+              <w:t>Pepsi's</w:t>
             </w:r>
           </w:p>
         </w:tc>
         <w:tc>
           <w:tcPr>
-            <w:tcW w:type="dxa" w:w="5270"/>
+            <w:tcW w:type="dxa" w:w="2108"/>
           </w:tcPr>
           <w:p>
             <w:pPr>
@@ -3925,11 +5185,51 @@
             <w:r>
               <w:rPr>
                 <w:rFonts w:ascii="Calibri" w:hAnsi="Calibri" w:eastAsia="微软雅黑"/>
+                <w:b/>
+                <w:color w:val="FCA5A5"/>
+                <w:sz w:val="26"/>
+              </w:rPr>
+              <w:t>chief executive</w:t>
+            </w:r>
+          </w:p>
+        </w:tc>
+        <w:tc>
+          <w:tcPr>
+            <w:tcW w:type="dxa" w:w="2108"/>
+          </w:tcPr>
+          <w:p>
+            <w:pPr>
+              <w:spacing w:after="0"/>
+              <w:jc w:val="center"/>
+            </w:pPr>
+            <w:r>
+              <w:rPr>
+                <w:rFonts w:ascii="Calibri" w:hAnsi="Calibri" w:eastAsia="微软雅黑"/>
                 <w:b w:val="0"/>
                 <w:color w:val="F0F7F2"/>
                 <w:sz w:val="26"/>
               </w:rPr>
-              <w:t xml:space="preserve">gave his </w:t>
+              <w:t>gave</w:t>
+            </w:r>
+          </w:p>
+        </w:tc>
+        <w:tc>
+          <w:tcPr>
+            <w:tcW w:type="dxa" w:w="2108"/>
+          </w:tcPr>
+          <w:p>
+            <w:pPr>
+              <w:spacing w:after="0"/>
+              <w:jc w:val="center"/>
+            </w:pPr>
+            <w:r>
+              <w:rPr>
+                <w:rFonts w:ascii="Calibri" w:hAnsi="Calibri" w:eastAsia="微软雅黑"/>
+                <w:b w:val="0"/>
+                <w:color w:val="F0F7F2"/>
+                <w:sz w:val="26"/>
+              </w:rPr>
+              <w:t xml:space="preserve">his </w:t>
             </w:r>
             <w:r>
               <w:rPr>
@@ -3940,6 +5240,17 @@
               </w:rPr>
               <w:t>employees</w:t>
             </w:r>
+          </w:p>
+        </w:tc>
+        <w:tc>
+          <w:tcPr>
+            <w:tcW w:type="dxa" w:w="2108"/>
+          </w:tcPr>
+          <w:p>
+            <w:pPr>
+              <w:spacing w:after="0"/>
+              <w:jc w:val="center"/>
+            </w:pPr>
             <w:r>
               <w:rPr>
                 <w:rFonts w:ascii="Calibri" w:hAnsi="Calibri" w:eastAsia="微软雅黑"/>
@@ -3947,7 +5258,7 @@
                 <w:color w:val="F0F7F2"/>
                 <w:sz w:val="26"/>
               </w:rPr>
-              <w:t xml:space="preserve"> a day off,</w:t>
+              <w:t>a day off,</w:t>
             </w:r>
           </w:p>
         </w:tc>
@@ -3955,7 +5266,7 @@
       <w:tr>
         <w:tc>
           <w:tcPr>
-            <w:tcW w:type="dxa" w:w="5270"/>
+            <w:tcW w:type="dxa" w:w="2108"/>
           </w:tcPr>
           <w:p>
             <w:pPr>
@@ -3971,29 +5282,11 @@
               </w:rPr>
               <w:t>百事可乐</w:t>
             </w:r>
-            <w:r>
-              <w:rPr>
-                <w:rFonts w:ascii="Calibri" w:hAnsi="Calibri" w:eastAsia="微软雅黑"/>
-                <w:b w:val="0"/>
-                <w:color w:val="AAC4B6"/>
-                <w:sz w:val="21"/>
-              </w:rPr>
-              <w:t xml:space="preserve"> </w:t>
-            </w:r>
-            <w:r>
-              <w:rPr>
-                <w:rFonts w:ascii="Calibri" w:hAnsi="Calibri" w:eastAsia="微软雅黑"/>
-                <w:b/>
-                <w:color w:val="FCA5A5"/>
-                <w:sz w:val="21"/>
-              </w:rPr>
-              <w:t>首席执行官</w:t>
-            </w:r>
           </w:p>
         </w:tc>
         <w:tc>
           <w:tcPr>
-            <w:tcW w:type="dxa" w:w="5270"/>
+            <w:tcW w:type="dxa" w:w="2108"/>
           </w:tcPr>
           <w:p>
             <w:pPr>
@@ -4003,12 +5296,43 @@
             <w:r>
               <w:rPr>
                 <w:rFonts w:ascii="Calibri" w:hAnsi="Calibri" w:eastAsia="微软雅黑"/>
+                <w:b/>
+                <w:color w:val="FCA5A5"/>
+                <w:sz w:val="21"/>
+              </w:rPr>
+              <w:t>首席执行官</w:t>
+            </w:r>
+          </w:p>
+        </w:tc>
+        <w:tc>
+          <w:tcPr>
+            <w:tcW w:type="dxa" w:w="2108"/>
+          </w:tcPr>
+          <w:p>
+            <w:pPr>
+              <w:spacing w:after="0"/>
+              <w:jc w:val="center"/>
+            </w:pPr>
+            <w:r>
+              <w:rPr>
+                <w:rFonts w:ascii="Calibri" w:hAnsi="Calibri" w:eastAsia="微软雅黑"/>
                 <w:b w:val="0"/>
                 <w:color w:val="AAC4B6"/>
                 <w:sz w:val="21"/>
               </w:rPr>
-              <w:t>给他的</w:t>
-            </w:r>
+              <w:t>给</w:t>
+            </w:r>
+          </w:p>
+        </w:tc>
+        <w:tc>
+          <w:tcPr>
+            <w:tcW w:type="dxa" w:w="2108"/>
+          </w:tcPr>
+          <w:p>
+            <w:pPr>
+              <w:spacing w:after="0"/>
+              <w:jc w:val="center"/>
+            </w:pPr>
             <w:r>
               <w:rPr>
                 <w:rFonts w:ascii="Calibri" w:hAnsi="Calibri" w:eastAsia="微软雅黑"/>
@@ -4016,6 +5340,15 @@
                 <w:color w:val="AAC4B6"/>
                 <w:sz w:val="21"/>
               </w:rPr>
+              <w:t>他的</w:t>
+            </w:r>
+            <w:r>
+              <w:rPr>
+                <w:rFonts w:ascii="Calibri" w:hAnsi="Calibri" w:eastAsia="微软雅黑"/>
+                <w:b w:val="0"/>
+                <w:color w:val="AAC4B6"/>
+                <w:sz w:val="21"/>
+              </w:rPr>
               <w:t xml:space="preserve"> </w:t>
             </w:r>
             <w:r>
@@ -4027,15 +5360,17 @@
               </w:rPr>
               <w:t>员工</w:t>
             </w:r>
-            <w:r>
-              <w:rPr>
-                <w:rFonts w:ascii="Calibri" w:hAnsi="Calibri" w:eastAsia="微软雅黑"/>
-                <w:b w:val="0"/>
-                <w:color w:val="AAC4B6"/>
-                <w:sz w:val="21"/>
-              </w:rPr>
-              <w:t xml:space="preserve"> </w:t>
-            </w:r>
+          </w:p>
+        </w:tc>
+        <w:tc>
+          <w:tcPr>
+            <w:tcW w:type="dxa" w:w="2108"/>
+          </w:tcPr>
+          <w:p>
+            <w:pPr>
+              <w:spacing w:after="0"/>
+              <w:jc w:val="center"/>
+            </w:pPr>
             <w:r>
               <w:rPr>
                 <w:rFonts w:ascii="Calibri" w:hAnsi="Calibri" w:eastAsia="微软雅黑"/>
@@ -4065,13 +5400,15 @@
         </w:tblBorders>
       </w:tblPr>
       <w:tblGrid>
-        <w:gridCol w:w="5270"/>
-        <w:gridCol w:w="5270"/>
+        <w:gridCol w:w="2635"/>
+        <w:gridCol w:w="2635"/>
+        <w:gridCol w:w="2635"/>
+        <w:gridCol w:w="2635"/>
       </w:tblGrid>
       <w:tr>
         <w:tc>
           <w:tcPr>
-            <w:tcW w:type="dxa" w:w="5270"/>
+            <w:tcW w:type="dxa" w:w="2635"/>
           </w:tcPr>
           <w:p>
             <w:pPr>
@@ -4091,7 +5428,7 @@
         </w:tc>
         <w:tc>
           <w:tcPr>
-            <w:tcW w:type="dxa" w:w="5270"/>
+            <w:tcW w:type="dxa" w:w="2635"/>
           </w:tcPr>
           <w:p>
             <w:pPr>
@@ -4105,8 +5442,39 @@
                 <w:color w:val="F0F7F2"/>
                 <w:sz w:val="26"/>
               </w:rPr>
-              <w:t xml:space="preserve">as Coke's </w:t>
-            </w:r>
+              <w:t>as</w:t>
+            </w:r>
+          </w:p>
+        </w:tc>
+        <w:tc>
+          <w:tcPr>
+            <w:tcW w:type="dxa" w:w="2635"/>
+          </w:tcPr>
+          <w:p>
+            <w:pPr>
+              <w:spacing w:after="0"/>
+              <w:jc w:val="center"/>
+            </w:pPr>
+            <w:r>
+              <w:rPr>
+                <w:rFonts w:ascii="Calibri" w:hAnsi="Calibri" w:eastAsia="微软雅黑"/>
+                <w:b w:val="0"/>
+                <w:color w:val="F0F7F2"/>
+                <w:sz w:val="26"/>
+              </w:rPr>
+              <w:t>Coke's</w:t>
+            </w:r>
+          </w:p>
+        </w:tc>
+        <w:tc>
+          <w:tcPr>
+            <w:tcW w:type="dxa" w:w="2635"/>
+          </w:tcPr>
+          <w:p>
+            <w:pPr>
+              <w:spacing w:after="0"/>
+              <w:jc w:val="center"/>
+            </w:pPr>
             <w:r>
               <w:rPr>
                 <w:rFonts w:ascii="Calibri" w:hAnsi="Calibri" w:eastAsia="微软雅黑"/>
@@ -4131,7 +5499,7 @@
       <w:tr>
         <w:tc>
           <w:tcPr>
-            <w:tcW w:type="dxa" w:w="5270"/>
+            <w:tcW w:type="dxa" w:w="2635"/>
           </w:tcPr>
           <w:p>
             <w:pPr>
@@ -4151,7 +5519,7 @@
         </w:tc>
         <w:tc>
           <w:tcPr>
-            <w:tcW w:type="dxa" w:w="5270"/>
+            <w:tcW w:type="dxa" w:w="2635"/>
           </w:tcPr>
           <w:p>
             <w:pPr>
@@ -4165,8 +5533,19 @@
                 <w:color w:val="AAC4B6"/>
                 <w:sz w:val="21"/>
               </w:rPr>
-              <w:t>看作可口可乐的</w:t>
-            </w:r>
+              <w:t>看作</w:t>
+            </w:r>
+          </w:p>
+        </w:tc>
+        <w:tc>
+          <w:tcPr>
+            <w:tcW w:type="dxa" w:w="2635"/>
+          </w:tcPr>
+          <w:p>
+            <w:pPr>
+              <w:spacing w:after="0"/>
+              <w:jc w:val="center"/>
+            </w:pPr>
             <w:r>
               <w:rPr>
                 <w:rFonts w:ascii="Calibri" w:hAnsi="Calibri" w:eastAsia="微软雅黑"/>
@@ -4174,8 +5553,19 @@
                 <w:color w:val="AAC4B6"/>
                 <w:sz w:val="21"/>
               </w:rPr>
-              <w:t xml:space="preserve"> </w:t>
-            </w:r>
+              <w:t>可口可乐的</w:t>
+            </w:r>
+          </w:p>
+        </w:tc>
+        <w:tc>
+          <w:tcPr>
+            <w:tcW w:type="dxa" w:w="2635"/>
+          </w:tcPr>
+          <w:p>
+            <w:pPr>
+              <w:spacing w:after="0"/>
+              <w:jc w:val="center"/>
+            </w:pPr>
             <w:r>
               <w:rPr>
                 <w:rFonts w:ascii="Calibri" w:hAnsi="Calibri" w:eastAsia="微软雅黑"/>
@@ -4503,13 +5893,14 @@
         </w:tblBorders>
       </w:tblPr>
       <w:tblGrid>
-        <w:gridCol w:w="5270"/>
-        <w:gridCol w:w="5270"/>
+        <w:gridCol w:w="3513"/>
+        <w:gridCol w:w="3513"/>
+        <w:gridCol w:w="3513"/>
       </w:tblGrid>
       <w:tr>
         <w:tc>
           <w:tcPr>
-            <w:tcW w:type="dxa" w:w="5270"/>
+            <w:tcW w:type="dxa" w:w="3513"/>
           </w:tcPr>
           <w:p>
             <w:pPr>
@@ -4538,7 +5929,7 @@
         </w:tc>
         <w:tc>
           <w:tcPr>
-            <w:tcW w:type="dxa" w:w="5270"/>
+            <w:tcW w:type="dxa" w:w="3513"/>
           </w:tcPr>
           <w:p>
             <w:pPr>
@@ -4563,6 +5954,17 @@
               </w:rPr>
               <w:t>vindication</w:t>
             </w:r>
+          </w:p>
+        </w:tc>
+        <w:tc>
+          <w:tcPr>
+            <w:tcW w:type="dxa" w:w="3513"/>
+          </w:tcPr>
+          <w:p>
+            <w:pPr>
+              <w:spacing w:after="0"/>
+              <w:jc w:val="center"/>
+            </w:pPr>
             <w:r>
               <w:rPr>
                 <w:rFonts w:ascii="Calibri" w:hAnsi="Calibri" w:eastAsia="微软雅黑"/>
@@ -4570,7 +5972,7 @@
                 <w:color w:val="F0F7F2"/>
                 <w:sz w:val="26"/>
               </w:rPr>
-              <w:t xml:space="preserve"> for </w:t>
+              <w:t xml:space="preserve">for </w:t>
             </w:r>
             <w:r>
               <w:rPr>
@@ -4596,7 +5998,7 @@
       <w:tr>
         <w:tc>
           <w:tcPr>
-            <w:tcW w:type="dxa" w:w="5270"/>
+            <w:tcW w:type="dxa" w:w="3513"/>
           </w:tcPr>
           <w:p>
             <w:pPr>
@@ -4643,7 +6045,7 @@
         </w:tc>
         <w:tc>
           <w:tcPr>
-            <w:tcW w:type="dxa" w:w="5270"/>
+            <w:tcW w:type="dxa" w:w="3513"/>
           </w:tcPr>
           <w:p>
             <w:pPr>
@@ -4659,15 +6061,17 @@
               </w:rPr>
               <w:t>证明了</w:t>
             </w:r>
-            <w:r>
-              <w:rPr>
-                <w:rFonts w:ascii="Calibri" w:hAnsi="Calibri" w:eastAsia="微软雅黑"/>
-                <w:b w:val="0"/>
-                <w:color w:val="AAC4B6"/>
-                <w:sz w:val="21"/>
-              </w:rPr>
-              <w:t xml:space="preserve"> </w:t>
-            </w:r>
+          </w:p>
+        </w:tc>
+        <w:tc>
+          <w:tcPr>
+            <w:tcW w:type="dxa" w:w="3513"/>
+          </w:tcPr>
+          <w:p>
+            <w:pPr>
+              <w:spacing w:after="0"/>
+              <w:jc w:val="center"/>
+            </w:pPr>
             <w:r>
               <w:rPr>
                 <w:rFonts w:ascii="Calibri" w:hAnsi="Calibri" w:eastAsia="微软雅黑"/>
@@ -4761,14 +6165,16 @@
         </w:tblBorders>
       </w:tblPr>
       <w:tblGrid>
-        <w:gridCol w:w="3513"/>
-        <w:gridCol w:w="3513"/>
-        <w:gridCol w:w="3513"/>
+        <w:gridCol w:w="2108"/>
+        <w:gridCol w:w="2108"/>
+        <w:gridCol w:w="2108"/>
+        <w:gridCol w:w="2108"/>
+        <w:gridCol w:w="2108"/>
       </w:tblGrid>
       <w:tr>
         <w:tc>
           <w:tcPr>
-            <w:tcW w:type="dxa" w:w="3513"/>
+            <w:tcW w:type="dxa" w:w="2108"/>
           </w:tcPr>
           <w:p>
             <w:pPr>
@@ -4788,7 +6194,7 @@
         </w:tc>
         <w:tc>
           <w:tcPr>
-            <w:tcW w:type="dxa" w:w="3513"/>
+            <w:tcW w:type="dxa" w:w="2108"/>
           </w:tcPr>
           <w:p>
             <w:pPr>
@@ -4804,20 +6210,11 @@
               </w:rPr>
               <w:t>interrupted</w:t>
             </w:r>
-            <w:r>
-              <w:rPr>
-                <w:rFonts w:ascii="Calibri" w:hAnsi="Calibri" w:eastAsia="微软雅黑"/>
-                <w:b w:val="0"/>
-                <w:color w:val="F0F7F2"/>
-                <w:sz w:val="26"/>
-              </w:rPr>
-              <w:t xml:space="preserve"> a soap opera</w:t>
-            </w:r>
           </w:p>
         </w:tc>
         <w:tc>
           <w:tcPr>
-            <w:tcW w:type="dxa" w:w="3513"/>
+            <w:tcW w:type="dxa" w:w="2108"/>
           </w:tcPr>
           <w:p>
             <w:pPr>
@@ -4831,6 +6228,26 @@
                 <w:color w:val="F0F7F2"/>
                 <w:sz w:val="26"/>
               </w:rPr>
+              <w:t>a soap opera</w:t>
+            </w:r>
+          </w:p>
+        </w:tc>
+        <w:tc>
+          <w:tcPr>
+            <w:tcW w:type="dxa" w:w="2108"/>
+          </w:tcPr>
+          <w:p>
+            <w:pPr>
+              <w:spacing w:after="0"/>
+              <w:jc w:val="center"/>
+            </w:pPr>
+            <w:r>
+              <w:rPr>
+                <w:rFonts w:ascii="Calibri" w:hAnsi="Calibri" w:eastAsia="微软雅黑"/>
+                <w:b w:val="0"/>
+                <w:color w:val="F0F7F2"/>
+                <w:sz w:val="26"/>
+              </w:rPr>
               <w:t xml:space="preserve">to </w:t>
             </w:r>
             <w:r>
@@ -4842,6 +6259,17 @@
               </w:rPr>
               <w:t>broadcast</w:t>
             </w:r>
+          </w:p>
+        </w:tc>
+        <w:tc>
+          <w:tcPr>
+            <w:tcW w:type="dxa" w:w="2108"/>
+          </w:tcPr>
+          <w:p>
+            <w:pPr>
+              <w:spacing w:after="0"/>
+              <w:jc w:val="center"/>
+            </w:pPr>
             <w:r>
               <w:rPr>
                 <w:rFonts w:ascii="Calibri" w:hAnsi="Calibri" w:eastAsia="微软雅黑"/>
@@ -4849,7 +6277,7 @@
                 <w:color w:val="F0F7F2"/>
                 <w:sz w:val="26"/>
               </w:rPr>
-              <w:t xml:space="preserve"> the </w:t>
+              <w:t xml:space="preserve">the </w:t>
             </w:r>
             <w:r>
               <w:rPr>
@@ -4875,7 +6303,7 @@
       <w:tr>
         <w:tc>
           <w:tcPr>
-            <w:tcW w:type="dxa" w:w="3513"/>
+            <w:tcW w:type="dxa" w:w="2108"/>
           </w:tcPr>
           <w:p>
             <w:pPr>
@@ -4895,7 +6323,7 @@
         </w:tc>
         <w:tc>
           <w:tcPr>
-            <w:tcW w:type="dxa" w:w="3513"/>
+            <w:tcW w:type="dxa" w:w="2108"/>
           </w:tcPr>
           <w:p>
             <w:pPr>
@@ -4911,29 +6339,11 @@
               </w:rPr>
               <w:t>中断了</w:t>
             </w:r>
-            <w:r>
-              <w:rPr>
-                <w:rFonts w:ascii="Calibri" w:hAnsi="Calibri" w:eastAsia="微软雅黑"/>
-                <w:b w:val="0"/>
-                <w:color w:val="AAC4B6"/>
-                <w:sz w:val="21"/>
-              </w:rPr>
-              <w:t xml:space="preserve"> </w:t>
-            </w:r>
-            <w:r>
-              <w:rPr>
-                <w:rFonts w:ascii="Calibri" w:hAnsi="Calibri" w:eastAsia="微软雅黑"/>
-                <w:b w:val="0"/>
-                <w:color w:val="AAC4B6"/>
-                <w:sz w:val="21"/>
-              </w:rPr>
-              <w:t>一部肥皂剧，</w:t>
-            </w:r>
           </w:p>
         </w:tc>
         <w:tc>
           <w:tcPr>
-            <w:tcW w:type="dxa" w:w="3513"/>
+            <w:tcW w:type="dxa" w:w="2108"/>
           </w:tcPr>
           <w:p>
             <w:pPr>
@@ -4943,21 +6353,43 @@
             <w:r>
               <w:rPr>
                 <w:rFonts w:ascii="Calibri" w:hAnsi="Calibri" w:eastAsia="微软雅黑"/>
+                <w:b w:val="0"/>
+                <w:color w:val="AAC4B6"/>
+                <w:sz w:val="21"/>
+              </w:rPr>
+              <w:t>一部肥皂剧，</w:t>
+            </w:r>
+          </w:p>
+        </w:tc>
+        <w:tc>
+          <w:tcPr>
+            <w:tcW w:type="dxa" w:w="2108"/>
+          </w:tcPr>
+          <w:p>
+            <w:pPr>
+              <w:spacing w:after="0"/>
+              <w:jc w:val="center"/>
+            </w:pPr>
+            <w:r>
+              <w:rPr>
+                <w:rFonts w:ascii="Calibri" w:hAnsi="Calibri" w:eastAsia="微软雅黑"/>
                 <w:b/>
                 <w:color w:val="FCA5A5"/>
                 <w:sz w:val="21"/>
               </w:rPr>
               <w:t>播出</w:t>
             </w:r>
-            <w:r>
-              <w:rPr>
-                <w:rFonts w:ascii="Calibri" w:hAnsi="Calibri" w:eastAsia="微软雅黑"/>
-                <w:b w:val="0"/>
-                <w:color w:val="AAC4B6"/>
-                <w:sz w:val="21"/>
-              </w:rPr>
-              <w:t xml:space="preserve"> </w:t>
-            </w:r>
+          </w:p>
+        </w:tc>
+        <w:tc>
+          <w:tcPr>
+            <w:tcW w:type="dxa" w:w="2108"/>
+          </w:tcPr>
+          <w:p>
+            <w:pPr>
+              <w:spacing w:after="0"/>
+              <w:jc w:val="center"/>
+            </w:pPr>
             <w:r>
               <w:rPr>
                 <w:rFonts w:ascii="Calibri" w:hAnsi="Calibri" w:eastAsia="微软雅黑"/>
@@ -5023,12 +6455,15 @@
         </w:tblBorders>
       </w:tblPr>
       <w:tblGrid>
-        <w:gridCol w:w="10540"/>
+        <w:gridCol w:w="2635"/>
+        <w:gridCol w:w="2635"/>
+        <w:gridCol w:w="2635"/>
+        <w:gridCol w:w="2635"/>
       </w:tblGrid>
       <w:tr>
         <w:tc>
           <w:tcPr>
-            <w:tcW w:type="dxa" w:w="10540"/>
+            <w:tcW w:type="dxa" w:w="2635"/>
           </w:tcPr>
           <w:p>
             <w:pPr>
@@ -5042,8 +6477,59 @@
                 <w:color w:val="F0F7F2"/>
                 <w:sz w:val="26"/>
               </w:rPr>
-              <w:t xml:space="preserve">which led two network </w:t>
-            </w:r>
+              <w:t>which</w:t>
+            </w:r>
+          </w:p>
+        </w:tc>
+        <w:tc>
+          <w:tcPr>
+            <w:tcW w:type="dxa" w:w="2635"/>
+          </w:tcPr>
+          <w:p>
+            <w:pPr>
+              <w:spacing w:after="0"/>
+              <w:jc w:val="center"/>
+            </w:pPr>
+            <w:r>
+              <w:rPr>
+                <w:rFonts w:ascii="Calibri" w:hAnsi="Calibri" w:eastAsia="微软雅黑"/>
+                <w:b w:val="0"/>
+                <w:color w:val="F0F7F2"/>
+                <w:sz w:val="26"/>
+              </w:rPr>
+              <w:t>led</w:t>
+            </w:r>
+          </w:p>
+        </w:tc>
+        <w:tc>
+          <w:tcPr>
+            <w:tcW w:type="dxa" w:w="2635"/>
+          </w:tcPr>
+          <w:p>
+            <w:pPr>
+              <w:spacing w:after="0"/>
+              <w:jc w:val="center"/>
+            </w:pPr>
+            <w:r>
+              <w:rPr>
+                <w:rFonts w:ascii="Calibri" w:hAnsi="Calibri" w:eastAsia="微软雅黑"/>
+                <w:b w:val="0"/>
+                <w:color w:val="F0F7F2"/>
+                <w:sz w:val="26"/>
+              </w:rPr>
+              <w:t>two network</w:t>
+            </w:r>
+          </w:p>
+        </w:tc>
+        <w:tc>
+          <w:tcPr>
+            <w:tcW w:type="dxa" w:w="2635"/>
+          </w:tcPr>
+          <w:p>
+            <w:pPr>
+              <w:spacing w:after="0"/>
+              <w:jc w:val="center"/>
+            </w:pPr>
             <w:r>
               <w:rPr>
                 <w:rFonts w:ascii="Calibri" w:hAnsi="Calibri" w:eastAsia="微软雅黑"/>
@@ -5068,7 +6554,7 @@
       <w:tr>
         <w:tc>
           <w:tcPr>
-            <w:tcW w:type="dxa" w:w="10540"/>
+            <w:tcW w:type="dxa" w:w="2635"/>
           </w:tcPr>
           <w:p>
             <w:pPr>
@@ -5082,8 +6568,19 @@
                 <w:color w:val="AAC4B6"/>
                 <w:sz w:val="21"/>
               </w:rPr>
-              <w:t>此事还领衔了两大电视网的</w:t>
-            </w:r>
+              <w:t>此事还</w:t>
+            </w:r>
+          </w:p>
+        </w:tc>
+        <w:tc>
+          <w:tcPr>
+            <w:tcW w:type="dxa" w:w="2635"/>
+          </w:tcPr>
+          <w:p>
+            <w:pPr>
+              <w:spacing w:after="0"/>
+              <w:jc w:val="center"/>
+            </w:pPr>
             <w:r>
               <w:rPr>
                 <w:rFonts w:ascii="Calibri" w:hAnsi="Calibri" w:eastAsia="微软雅黑"/>
@@ -5091,8 +6588,39 @@
                 <w:color w:val="AAC4B6"/>
                 <w:sz w:val="21"/>
               </w:rPr>
-              <w:t xml:space="preserve"> </w:t>
-            </w:r>
+              <w:t>领衔了</w:t>
+            </w:r>
+          </w:p>
+        </w:tc>
+        <w:tc>
+          <w:tcPr>
+            <w:tcW w:type="dxa" w:w="2635"/>
+          </w:tcPr>
+          <w:p>
+            <w:pPr>
+              <w:spacing w:after="0"/>
+              <w:jc w:val="center"/>
+            </w:pPr>
+            <w:r>
+              <w:rPr>
+                <w:rFonts w:ascii="Calibri" w:hAnsi="Calibri" w:eastAsia="微软雅黑"/>
+                <w:b w:val="0"/>
+                <w:color w:val="AAC4B6"/>
+                <w:sz w:val="21"/>
+              </w:rPr>
+              <w:t>两大电视网的</w:t>
+            </w:r>
+          </w:p>
+        </w:tc>
+        <w:tc>
+          <w:tcPr>
+            <w:tcW w:type="dxa" w:w="2635"/>
+          </w:tcPr>
+          <w:p>
+            <w:pPr>
+              <w:spacing w:after="0"/>
+              <w:jc w:val="center"/>
+            </w:pPr>
             <w:r>
               <w:rPr>
                 <w:rFonts w:ascii="Calibri" w:hAnsi="Calibri" w:eastAsia="微软雅黑"/>
@@ -5312,12 +6840,14 @@
         </w:tblBorders>
       </w:tblPr>
       <w:tblGrid>
-        <w:gridCol w:w="10540"/>
+        <w:gridCol w:w="3513"/>
+        <w:gridCol w:w="3513"/>
+        <w:gridCol w:w="3513"/>
       </w:tblGrid>
       <w:tr>
         <w:tc>
           <w:tcPr>
-            <w:tcW w:type="dxa" w:w="10540"/>
+            <w:tcW w:type="dxa" w:w="3513"/>
           </w:tcPr>
           <w:p>
             <w:pPr>
@@ -5331,7 +6861,47 @@
                 <w:color w:val="F0F7F2"/>
                 <w:sz w:val="26"/>
               </w:rPr>
-              <w:t xml:space="preserve">They captured a </w:t>
+              <w:t>They</w:t>
+            </w:r>
+          </w:p>
+        </w:tc>
+        <w:tc>
+          <w:tcPr>
+            <w:tcW w:type="dxa" w:w="3513"/>
+          </w:tcPr>
+          <w:p>
+            <w:pPr>
+              <w:spacing w:after="0"/>
+              <w:jc w:val="center"/>
+            </w:pPr>
+            <w:r>
+              <w:rPr>
+                <w:rFonts w:ascii="Calibri" w:hAnsi="Calibri" w:eastAsia="微软雅黑"/>
+                <w:b w:val="0"/>
+                <w:color w:val="F0F7F2"/>
+                <w:sz w:val="26"/>
+              </w:rPr>
+              <w:t>captured</w:t>
+            </w:r>
+          </w:p>
+        </w:tc>
+        <w:tc>
+          <w:tcPr>
+            <w:tcW w:type="dxa" w:w="3513"/>
+          </w:tcPr>
+          <w:p>
+            <w:pPr>
+              <w:spacing w:after="0"/>
+              <w:jc w:val="center"/>
+            </w:pPr>
+            <w:r>
+              <w:rPr>
+                <w:rFonts w:ascii="Calibri" w:hAnsi="Calibri" w:eastAsia="微软雅黑"/>
+                <w:b w:val="0"/>
+                <w:color w:val="F0F7F2"/>
+                <w:sz w:val="26"/>
+              </w:rPr>
+              <w:t xml:space="preserve">a </w:t>
             </w:r>
             <w:r>
               <w:rPr>
@@ -5357,7 +6927,7 @@
       <w:tr>
         <w:tc>
           <w:tcPr>
-            <w:tcW w:type="dxa" w:w="10540"/>
+            <w:tcW w:type="dxa" w:w="3513"/>
           </w:tcPr>
           <w:p>
             <w:pPr>
@@ -5371,8 +6941,19 @@
                 <w:color w:val="AAC4B6"/>
                 <w:sz w:val="21"/>
               </w:rPr>
-              <w:t>测试捕捉到的只是</w:t>
-            </w:r>
+              <w:t>测试</w:t>
+            </w:r>
+          </w:p>
+        </w:tc>
+        <w:tc>
+          <w:tcPr>
+            <w:tcW w:type="dxa" w:w="3513"/>
+          </w:tcPr>
+          <w:p>
+            <w:pPr>
+              <w:spacing w:after="0"/>
+              <w:jc w:val="center"/>
+            </w:pPr>
             <w:r>
               <w:rPr>
                 <w:rFonts w:ascii="Calibri" w:hAnsi="Calibri" w:eastAsia="微软雅黑"/>
@@ -5380,8 +6961,19 @@
                 <w:color w:val="AAC4B6"/>
                 <w:sz w:val="21"/>
               </w:rPr>
-              <w:t xml:space="preserve"> </w:t>
-            </w:r>
+              <w:t>捕捉到的只是</w:t>
+            </w:r>
+          </w:p>
+        </w:tc>
+        <w:tc>
+          <w:tcPr>
+            <w:tcW w:type="dxa" w:w="3513"/>
+          </w:tcPr>
+          <w:p>
+            <w:pPr>
+              <w:spacing w:after="0"/>
+              <w:jc w:val="center"/>
+            </w:pPr>
             <w:r>
               <w:rPr>
                 <w:rFonts w:ascii="Calibri" w:hAnsi="Calibri" w:eastAsia="微软雅黑"/>
@@ -5648,14 +7240,16 @@
         </w:tblBorders>
       </w:tblPr>
       <w:tblGrid>
-        <w:gridCol w:w="3513"/>
-        <w:gridCol w:w="3513"/>
-        <w:gridCol w:w="3513"/>
+        <w:gridCol w:w="2108"/>
+        <w:gridCol w:w="2108"/>
+        <w:gridCol w:w="2108"/>
+        <w:gridCol w:w="2108"/>
+        <w:gridCol w:w="2108"/>
       </w:tblGrid>
       <w:tr>
         <w:tc>
           <w:tcPr>
-            <w:tcW w:type="dxa" w:w="3513"/>
+            <w:tcW w:type="dxa" w:w="2108"/>
           </w:tcPr>
           <w:p>
             <w:pPr>
@@ -5675,7 +7269,7 @@
         </w:tc>
         <w:tc>
           <w:tcPr>
-            <w:tcW w:type="dxa" w:w="3513"/>
+            <w:tcW w:type="dxa" w:w="2108"/>
           </w:tcPr>
           <w:p>
             <w:pPr>
@@ -5695,7 +7289,7 @@
         </w:tc>
         <w:tc>
           <w:tcPr>
-            <w:tcW w:type="dxa" w:w="3513"/>
+            <w:tcW w:type="dxa" w:w="2108"/>
           </w:tcPr>
           <w:p>
             <w:pPr>
@@ -5709,8 +7303,19 @@
                 <w:color w:val="F0F7F2"/>
                 <w:sz w:val="26"/>
               </w:rPr>
-              <w:t xml:space="preserve">carried </w:t>
-            </w:r>
+              <w:t>carried</w:t>
+            </w:r>
+          </w:p>
+        </w:tc>
+        <w:tc>
+          <w:tcPr>
+            <w:tcW w:type="dxa" w:w="2108"/>
+          </w:tcPr>
+          <w:p>
+            <w:pPr>
+              <w:spacing w:after="0"/>
+              <w:jc w:val="center"/>
+            </w:pPr>
             <w:r>
               <w:rPr>
                 <w:rFonts w:ascii="Calibri" w:hAnsi="Calibri" w:eastAsia="微软雅黑"/>
@@ -5720,6 +7325,17 @@
               </w:rPr>
               <w:t>nostalgia</w:t>
             </w:r>
+          </w:p>
+        </w:tc>
+        <w:tc>
+          <w:tcPr>
+            <w:tcW w:type="dxa" w:w="2108"/>
+          </w:tcPr>
+          <w:p>
+            <w:pPr>
+              <w:spacing w:after="0"/>
+              <w:jc w:val="center"/>
+            </w:pPr>
             <w:r>
               <w:rPr>
                 <w:rFonts w:ascii="Calibri" w:hAnsi="Calibri" w:eastAsia="微软雅黑"/>
@@ -5727,7 +7343,7 @@
                 <w:color w:val="F0F7F2"/>
                 <w:sz w:val="26"/>
               </w:rPr>
-              <w:t xml:space="preserve"> and </w:t>
+              <w:t xml:space="preserve">and </w:t>
             </w:r>
             <w:r>
               <w:rPr>
@@ -5753,7 +7369,7 @@
       <w:tr>
         <w:tc>
           <w:tcPr>
-            <w:tcW w:type="dxa" w:w="3513"/>
+            <w:tcW w:type="dxa" w:w="2108"/>
           </w:tcPr>
           <w:p>
             <w:pPr>
@@ -5773,7 +7389,7 @@
         </w:tc>
         <w:tc>
           <w:tcPr>
-            <w:tcW w:type="dxa" w:w="3513"/>
+            <w:tcW w:type="dxa" w:w="2108"/>
           </w:tcPr>
           <w:p>
             <w:pPr>
@@ -5793,7 +7409,7 @@
         </w:tc>
         <w:tc>
           <w:tcPr>
-            <w:tcW w:type="dxa" w:w="3513"/>
+            <w:tcW w:type="dxa" w:w="2108"/>
           </w:tcPr>
           <w:p>
             <w:pPr>
@@ -5809,15 +7425,17 @@
               </w:rPr>
               <w:t>承载着</w:t>
             </w:r>
-            <w:r>
-              <w:rPr>
-                <w:rFonts w:ascii="Calibri" w:hAnsi="Calibri" w:eastAsia="微软雅黑"/>
-                <w:b w:val="0"/>
-                <w:color w:val="AAC4B6"/>
-                <w:sz w:val="21"/>
-              </w:rPr>
-              <w:t xml:space="preserve"> </w:t>
-            </w:r>
+          </w:p>
+        </w:tc>
+        <w:tc>
+          <w:tcPr>
+            <w:tcW w:type="dxa" w:w="2108"/>
+          </w:tcPr>
+          <w:p>
+            <w:pPr>
+              <w:spacing w:after="0"/>
+              <w:jc w:val="center"/>
+            </w:pPr>
             <w:r>
               <w:rPr>
                 <w:rFonts w:ascii="Calibri" w:hAnsi="Calibri" w:eastAsia="微软雅黑"/>
@@ -5827,15 +7445,17 @@
               </w:rPr>
               <w:t>怀旧</w:t>
             </w:r>
-            <w:r>
-              <w:rPr>
-                <w:rFonts w:ascii="Calibri" w:hAnsi="Calibri" w:eastAsia="微软雅黑"/>
-                <w:b w:val="0"/>
-                <w:color w:val="AAC4B6"/>
-                <w:sz w:val="21"/>
-              </w:rPr>
-              <w:t xml:space="preserve"> </w:t>
-            </w:r>
+          </w:p>
+        </w:tc>
+        <w:tc>
+          <w:tcPr>
+            <w:tcW w:type="dxa" w:w="2108"/>
+          </w:tcPr>
+          <w:p>
+            <w:pPr>
+              <w:spacing w:after="0"/>
+              <w:jc w:val="center"/>
+            </w:pPr>
             <w:r>
               <w:rPr>
                 <w:rFonts w:ascii="Calibri" w:hAnsi="Calibri" w:eastAsia="微软雅黑"/>
@@ -6017,13 +7637,16 @@
         </w:tblBorders>
       </w:tblPr>
       <w:tblGrid>
-        <w:gridCol w:w="5270"/>
-        <w:gridCol w:w="5270"/>
+        <w:gridCol w:w="2108"/>
+        <w:gridCol w:w="2108"/>
+        <w:gridCol w:w="2108"/>
+        <w:gridCol w:w="2108"/>
+        <w:gridCol w:w="2108"/>
       </w:tblGrid>
       <w:tr>
         <w:tc>
           <w:tcPr>
-            <w:tcW w:type="dxa" w:w="5270"/>
+            <w:tcW w:type="dxa" w:w="2108"/>
           </w:tcPr>
           <w:p>
             <w:pPr>
@@ -6037,22 +7660,13 @@
                 <w:color w:val="F0F7F2"/>
                 <w:sz w:val="26"/>
               </w:rPr>
-              <w:t xml:space="preserve">so they could not </w:t>
-            </w:r>
-            <w:r>
-              <w:rPr>
-                <w:rFonts w:ascii="Calibri" w:hAnsi="Calibri" w:eastAsia="微软雅黑"/>
-                <w:b/>
-                <w:color w:val="38BDF8"/>
-                <w:sz w:val="26"/>
-              </w:rPr>
-              <w:t>quantify</w:t>
+              <w:t>so</w:t>
             </w:r>
           </w:p>
         </w:tc>
         <w:tc>
           <w:tcPr>
-            <w:tcW w:type="dxa" w:w="5270"/>
+            <w:tcW w:type="dxa" w:w="2108"/>
           </w:tcPr>
           <w:p>
             <w:pPr>
@@ -6066,6 +7680,66 @@
                 <w:color w:val="F0F7F2"/>
                 <w:sz w:val="26"/>
               </w:rPr>
+              <w:t>they</w:t>
+            </w:r>
+          </w:p>
+        </w:tc>
+        <w:tc>
+          <w:tcPr>
+            <w:tcW w:type="dxa" w:w="2108"/>
+          </w:tcPr>
+          <w:p>
+            <w:pPr>
+              <w:spacing w:after="0"/>
+              <w:jc w:val="center"/>
+            </w:pPr>
+            <w:r>
+              <w:rPr>
+                <w:rFonts w:ascii="Calibri" w:hAnsi="Calibri" w:eastAsia="微软雅黑"/>
+                <w:b w:val="0"/>
+                <w:color w:val="F0F7F2"/>
+                <w:sz w:val="26"/>
+              </w:rPr>
+              <w:t>could not</w:t>
+            </w:r>
+          </w:p>
+        </w:tc>
+        <w:tc>
+          <w:tcPr>
+            <w:tcW w:type="dxa" w:w="2108"/>
+          </w:tcPr>
+          <w:p>
+            <w:pPr>
+              <w:spacing w:after="0"/>
+              <w:jc w:val="center"/>
+            </w:pPr>
+            <w:r>
+              <w:rPr>
+                <w:rFonts w:ascii="Calibri" w:hAnsi="Calibri" w:eastAsia="微软雅黑"/>
+                <w:b/>
+                <w:color w:val="38BDF8"/>
+                <w:sz w:val="26"/>
+              </w:rPr>
+              <w:t>quantify</w:t>
+            </w:r>
+          </w:p>
+        </w:tc>
+        <w:tc>
+          <w:tcPr>
+            <w:tcW w:type="dxa" w:w="2108"/>
+          </w:tcPr>
+          <w:p>
+            <w:pPr>
+              <w:spacing w:after="0"/>
+              <w:jc w:val="center"/>
+            </w:pPr>
+            <w:r>
+              <w:rPr>
+                <w:rFonts w:ascii="Calibri" w:hAnsi="Calibri" w:eastAsia="微软雅黑"/>
+                <w:b w:val="0"/>
+                <w:color w:val="F0F7F2"/>
+                <w:sz w:val="26"/>
+              </w:rPr>
               <w:t xml:space="preserve">what it meant to </w:t>
             </w:r>
             <w:r>
@@ -6110,7 +7784,7 @@
       <w:tr>
         <w:tc>
           <w:tcPr>
-            <w:tcW w:type="dxa" w:w="5270"/>
+            <w:tcW w:type="dxa" w:w="2108"/>
           </w:tcPr>
           <w:p>
             <w:pPr>
@@ -6124,31 +7798,73 @@
                 <w:color w:val="AAC4B6"/>
                 <w:sz w:val="21"/>
               </w:rPr>
-              <w:t>所以它们无法</w:t>
-            </w:r>
-            <w:r>
-              <w:rPr>
-                <w:rFonts w:ascii="Calibri" w:hAnsi="Calibri" w:eastAsia="微软雅黑"/>
-                <w:b w:val="0"/>
-                <w:color w:val="AAC4B6"/>
-                <w:sz w:val="21"/>
-              </w:rPr>
-              <w:t xml:space="preserve"> </w:t>
-            </w:r>
-            <w:r>
-              <w:rPr>
-                <w:rFonts w:ascii="Calibri" w:hAnsi="Calibri" w:eastAsia="微软雅黑"/>
-                <w:b/>
-                <w:color w:val="38BDF8"/>
-                <w:sz w:val="21"/>
-              </w:rPr>
-              <w:t>量化</w:t>
+              <w:t>所以</w:t>
             </w:r>
           </w:p>
         </w:tc>
         <w:tc>
           <w:tcPr>
-            <w:tcW w:type="dxa" w:w="5270"/>
+            <w:tcW w:type="dxa" w:w="2108"/>
+          </w:tcPr>
+          <w:p>
+            <w:pPr>
+              <w:spacing w:after="0"/>
+              <w:jc w:val="center"/>
+            </w:pPr>
+            <w:r>
+              <w:rPr>
+                <w:rFonts w:ascii="Calibri" w:hAnsi="Calibri" w:eastAsia="微软雅黑"/>
+                <w:b w:val="0"/>
+                <w:color w:val="AAC4B6"/>
+                <w:sz w:val="21"/>
+              </w:rPr>
+              <w:t>它们</w:t>
+            </w:r>
+          </w:p>
+        </w:tc>
+        <w:tc>
+          <w:tcPr>
+            <w:tcW w:type="dxa" w:w="2108"/>
+          </w:tcPr>
+          <w:p>
+            <w:pPr>
+              <w:spacing w:after="0"/>
+              <w:jc w:val="center"/>
+            </w:pPr>
+            <w:r>
+              <w:rPr>
+                <w:rFonts w:ascii="Calibri" w:hAnsi="Calibri" w:eastAsia="微软雅黑"/>
+                <w:b w:val="0"/>
+                <w:color w:val="AAC4B6"/>
+                <w:sz w:val="21"/>
+              </w:rPr>
+              <w:t>无法</w:t>
+            </w:r>
+          </w:p>
+        </w:tc>
+        <w:tc>
+          <w:tcPr>
+            <w:tcW w:type="dxa" w:w="2108"/>
+          </w:tcPr>
+          <w:p>
+            <w:pPr>
+              <w:spacing w:after="0"/>
+              <w:jc w:val="center"/>
+            </w:pPr>
+            <w:r>
+              <w:rPr>
+                <w:rFonts w:ascii="Calibri" w:hAnsi="Calibri" w:eastAsia="微软雅黑"/>
+                <w:b/>
+                <w:color w:val="38BDF8"/>
+                <w:sz w:val="21"/>
+              </w:rPr>
+              <w:t>量化</w:t>
+            </w:r>
+          </w:p>
+        </w:tc>
+        <w:tc>
+          <w:tcPr>
+            <w:tcW w:type="dxa" w:w="2108"/>
           </w:tcPr>
           <w:p>
             <w:pPr>

--- a/视频/对照文本/12-文本.docx
+++ b/视频/对照文本/12-文本.docx
@@ -7637,16 +7637,17 @@
         </w:tblBorders>
       </w:tblPr>
       <w:tblGrid>
-        <w:gridCol w:w="2108"/>
-        <w:gridCol w:w="2108"/>
-        <w:gridCol w:w="2108"/>
-        <w:gridCol w:w="2108"/>
-        <w:gridCol w:w="2108"/>
+        <w:gridCol w:w="1757"/>
+        <w:gridCol w:w="1757"/>
+        <w:gridCol w:w="1757"/>
+        <w:gridCol w:w="1757"/>
+        <w:gridCol w:w="1757"/>
+        <w:gridCol w:w="1757"/>
       </w:tblGrid>
       <w:tr>
         <w:tc>
           <w:tcPr>
-            <w:tcW w:type="dxa" w:w="2108"/>
+            <w:tcW w:type="dxa" w:w="1757"/>
           </w:tcPr>
           <w:p>
             <w:pPr>
@@ -7666,7 +7667,7 @@
         </w:tc>
         <w:tc>
           <w:tcPr>
-            <w:tcW w:type="dxa" w:w="2108"/>
+            <w:tcW w:type="dxa" w:w="1757"/>
           </w:tcPr>
           <w:p>
             <w:pPr>
@@ -7686,7 +7687,7 @@
         </w:tc>
         <w:tc>
           <w:tcPr>
-            <w:tcW w:type="dxa" w:w="2108"/>
+            <w:tcW w:type="dxa" w:w="1757"/>
           </w:tcPr>
           <w:p>
             <w:pPr>
@@ -7706,7 +7707,7 @@
         </w:tc>
         <w:tc>
           <w:tcPr>
-            <w:tcW w:type="dxa" w:w="2108"/>
+            <w:tcW w:type="dxa" w:w="1757"/>
           </w:tcPr>
           <w:p>
             <w:pPr>
@@ -7726,7 +7727,7 @@
         </w:tc>
         <w:tc>
           <w:tcPr>
-            <w:tcW w:type="dxa" w:w="2108"/>
+            <w:tcW w:type="dxa" w:w="1757"/>
           </w:tcPr>
           <w:p>
             <w:pPr>
@@ -7751,15 +7752,17 @@
               </w:rPr>
               <w:t>fiercely</w:t>
             </w:r>
-            <w:r>
-              <w:rPr>
-                <w:rFonts w:ascii="Calibri" w:hAnsi="Calibri" w:eastAsia="微软雅黑"/>
-                <w:b w:val="0"/>
-                <w:color w:val="F0F7F2"/>
-                <w:sz w:val="26"/>
-              </w:rPr>
-              <w:t xml:space="preserve"> </w:t>
-            </w:r>
+          </w:p>
+        </w:tc>
+        <w:tc>
+          <w:tcPr>
+            <w:tcW w:type="dxa" w:w="1757"/>
+          </w:tcPr>
+          <w:p>
+            <w:pPr>
+              <w:spacing w:after="0"/>
+              <w:jc w:val="center"/>
+            </w:pPr>
             <w:r>
               <w:rPr>
                 <w:rFonts w:ascii="Calibri" w:hAnsi="Calibri" w:eastAsia="微软雅黑"/>
@@ -7784,7 +7787,7 @@
       <w:tr>
         <w:tc>
           <w:tcPr>
-            <w:tcW w:type="dxa" w:w="2108"/>
+            <w:tcW w:type="dxa" w:w="1757"/>
           </w:tcPr>
           <w:p>
             <w:pPr>
@@ -7804,7 +7807,7 @@
         </w:tc>
         <w:tc>
           <w:tcPr>
-            <w:tcW w:type="dxa" w:w="2108"/>
+            <w:tcW w:type="dxa" w:w="1757"/>
           </w:tcPr>
           <w:p>
             <w:pPr>
@@ -7824,7 +7827,7 @@
         </w:tc>
         <w:tc>
           <w:tcPr>
-            <w:tcW w:type="dxa" w:w="2108"/>
+            <w:tcW w:type="dxa" w:w="1757"/>
           </w:tcPr>
           <w:p>
             <w:pPr>
@@ -7844,7 +7847,7 @@
         </w:tc>
         <w:tc>
           <w:tcPr>
-            <w:tcW w:type="dxa" w:w="2108"/>
+            <w:tcW w:type="dxa" w:w="1757"/>
           </w:tcPr>
           <w:p>
             <w:pPr>
@@ -7864,7 +7867,7 @@
         </w:tc>
         <w:tc>
           <w:tcPr>
-            <w:tcW w:type="dxa" w:w="2108"/>
+            <w:tcW w:type="dxa" w:w="1757"/>
           </w:tcPr>
           <w:p>
             <w:pPr>
@@ -7898,15 +7901,17 @@
               </w:rPr>
               <w:t>极其</w:t>
             </w:r>
-            <w:r>
-              <w:rPr>
-                <w:rFonts w:ascii="Calibri" w:hAnsi="Calibri" w:eastAsia="微软雅黑"/>
-                <w:b w:val="0"/>
-                <w:color w:val="AAC4B6"/>
-                <w:sz w:val="21"/>
-              </w:rPr>
-              <w:t xml:space="preserve"> </w:t>
-            </w:r>
+          </w:p>
+        </w:tc>
+        <w:tc>
+          <w:tcPr>
+            <w:tcW w:type="dxa" w:w="1757"/>
+          </w:tcPr>
+          <w:p>
+            <w:pPr>
+              <w:spacing w:after="0"/>
+              <w:jc w:val="center"/>
+            </w:pPr>
             <w:r>
               <w:rPr>
                 <w:rFonts w:ascii="Calibri" w:hAnsi="Calibri" w:eastAsia="微软雅黑"/>
